--- a/09-通信电路/01-无线收发电路/WiFi收发电路/WiFi收发电路.docx
+++ b/09-通信电路/01-无线收发电路/WiFi收发电路/WiFi收发电路.docx
@@ -2328,6 +2328,20 @@
     </w:p>
     <w:bookmarkEnd w:id="26"/>
     <w:bookmarkEnd w:id="27"/>
+    <w:p>
+      <w:pPr>
+        <w:spacing w:before="360"/>
+        <w:jc w:val="center"/>
+      </w:pPr>
+      <w:r>
+        <w:rPr>
+          <w:rFonts w:ascii="Times New Roman" w:hAnsi="Times New Roman"/>
+          <w:color w:val="555555"/>
+          <w:sz w:val="21"/>
+        </w:rPr>
+        <w:t>材料收集者：杜文杰</w:t>
+      </w:r>
+    </w:p>
     <w:sectPr>
       <w:headerReference r:id="rId9" w:type="default"/>
       <w:footerReference r:id="rId10" w:type="default"/>

--- a/09-通信电路/01-无线收发电路/WiFi收发电路/WiFi收发电路.docx
+++ b/09-通信电路/01-无线收发电路/WiFi收发电路/WiFi收发电路.docx
@@ -1,6 +1,6 @@
 
 <file path=word/document.xml><?xml version="1.0" encoding="utf-8"?>
-<w:document xmlns:w="http://schemas.openxmlformats.org/wordprocessingml/2006/main" xmlns:m="http://schemas.openxmlformats.org/officeDocument/2006/math" xmlns:r="http://schemas.openxmlformats.org/officeDocument/2006/relationships" xmlns:o="urn:schemas-microsoft-com:office:office" xmlns:v="urn:schemas-microsoft-com:vml" xmlns:w10="urn:schemas-microsoft-com:office:word" xmlns:a="http://schemas.openxmlformats.org/drawingml/2006/main" xmlns:pic="http://schemas.openxmlformats.org/drawingml/2006/picture" xmlns:wp="http://schemas.openxmlformats.org/drawingml/2006/wordprocessingDrawing">
+<w:document xmlns:m="http://schemas.openxmlformats.org/officeDocument/2006/math" xmlns:r="http://schemas.openxmlformats.org/officeDocument/2006/relationships" xmlns:w="http://schemas.openxmlformats.org/wordprocessingml/2006/main" xmlns:o="urn:schemas-microsoft-com:office:office" xmlns:v="urn:schemas-microsoft-com:vml" xmlns:w10="urn:schemas-microsoft-com:office:word" xmlns:a="http://schemas.openxmlformats.org/drawingml/2006/main" xmlns:pic="http://schemas.openxmlformats.org/drawingml/2006/picture" xmlns:wp="http://schemas.openxmlformats.org/drawingml/2006/wordprocessingDrawing">
   <w:body>
     <w:bookmarkStart w:id="27" w:name="wifi-收发电路"/>
     <w:p>
@@ -8,11 +8,14 @@
         <w:pStyle w:val="Heading1"/>
       </w:pPr>
       <w:r>
+        <w:rPr>
+          <w:rFonts w:eastAsia="黑体"/>
+        </w:rPr>
         <w:t xml:space="preserve">WiFi </w:t>
       </w:r>
       <w:r>
         <w:rPr>
-          <w:rFonts w:hint="eastAsia"/>
+          <w:rFonts w:hint="eastAsia" w:eastAsia="黑体"/>
         </w:rPr>
         <w:t xml:space="preserve">收发电路</w:t>
       </w:r>
@@ -24,7 +27,7 @@
       </w:pPr>
       <w:r>
         <w:rPr>
-          <w:rFonts w:hint="eastAsia"/>
+          <w:rFonts w:hint="eastAsia" w:eastAsia="黑体"/>
         </w:rPr>
         <w:t xml:space="preserve">拓扑描述</w:t>
       </w:r>
@@ -35,15 +38,19 @@
       </w:pPr>
       <w:r>
         <w:rPr>
-          <w:rFonts w:hint="eastAsia"/>
+          <w:rFonts w:hint="eastAsia" w:eastAsia="黑体"/>
         </w:rPr>
         <w:t xml:space="preserve">由</w:t>
       </w:r>
       <w:r>
+        <w:rPr>
+          <w:rFonts w:eastAsia="黑体"/>
+        </w:rPr>
         <w:t xml:space="preserve"> </w:t>
       </w:r>
       <w:r>
         <w:rPr>
+          <w:rFonts w:eastAsia="黑体"/>
           <w:b/>
           <w:bCs/>
         </w:rPr>
@@ -51,7 +58,7 @@
       </w:r>
       <w:r>
         <w:rPr>
-          <w:rFonts w:hint="eastAsia"/>
+          <w:rFonts w:hint="eastAsia" w:eastAsia="黑体"/>
           <w:b/>
           <w:bCs/>
         </w:rPr>
@@ -59,6 +66,7 @@
       </w:r>
       <w:r>
         <w:rPr>
+          <w:rFonts w:eastAsia="黑体"/>
           <w:b/>
           <w:bCs/>
         </w:rPr>
@@ -66,7 +74,7 @@
       </w:r>
       <w:r>
         <w:rPr>
-          <w:rFonts w:hint="eastAsia"/>
+          <w:rFonts w:hint="eastAsia" w:eastAsia="黑体"/>
           <w:b/>
           <w:bCs/>
         </w:rPr>
@@ -74,6 +82,7 @@
       </w:r>
       <w:r>
         <w:rPr>
+          <w:rFonts w:eastAsia="黑体"/>
           <w:b/>
           <w:bCs/>
         </w:rPr>
@@ -81,18 +90,21 @@
       </w:r>
       <w:r>
         <w:rPr>
-          <w:rFonts w:hint="eastAsia"/>
+          <w:rFonts w:hint="eastAsia" w:eastAsia="黑体"/>
           <w:b/>
           <w:bCs/>
         </w:rPr>
         <w:t xml:space="preserve">SoC）U1</w:t>
       </w:r>
       <w:r>
+        <w:rPr>
+          <w:rFonts w:eastAsia="黑体"/>
+        </w:rPr>
         <w:t xml:space="preserve">、</w:t>
       </w:r>
       <w:r>
         <w:rPr>
-          <w:rFonts w:hint="eastAsia"/>
+          <w:rFonts w:hint="eastAsia" w:eastAsia="黑体"/>
           <w:b/>
           <w:bCs/>
         </w:rPr>
@@ -100,81 +112,103 @@
       </w:r>
       <w:r>
         <w:rPr>
+          <w:rFonts w:eastAsia="黑体"/>
           <w:b/>
           <w:bCs/>
         </w:rPr>
         <w:t xml:space="preserve"> Y1</w:t>
       </w:r>
       <w:r>
+        <w:rPr>
+          <w:rFonts w:eastAsia="黑体"/>
+        </w:rPr>
         <w:t xml:space="preserve">、</w:t>
       </w:r>
       <w:r>
         <w:rPr>
-          <w:rFonts w:hint="eastAsia"/>
+          <w:rFonts w:hint="eastAsia" w:eastAsia="黑体"/>
           <w:b/>
           <w:bCs/>
         </w:rPr>
         <w:t xml:space="preserve">天线及匹配网络</w:t>
       </w:r>
       <w:r>
+        <w:rPr>
+          <w:rFonts w:eastAsia="黑体"/>
+        </w:rPr>
         <w:t xml:space="preserve">、</w:t>
       </w:r>
       <w:r>
         <w:rPr>
-          <w:rFonts w:hint="eastAsia"/>
+          <w:rFonts w:hint="eastAsia" w:eastAsia="黑体"/>
           <w:b/>
           <w:bCs/>
         </w:rPr>
         <w:t xml:space="preserve">电源滤波</w:t>
       </w:r>
       <w:r>
+        <w:rPr>
+          <w:rFonts w:eastAsia="黑体"/>
+        </w:rPr>
         <w:t xml:space="preserve"> </w:t>
       </w:r>
       <w:r>
         <w:rPr>
-          <w:rFonts w:hint="eastAsia"/>
+          <w:rFonts w:hint="eastAsia" w:eastAsia="黑体"/>
         </w:rPr>
         <w:t xml:space="preserve">组成，按功能分为射频、时钟、电源与接口四类。模组内部集成基带、射频收发机、PA/LNA</w:t>
       </w:r>
       <w:r>
+        <w:rPr>
+          <w:rFonts w:eastAsia="黑体"/>
+        </w:rPr>
         <w:t xml:space="preserve"> </w:t>
       </w:r>
       <w:r>
         <w:rPr>
-          <w:rFonts w:hint="eastAsia"/>
+          <w:rFonts w:hint="eastAsia" w:eastAsia="黑体"/>
         </w:rPr>
         <w:t xml:space="preserve">和介质访问控制（MAC），外接</w:t>
       </w:r>
       <w:r>
+        <w:rPr>
+          <w:rFonts w:eastAsia="黑体"/>
+        </w:rPr>
         <w:t xml:space="preserve"> 2.4 </w:t>
       </w:r>
       <w:r>
         <w:rPr>
-          <w:rFonts w:hint="eastAsia"/>
+          <w:rFonts w:hint="eastAsia" w:eastAsia="黑体"/>
         </w:rPr>
         <w:t xml:space="preserve">GHz（或</w:t>
       </w:r>
       <w:r>
+        <w:rPr>
+          <w:rFonts w:eastAsia="黑体"/>
+        </w:rPr>
         <w:t xml:space="preserve"> 5 </w:t>
       </w:r>
       <w:r>
         <w:rPr>
-          <w:rFonts w:hint="eastAsia"/>
+          <w:rFonts w:hint="eastAsia" w:eastAsia="黑体"/>
         </w:rPr>
         <w:t xml:space="preserve">GHz）天线即可实现无线局域网通信。电路共有</w:t>
       </w:r>
       <w:r>
+        <w:rPr>
+          <w:rFonts w:eastAsia="黑体"/>
+        </w:rPr>
         <w:t xml:space="preserve"> 6 </w:t>
       </w:r>
       <w:r>
         <w:rPr>
-          <w:rFonts w:hint="eastAsia"/>
+          <w:rFonts w:hint="eastAsia" w:eastAsia="黑体"/>
         </w:rPr>
         <w:t xml:space="preserve">个关键节点：</w:t>
       </w:r>
       <w:r>
         <w:rPr>
-          <w:rFonts w:hint="eastAsia"/>
+          <w:rFonts w:hint="eastAsia" w:eastAsia="黑体"/>
           <w:b/>
           <w:bCs/>
         </w:rPr>
@@ -182,6 +216,7 @@
       </w:r>
       <w:r>
         <w:rPr>
+          <w:rFonts w:eastAsia="黑体"/>
           <w:b/>
           <w:bCs/>
         </w:rPr>
@@ -189,7 +224,7 @@
       </w:r>
       <w:r>
         <w:rPr>
-          <w:rFonts w:hint="eastAsia"/>
+          <w:rFonts w:hint="eastAsia" w:eastAsia="黑体"/>
           <w:b/>
           <w:bCs/>
         </w:rPr>
@@ -197,13 +232,13 @@
       </w:r>
       <w:r>
         <w:rPr>
-          <w:rFonts w:hint="eastAsia"/>
+          <w:rFonts w:hint="eastAsia" w:eastAsia="黑体"/>
         </w:rPr>
         <w:t xml:space="preserve">（天线与匹配网络相连）；</w:t>
       </w:r>
       <w:r>
         <w:rPr>
-          <w:rFonts w:hint="eastAsia"/>
+          <w:rFonts w:hint="eastAsia" w:eastAsia="黑体"/>
           <w:b/>
           <w:bCs/>
         </w:rPr>
@@ -211,6 +246,7 @@
       </w:r>
       <w:r>
         <w:rPr>
+          <w:rFonts w:eastAsia="黑体"/>
           <w:b/>
           <w:bCs/>
         </w:rPr>
@@ -218,7 +254,7 @@
       </w:r>
       <w:r>
         <w:rPr>
-          <w:rFonts w:hint="eastAsia"/>
+          <w:rFonts w:hint="eastAsia" w:eastAsia="黑体"/>
           <w:b/>
           <w:bCs/>
         </w:rPr>
@@ -226,22 +262,25 @@
       </w:r>
       <w:r>
         <w:rPr>
-          <w:rFonts w:hint="eastAsia"/>
+          <w:rFonts w:hint="eastAsia" w:eastAsia="黑体"/>
         </w:rPr>
         <w:t xml:space="preserve">（匹配网络与</w:t>
       </w:r>
       <w:r>
+        <w:rPr>
+          <w:rFonts w:eastAsia="黑体"/>
+        </w:rPr>
         <w:t xml:space="preserve"> U1 </w:t>
       </w:r>
       <w:r>
         <w:rPr>
-          <w:rFonts w:hint="eastAsia"/>
+          <w:rFonts w:hint="eastAsia" w:eastAsia="黑体"/>
         </w:rPr>
         <w:t xml:space="preserve">的射频脚相连）；</w:t>
       </w:r>
       <w:r>
         <w:rPr>
-          <w:rFonts w:hint="eastAsia"/>
+          <w:rFonts w:hint="eastAsia" w:eastAsia="黑体"/>
           <w:b/>
           <w:bCs/>
         </w:rPr>
@@ -249,6 +288,7 @@
       </w:r>
       <w:r>
         <w:rPr>
+          <w:rFonts w:eastAsia="黑体"/>
           <w:b/>
           <w:bCs/>
         </w:rPr>
@@ -256,7 +296,7 @@
       </w:r>
       <w:r>
         <w:rPr>
-          <w:rFonts w:hint="eastAsia"/>
+          <w:rFonts w:hint="eastAsia" w:eastAsia="黑体"/>
           <w:b/>
           <w:bCs/>
         </w:rPr>
@@ -264,31 +304,37 @@
       </w:r>
       <w:r>
         <w:rPr>
-          <w:rFonts w:hint="eastAsia"/>
+          <w:rFonts w:hint="eastAsia" w:eastAsia="黑体"/>
         </w:rPr>
         <w:t xml:space="preserve">（Y1</w:t>
       </w:r>
       <w:r>
+        <w:rPr>
+          <w:rFonts w:eastAsia="黑体"/>
+        </w:rPr>
         <w:t xml:space="preserve"> </w:t>
       </w:r>
       <w:r>
         <w:rPr>
-          <w:rFonts w:hint="eastAsia"/>
+          <w:rFonts w:hint="eastAsia" w:eastAsia="黑体"/>
         </w:rPr>
         <w:t xml:space="preserve">与</w:t>
       </w:r>
       <w:r>
+        <w:rPr>
+          <w:rFonts w:eastAsia="黑体"/>
+        </w:rPr>
         <w:t xml:space="preserve"> U1 </w:t>
       </w:r>
       <w:r>
         <w:rPr>
-          <w:rFonts w:hint="eastAsia"/>
+          <w:rFonts w:hint="eastAsia" w:eastAsia="黑体"/>
         </w:rPr>
         <w:t xml:space="preserve">的晶振脚相连）；</w:t>
       </w:r>
       <w:r>
         <w:rPr>
-          <w:rFonts w:hint="eastAsia"/>
+          <w:rFonts w:hint="eastAsia" w:eastAsia="黑体"/>
           <w:b/>
           <w:bCs/>
         </w:rPr>
@@ -296,6 +342,7 @@
       </w:r>
       <w:r>
         <w:rPr>
+          <w:rFonts w:eastAsia="黑体"/>
           <w:b/>
           <w:bCs/>
         </w:rPr>
@@ -303,7 +350,7 @@
       </w:r>
       <w:r>
         <w:rPr>
-          <w:rFonts w:hint="eastAsia"/>
+          <w:rFonts w:hint="eastAsia" w:eastAsia="黑体"/>
           <w:b/>
           <w:bCs/>
         </w:rPr>
@@ -311,31 +358,37 @@
       </w:r>
       <w:r>
         <w:rPr>
-          <w:rFonts w:hint="eastAsia"/>
+          <w:rFonts w:hint="eastAsia" w:eastAsia="黑体"/>
         </w:rPr>
         <w:t xml:space="preserve">（U1</w:t>
       </w:r>
       <w:r>
+        <w:rPr>
+          <w:rFonts w:eastAsia="黑体"/>
+        </w:rPr>
         <w:t xml:space="preserve"> </w:t>
       </w:r>
       <w:r>
         <w:rPr>
-          <w:rFonts w:hint="eastAsia"/>
+          <w:rFonts w:hint="eastAsia" w:eastAsia="黑体"/>
         </w:rPr>
         <w:t xml:space="preserve">的</w:t>
       </w:r>
       <w:r>
+        <w:rPr>
+          <w:rFonts w:eastAsia="黑体"/>
+        </w:rPr>
         <w:t xml:space="preserve"> UART/SPI/SDIO </w:t>
       </w:r>
       <w:r>
         <w:rPr>
-          <w:rFonts w:hint="eastAsia"/>
+          <w:rFonts w:hint="eastAsia" w:eastAsia="黑体"/>
         </w:rPr>
         <w:t xml:space="preserve">接口与主控相连）；</w:t>
       </w:r>
       <w:r>
         <w:rPr>
-          <w:rFonts w:hint="eastAsia"/>
+          <w:rFonts w:hint="eastAsia" w:eastAsia="黑体"/>
           <w:b/>
           <w:bCs/>
         </w:rPr>
@@ -343,6 +396,7 @@
       </w:r>
       <w:r>
         <w:rPr>
+          <w:rFonts w:eastAsia="黑体"/>
           <w:b/>
           <w:bCs/>
         </w:rPr>
@@ -350,7 +404,7 @@
       </w:r>
       <w:r>
         <w:rPr>
-          <w:rFonts w:hint="eastAsia"/>
+          <w:rFonts w:hint="eastAsia" w:eastAsia="黑体"/>
           <w:b/>
           <w:bCs/>
         </w:rPr>
@@ -358,6 +412,7 @@
       </w:r>
       <w:r>
         <w:rPr>
+          <w:rFonts w:eastAsia="黑体"/>
           <w:b/>
           <w:bCs/>
         </w:rPr>
@@ -365,13 +420,13 @@
       </w:r>
       <w:r>
         <w:rPr>
-          <w:rFonts w:hint="eastAsia"/>
+          <w:rFonts w:hint="eastAsia" w:eastAsia="黑体"/>
         </w:rPr>
         <w:t xml:space="preserve">；</w:t>
       </w:r>
       <w:r>
         <w:rPr>
-          <w:rFonts w:hint="eastAsia"/>
+          <w:rFonts w:hint="eastAsia" w:eastAsia="黑体"/>
           <w:b/>
           <w:bCs/>
         </w:rPr>
@@ -379,6 +434,7 @@
       </w:r>
       <w:r>
         <w:rPr>
+          <w:rFonts w:eastAsia="黑体"/>
           <w:b/>
           <w:bCs/>
         </w:rPr>
@@ -386,7 +442,7 @@
       </w:r>
       <w:r>
         <w:rPr>
-          <w:rFonts w:hint="eastAsia"/>
+          <w:rFonts w:hint="eastAsia" w:eastAsia="黑体"/>
           <w:b/>
           <w:bCs/>
         </w:rPr>
@@ -394,12 +450,16 @@
       </w:r>
       <w:r>
         <w:rPr>
+          <w:rFonts w:eastAsia="黑体"/>
           <w:b/>
           <w:bCs/>
         </w:rPr>
         <w:t xml:space="preserve"> GND</w:t>
       </w:r>
       <w:r>
+        <w:rPr>
+          <w:rFonts w:eastAsia="黑体"/>
+        </w:rPr>
         <w:t xml:space="preserve">。</w:t>
       </w:r>
     </w:p>
@@ -407,13 +467,13 @@
       <w:pPr/>
       <w:r>
         <w:rPr>
-          <w:rFonts w:hint="eastAsia"/>
+          <w:rFonts w:hint="eastAsia" w:eastAsia="黑体"/>
         </w:rPr>
         <w:t xml:space="preserve">各元件管脚连接：</w:t>
       </w:r>
       <w:r>
         <w:rPr>
-          <w:rFonts w:hint="eastAsia"/>
+          <w:rFonts w:hint="eastAsia" w:eastAsia="黑体"/>
           <w:b/>
           <w:bCs/>
         </w:rPr>
@@ -421,13 +481,13 @@
       </w:r>
       <w:r>
         <w:rPr>
-          <w:rFonts w:hint="eastAsia"/>
+          <w:rFonts w:hint="eastAsia" w:eastAsia="黑体"/>
         </w:rPr>
         <w:t xml:space="preserve">的馈电端接节点①；</w:t>
       </w:r>
       <w:r>
         <w:rPr>
-          <w:rFonts w:hint="eastAsia"/>
+          <w:rFonts w:hint="eastAsia" w:eastAsia="黑体"/>
           <w:b/>
           <w:bCs/>
         </w:rPr>
@@ -435,90 +495,113 @@
       </w:r>
       <w:r>
         <w:rPr>
-          <w:rFonts w:hint="eastAsia"/>
+          <w:rFonts w:hint="eastAsia" w:eastAsia="黑体"/>
         </w:rPr>
         <w:t xml:space="preserve">一端接节点①、另一端接节点②，且尽量贴近</w:t>
       </w:r>
       <w:r>
+        <w:rPr>
+          <w:rFonts w:eastAsia="黑体"/>
+        </w:rPr>
         <w:t xml:space="preserve"> U1 </w:t>
       </w:r>
       <w:r>
         <w:rPr>
-          <w:rFonts w:hint="eastAsia"/>
+          <w:rFonts w:hint="eastAsia" w:eastAsia="黑体"/>
         </w:rPr>
         <w:t xml:space="preserve">的射频脚；</w:t>
       </w:r>
       <w:r>
         <w:rPr>
+          <w:rFonts w:eastAsia="黑体"/>
           <w:b/>
           <w:bCs/>
         </w:rPr>
         <w:t xml:space="preserve">U1</w:t>
       </w:r>
       <w:r>
+        <w:rPr>
+          <w:rFonts w:eastAsia="黑体"/>
+        </w:rPr>
         <w:t xml:space="preserve"> </w:t>
       </w:r>
       <w:r>
         <w:rPr>
-          <w:rFonts w:hint="eastAsia"/>
+          <w:rFonts w:hint="eastAsia" w:eastAsia="黑体"/>
         </w:rPr>
         <w:t xml:space="preserve">的射频脚（RF）接节点②，晶振脚（XTAL）接节点③，数据/接口脚（如</w:t>
       </w:r>
       <w:r>
+        <w:rPr>
+          <w:rFonts w:eastAsia="黑体"/>
+        </w:rPr>
         <w:t xml:space="preserve"> UART_TX/RX、SPI </w:t>
       </w:r>
       <w:r>
         <w:rPr>
-          <w:rFonts w:hint="eastAsia"/>
+          <w:rFonts w:hint="eastAsia" w:eastAsia="黑体"/>
         </w:rPr>
         <w:t xml:space="preserve">或</w:t>
       </w:r>
       <w:r>
+        <w:rPr>
+          <w:rFonts w:eastAsia="黑体"/>
+        </w:rPr>
         <w:t xml:space="preserve"> </w:t>
       </w:r>
       <w:r>
         <w:rPr>
-          <w:rFonts w:hint="eastAsia"/>
+          <w:rFonts w:hint="eastAsia" w:eastAsia="黑体"/>
         </w:rPr>
         <w:t xml:space="preserve">SDIO）接节点④，电源脚（VDD、PA</w:t>
       </w:r>
       <w:r>
+        <w:rPr>
+          <w:rFonts w:eastAsia="黑体"/>
+        </w:rPr>
         <w:t xml:space="preserve"> </w:t>
       </w:r>
       <w:r>
         <w:rPr>
-          <w:rFonts w:hint="eastAsia"/>
+          <w:rFonts w:hint="eastAsia" w:eastAsia="黑体"/>
         </w:rPr>
         <w:t xml:space="preserve">供电）接节点⑤、地脚</w:t>
       </w:r>
       <w:r>
+        <w:rPr>
+          <w:rFonts w:eastAsia="黑体"/>
+        </w:rPr>
         <w:t xml:space="preserve"> GND </w:t>
       </w:r>
       <w:r>
         <w:rPr>
-          <w:rFonts w:hint="eastAsia"/>
+          <w:rFonts w:hint="eastAsia" w:eastAsia="黑体"/>
         </w:rPr>
         <w:t xml:space="preserve">接节点⑥；</w:t>
       </w:r>
       <w:r>
         <w:rPr>
+          <w:rFonts w:eastAsia="黑体"/>
           <w:b/>
           <w:bCs/>
         </w:rPr>
         <w:t xml:space="preserve">Y1</w:t>
       </w:r>
       <w:r>
+        <w:rPr>
+          <w:rFonts w:eastAsia="黑体"/>
+        </w:rPr>
         <w:t xml:space="preserve"> </w:t>
       </w:r>
       <w:r>
         <w:rPr>
-          <w:rFonts w:hint="eastAsia"/>
+          <w:rFonts w:hint="eastAsia" w:eastAsia="黑体"/>
         </w:rPr>
         <w:t xml:space="preserve">两端分别接节点③与负载电容（或地）；</w:t>
       </w:r>
       <w:r>
         <w:rPr>
-          <w:rFonts w:hint="eastAsia"/>
+          <w:rFonts w:hint="eastAsia" w:eastAsia="黑体"/>
           <w:b/>
           <w:bCs/>
         </w:rPr>
@@ -526,7 +609,7 @@
       </w:r>
       <w:r>
         <w:rPr>
-          <w:rFonts w:hint="eastAsia"/>
+          <w:rFonts w:hint="eastAsia" w:eastAsia="黑体"/>
         </w:rPr>
         <w:t xml:space="preserve">跨接在节点⑤与⑥之间，减小发射时功率波动。</w:t>
       </w:r>
@@ -535,34 +618,43 @@
       <w:pPr/>
       <w:r>
         <w:rPr>
-          <w:rFonts w:hint="eastAsia"/>
+          <w:rFonts w:hint="eastAsia" w:eastAsia="黑体"/>
         </w:rPr>
         <w:t xml:space="preserve">由此构成”数字数据经模组基带</w:t>
       </w:r>
       <w:r>
+        <w:rPr>
+          <w:rFonts w:eastAsia="黑体"/>
+        </w:rPr>
         <w:t xml:space="preserve"> OFDM </w:t>
       </w:r>
       <w:r>
         <w:rPr>
-          <w:rFonts w:hint="eastAsia"/>
+          <w:rFonts w:hint="eastAsia" w:eastAsia="黑体"/>
         </w:rPr>
         <w:t xml:space="preserve">调制、上变频放大后经匹配网络辐射出</w:t>
       </w:r>
       <w:r>
+        <w:rPr>
+          <w:rFonts w:eastAsia="黑体"/>
+        </w:rPr>
         <w:t xml:space="preserve"> 2.4/5 GHz </w:t>
       </w:r>
       <w:r>
         <w:rPr>
-          <w:rFonts w:hint="eastAsia"/>
+          <w:rFonts w:hint="eastAsia" w:eastAsia="黑体"/>
         </w:rPr>
         <w:t xml:space="preserve">信号，接收时反向解调”的</w:t>
       </w:r>
       <w:r>
+        <w:rPr>
+          <w:rFonts w:eastAsia="黑体"/>
+        </w:rPr>
         <w:t xml:space="preserve"> IEEE 802.11 </w:t>
       </w:r>
       <w:r>
         <w:rPr>
-          <w:rFonts w:hint="eastAsia"/>
+          <w:rFonts w:hint="eastAsia" w:eastAsia="黑体"/>
         </w:rPr>
         <w:t xml:space="preserve">短距离高速无线局域网收发组态。</w:t>
       </w:r>
@@ -575,7 +667,7 @@
       </w:pPr>
       <w:r>
         <w:rPr>
-          <w:rFonts w:hint="eastAsia"/>
+          <w:rFonts w:hint="eastAsia" w:eastAsia="黑体"/>
         </w:rPr>
         <w:t xml:space="preserve">工作原理</w:t>
       </w:r>
@@ -586,34 +678,43 @@
       </w:pPr>
       <w:r>
         <w:rPr>
-          <w:rFonts w:hint="eastAsia"/>
+          <w:rFonts w:hint="eastAsia" w:eastAsia="黑体"/>
         </w:rPr>
         <w:t xml:space="preserve">芯片采用</w:t>
       </w:r>
       <w:r>
+        <w:rPr>
+          <w:rFonts w:eastAsia="黑体"/>
+        </w:rPr>
         <w:t xml:space="preserve"> </w:t>
       </w:r>
       <w:r>
         <w:rPr>
-          <w:rFonts w:hint="eastAsia"/>
+          <w:rFonts w:hint="eastAsia" w:eastAsia="黑体"/>
         </w:rPr>
         <w:t xml:space="preserve">OFDM（正交频分复用）把高速数据分配到多个正交子载波上并行传输，配合</w:t>
       </w:r>
       <w:r>
+        <w:rPr>
+          <w:rFonts w:eastAsia="黑体"/>
+        </w:rPr>
         <w:t xml:space="preserve"> </w:t>
       </w:r>
       <w:r>
         <w:rPr>
-          <w:rFonts w:hint="eastAsia"/>
+          <w:rFonts w:hint="eastAsia" w:eastAsia="黑体"/>
         </w:rPr>
         <w:t xml:space="preserve">MIMO/波束成形提升吞吐量。收发在时分双工（TDD）下共享同一信道，通过</w:t>
       </w:r>
       <w:r>
+        <w:rPr>
+          <w:rFonts w:eastAsia="黑体"/>
+        </w:rPr>
         <w:t xml:space="preserve"> CSMA/CA </w:t>
       </w:r>
       <w:r>
         <w:rPr>
-          <w:rFonts w:hint="eastAsia"/>
+          <w:rFonts w:hint="eastAsia" w:eastAsia="黑体"/>
         </w:rPr>
         <w:t xml:space="preserve">机制竞争信道接入。</w:t>
       </w:r>
@@ -626,7 +727,7 @@
       </w:pPr>
       <w:r>
         <w:rPr>
-          <w:rFonts w:hint="eastAsia"/>
+          <w:rFonts w:hint="eastAsia" w:eastAsia="黑体"/>
         </w:rPr>
         <w:t xml:space="preserve">关键计算公式</w:t>
       </w:r>
@@ -640,7 +741,7 @@
       </w:pPr>
       <w:r>
         <w:rPr>
-          <w:rFonts w:hint="eastAsia"/>
+          <w:rFonts w:hint="eastAsia" w:eastAsia="黑体"/>
         </w:rPr>
         <w:t xml:space="preserve">信道数据率（香农容量上界，</w:t>
       </w:r>
@@ -653,11 +754,14 @@
         </m:r>
       </m:oMath>
       <w:r>
+        <w:rPr>
+          <w:rFonts w:eastAsia="黑体"/>
+        </w:rPr>
         <w:t xml:space="preserve"> </w:t>
       </w:r>
       <w:r>
         <w:rPr>
-          <w:rFonts w:hint="eastAsia"/>
+          <w:rFonts w:hint="eastAsia" w:eastAsia="黑体"/>
         </w:rPr>
         <w:t xml:space="preserve">带宽、</w:t>
       </w:r>
@@ -673,11 +777,14 @@
         </m:r>
       </m:oMath>
       <w:r>
+        <w:rPr>
+          <w:rFonts w:eastAsia="黑体"/>
+        </w:rPr>
         <w:t xml:space="preserve"> </w:t>
       </w:r>
       <w:r>
         <w:rPr>
-          <w:rFonts w:hint="eastAsia"/>
+          <w:rFonts w:hint="eastAsia" w:eastAsia="黑体"/>
         </w:rPr>
         <w:t xml:space="preserve">信噪比）：</w:t>
       </w:r>
@@ -770,7 +877,7 @@
       </w:pPr>
       <w:r>
         <w:rPr>
-          <w:rFonts w:hint="eastAsia"/>
+          <w:rFonts w:hint="eastAsia" w:eastAsia="黑体"/>
         </w:rPr>
         <w:t xml:space="preserve">自由空间路径损耗：</w:t>
       </w:r>
@@ -917,7 +1024,7 @@
       </w:pPr>
       <w:r>
         <w:rPr>
-          <w:rFonts w:hint="eastAsia"/>
+          <w:rFonts w:hint="eastAsia" w:eastAsia="黑体"/>
         </w:rPr>
         <w:t xml:space="preserve">接收灵敏度：</w:t>
       </w:r>
@@ -1046,16 +1153,19 @@
       </w:pPr>
       <w:r>
         <w:rPr>
-          <w:rFonts w:hint="eastAsia"/>
+          <w:rFonts w:hint="eastAsia" w:eastAsia="黑体"/>
         </w:rPr>
         <w:t xml:space="preserve">发射功率与</w:t>
       </w:r>
       <w:r>
+        <w:rPr>
+          <w:rFonts w:eastAsia="黑体"/>
+        </w:rPr>
         <w:t xml:space="preserve"> EIRP </w:t>
       </w:r>
       <w:r>
         <w:rPr>
-          <w:rFonts w:hint="eastAsia"/>
+          <w:rFonts w:hint="eastAsia" w:eastAsia="黑体"/>
         </w:rPr>
         <w:t xml:space="preserve">关系：</w:t>
       </w:r>
@@ -1191,7 +1301,7 @@
             </w:pPr>
             <w:r>
               <w:rPr>
-                <w:rFonts w:hint="eastAsia"/>
+                <w:rFonts w:hint="eastAsia" w:eastAsia="黑体"/>
               </w:rPr>
               <w:t xml:space="preserve">符号</w:t>
             </w:r>
@@ -1205,7 +1315,7 @@
             </w:pPr>
             <w:r>
               <w:rPr>
-                <w:rFonts w:hint="eastAsia"/>
+                <w:rFonts w:hint="eastAsia" w:eastAsia="黑体"/>
               </w:rPr>
               <w:t xml:space="preserve">含义</w:t>
             </w:r>
@@ -1219,7 +1329,7 @@
             </w:pPr>
             <w:r>
               <w:rPr>
-                <w:rFonts w:hint="eastAsia"/>
+                <w:rFonts w:hint="eastAsia" w:eastAsia="黑体"/>
               </w:rPr>
               <w:t xml:space="preserve">单位</w:t>
             </w:r>
@@ -1239,6 +1349,9 @@
               </m:r>
             </m:oMath>
             <w:r>
+              <w:rPr>
+                <w:rFonts w:eastAsia="黑体"/>
+              </w:rPr>
               <w:t xml:space="preserve">​</w:t>
             </w:r>
           </w:p>
@@ -1251,7 +1364,7 @@
             </w:pPr>
             <w:r>
               <w:rPr>
-                <w:rFonts w:hint="eastAsia"/>
+                <w:rFonts w:hint="eastAsia" w:eastAsia="黑体"/>
               </w:rPr>
               <w:t xml:space="preserve">信道容量</w:t>
             </w:r>
@@ -1264,6 +1377,9 @@
               <w:pStyle w:val="Compact"/>
             </w:pPr>
             <w:r>
+              <w:rPr>
+                <w:rFonts w:eastAsia="黑体"/>
+              </w:rPr>
               <w:t xml:space="preserve">bit/s</w:t>
             </w:r>
           </w:p>
@@ -1285,6 +1401,9 @@
               </m:r>
             </m:oMath>
             <w:r>
+              <w:rPr>
+                <w:rFonts w:eastAsia="黑体"/>
+              </w:rPr>
               <w:t xml:space="preserve">​</w:t>
             </w:r>
           </w:p>
@@ -1297,7 +1416,7 @@
             </w:pPr>
             <w:r>
               <w:rPr>
-                <w:rFonts w:hint="eastAsia"/>
+                <w:rFonts w:hint="eastAsia" w:eastAsia="黑体"/>
               </w:rPr>
               <w:t xml:space="preserve">信道带宽</w:t>
             </w:r>
@@ -1310,6 +1429,9 @@
               <w:pStyle w:val="Compact"/>
             </w:pPr>
             <w:r>
+              <w:rPr>
+                <w:rFonts w:eastAsia="黑体"/>
+              </w:rPr>
               <w:t xml:space="preserve">Hz</w:t>
             </w:r>
           </w:p>
@@ -1334,6 +1456,9 @@
               </m:r>
             </m:oMath>
             <w:r>
+              <w:rPr>
+                <w:rFonts w:eastAsia="黑体"/>
+              </w:rPr>
               <w:t xml:space="preserve">​</w:t>
             </w:r>
           </w:p>
@@ -1346,7 +1471,7 @@
             </w:pPr>
             <w:r>
               <w:rPr>
-                <w:rFonts w:hint="eastAsia"/>
+                <w:rFonts w:hint="eastAsia" w:eastAsia="黑体"/>
               </w:rPr>
               <w:t xml:space="preserve">信噪比</w:t>
             </w:r>
@@ -1360,7 +1485,7 @@
             </w:pPr>
             <w:r>
               <w:rPr>
-                <w:rFonts w:hint="eastAsia"/>
+                <w:rFonts w:hint="eastAsia" w:eastAsia="黑体"/>
               </w:rPr>
               <w:t xml:space="preserve">无量纲（线性）</w:t>
             </w:r>
@@ -1389,6 +1514,9 @@
               </m:r>
             </m:oMath>
             <w:r>
+              <w:rPr>
+                <w:rFonts w:eastAsia="黑体"/>
+              </w:rPr>
               <w:t xml:space="preserve">​</w:t>
             </w:r>
           </w:p>
@@ -1401,7 +1529,7 @@
             </w:pPr>
             <w:r>
               <w:rPr>
-                <w:rFonts w:hint="eastAsia"/>
+                <w:rFonts w:hint="eastAsia" w:eastAsia="黑体"/>
               </w:rPr>
               <w:t xml:space="preserve">等效全向辐射功率</w:t>
             </w:r>
@@ -1414,6 +1542,9 @@
               <w:pStyle w:val="Compact"/>
             </w:pPr>
             <w:r>
+              <w:rPr>
+                <w:rFonts w:eastAsia="黑体"/>
+              </w:rPr>
               <w:t xml:space="preserve">dBm</w:t>
             </w:r>
           </w:p>
@@ -1447,6 +1578,9 @@
               </m:sSub>
             </m:oMath>
             <w:r>
+              <w:rPr>
+                <w:rFonts w:eastAsia="黑体"/>
+              </w:rPr>
               <w:t xml:space="preserve">​</w:t>
             </w:r>
           </w:p>
@@ -1459,7 +1593,7 @@
             </w:pPr>
             <w:r>
               <w:rPr>
-                <w:rFonts w:hint="eastAsia"/>
+                <w:rFonts w:hint="eastAsia" w:eastAsia="黑体"/>
               </w:rPr>
               <w:t xml:space="preserve">天线增益</w:t>
             </w:r>
@@ -1472,6 +1606,9 @@
               <w:pStyle w:val="Compact"/>
             </w:pPr>
             <w:r>
+              <w:rPr>
+                <w:rFonts w:eastAsia="黑体"/>
+              </w:rPr>
               <w:t xml:space="preserve">dBi</w:t>
             </w:r>
           </w:p>
@@ -1486,7 +1623,7 @@
       </w:pPr>
       <w:r>
         <w:rPr>
-          <w:rFonts w:hint="eastAsia"/>
+          <w:rFonts w:hint="eastAsia" w:eastAsia="黑体"/>
         </w:rPr>
         <w:t xml:space="preserve">元件调整影响</w:t>
       </w:r>
@@ -1501,7 +1638,7 @@
       </w:pPr>
       <w:r>
         <w:rPr>
-          <w:rFonts w:hint="eastAsia"/>
+          <w:rFonts w:hint="eastAsia" w:eastAsia="黑体"/>
           <w:b/>
           <w:bCs/>
         </w:rPr>
@@ -1509,6 +1646,7 @@
       </w:r>
       <w:r>
         <w:rPr>
+          <w:rFonts w:eastAsia="黑体"/>
           <w:b/>
           <w:bCs/>
         </w:rPr>
@@ -1516,21 +1654,27 @@
       </w:r>
       <w:r>
         <w:rPr>
-          <w:rFonts w:hint="eastAsia"/>
+          <w:rFonts w:hint="eastAsia" w:eastAsia="黑体"/>
           <w:b/>
           <w:bCs/>
         </w:rPr>
         <w:t xml:space="preserve">MHz）</w:t>
       </w:r>
       <w:r>
+        <w:rPr>
+          <w:rFonts w:eastAsia="黑体"/>
+        </w:rPr>
         <w:t xml:space="preserve"> </w:t>
       </w:r>
       <w:r>
+        <w:rPr>
+          <w:rFonts w:eastAsia="黑体"/>
+        </w:rPr>
         <w:t xml:space="preserve">→ </w:t>
       </w:r>
       <w:r>
         <w:rPr>
-          <w:rFonts w:hint="eastAsia"/>
+          <w:rFonts w:hint="eastAsia" w:eastAsia="黑体"/>
         </w:rPr>
         <w:t xml:space="preserve">吞吐量提升，但灵敏度下降、抗干扰变差。</w:t>
       </w:r>
@@ -1545,30 +1689,39 @@
       </w:pPr>
       <w:r>
         <w:rPr>
-          <w:rFonts w:hint="eastAsia"/>
+          <w:rFonts w:hint="eastAsia" w:eastAsia="黑体"/>
           <w:b/>
           <w:bCs/>
         </w:rPr>
         <w:t xml:space="preserve">天线增益增大</w:t>
       </w:r>
       <w:r>
+        <w:rPr>
+          <w:rFonts w:eastAsia="黑体"/>
+        </w:rPr>
         <w:t xml:space="preserve"> </w:t>
       </w:r>
       <w:r>
+        <w:rPr>
+          <w:rFonts w:eastAsia="黑体"/>
+        </w:rPr>
         <w:t xml:space="preserve">→ </w:t>
       </w:r>
       <w:r>
         <w:rPr>
-          <w:rFonts w:hint="eastAsia"/>
+          <w:rFonts w:hint="eastAsia" w:eastAsia="黑体"/>
         </w:rPr>
         <w:t xml:space="preserve">有效辐射功率与接收能力提升，但需满足</w:t>
       </w:r>
       <w:r>
+        <w:rPr>
+          <w:rFonts w:eastAsia="黑体"/>
+        </w:rPr>
         <w:t xml:space="preserve"> EIRP </w:t>
       </w:r>
       <w:r>
         <w:rPr>
-          <w:rFonts w:hint="eastAsia"/>
+          <w:rFonts w:hint="eastAsia" w:eastAsia="黑体"/>
         </w:rPr>
         <w:t xml:space="preserve">法规限制。</w:t>
       </w:r>
@@ -1583,30 +1736,39 @@
       </w:pPr>
       <w:r>
         <w:rPr>
-          <w:rFonts w:hint="eastAsia"/>
+          <w:rFonts w:hint="eastAsia" w:eastAsia="黑体"/>
           <w:b/>
           <w:bCs/>
         </w:rPr>
         <w:t xml:space="preserve">晶振精度变差</w:t>
       </w:r>
       <w:r>
+        <w:rPr>
+          <w:rFonts w:eastAsia="黑体"/>
+        </w:rPr>
         <w:t xml:space="preserve"> </w:t>
       </w:r>
       <w:r>
+        <w:rPr>
+          <w:rFonts w:eastAsia="黑体"/>
+        </w:rPr>
         <w:t xml:space="preserve">→ </w:t>
       </w:r>
       <w:r>
         <w:rPr>
-          <w:rFonts w:hint="eastAsia"/>
+          <w:rFonts w:hint="eastAsia" w:eastAsia="黑体"/>
         </w:rPr>
         <w:t xml:space="preserve">频偏增大，OFDM</w:t>
       </w:r>
       <w:r>
+        <w:rPr>
+          <w:rFonts w:eastAsia="黑体"/>
+        </w:rPr>
         <w:t xml:space="preserve"> </w:t>
       </w:r>
       <w:r>
         <w:rPr>
-          <w:rFonts w:hint="eastAsia"/>
+          <w:rFonts w:hint="eastAsia" w:eastAsia="黑体"/>
         </w:rPr>
         <w:t xml:space="preserve">子载波正交性被破坏，误码率上升。</w:t>
       </w:r>
@@ -1621,21 +1783,27 @@
       </w:pPr>
       <w:r>
         <w:rPr>
-          <w:rFonts w:hint="eastAsia"/>
+          <w:rFonts w:hint="eastAsia" w:eastAsia="黑体"/>
           <w:b/>
           <w:bCs/>
         </w:rPr>
         <w:t xml:space="preserve">匹配网络失配</w:t>
       </w:r>
       <w:r>
+        <w:rPr>
+          <w:rFonts w:eastAsia="黑体"/>
+        </w:rPr>
         <w:t xml:space="preserve"> </w:t>
       </w:r>
       <w:r>
+        <w:rPr>
+          <w:rFonts w:eastAsia="黑体"/>
+        </w:rPr>
         <w:t xml:space="preserve">→ </w:t>
       </w:r>
       <w:r>
         <w:rPr>
-          <w:rFonts w:hint="eastAsia"/>
+          <w:rFonts w:hint="eastAsia" w:eastAsia="黑体"/>
         </w:rPr>
         <w:t xml:space="preserve">反射损耗增大，距离缩短、发热增加。</w:t>
       </w:r>
@@ -1650,21 +1818,27 @@
       </w:pPr>
       <w:r>
         <w:rPr>
-          <w:rFonts w:hint="eastAsia"/>
+          <w:rFonts w:hint="eastAsia" w:eastAsia="黑体"/>
           <w:b/>
           <w:bCs/>
         </w:rPr>
         <w:t xml:space="preserve">模块供电纹波大</w:t>
       </w:r>
       <w:r>
+        <w:rPr>
+          <w:rFonts w:eastAsia="黑体"/>
+        </w:rPr>
         <w:t xml:space="preserve"> </w:t>
       </w:r>
       <w:r>
+        <w:rPr>
+          <w:rFonts w:eastAsia="黑体"/>
+        </w:rPr>
         <w:t xml:space="preserve">→ </w:t>
       </w:r>
       <w:r>
         <w:rPr>
-          <w:rFonts w:hint="eastAsia"/>
+          <w:rFonts w:hint="eastAsia" w:eastAsia="黑体"/>
         </w:rPr>
         <w:t xml:space="preserve">发射时功率波动，出现丢包。</w:t>
       </w:r>
@@ -1677,7 +1851,7 @@
       </w:pPr>
       <w:r>
         <w:rPr>
-          <w:rFonts w:hint="eastAsia"/>
+          <w:rFonts w:hint="eastAsia" w:eastAsia="黑体"/>
         </w:rPr>
         <w:t xml:space="preserve">典型参数示例</w:t>
       </w:r>
@@ -1692,11 +1866,14 @@
       </w:pPr>
       <w:r>
         <w:rPr>
-          <w:rFonts w:hint="eastAsia"/>
+          <w:rFonts w:hint="eastAsia" w:eastAsia="黑体"/>
         </w:rPr>
         <w:t xml:space="preserve">取</w:t>
       </w:r>
       <w:r>
+        <w:rPr>
+          <w:rFonts w:eastAsia="黑体"/>
+        </w:rPr>
         <w:t xml:space="preserve"> </w:t>
       </w:r>
       <m:oMath>
@@ -1727,6 +1904,9 @@
         </m:r>
       </m:oMath>
       <w:r>
+        <w:rPr>
+          <w:rFonts w:eastAsia="黑体"/>
+        </w:rPr>
         <w:t xml:space="preserve">、</w:t>
       </w:r>
       <m:oMath>
@@ -1751,16 +1931,19 @@
       </m:oMath>
       <w:r>
         <w:rPr>
-          <w:rFonts w:hint="eastAsia"/>
+          <w:rFonts w:hint="eastAsia" w:eastAsia="黑体"/>
         </w:rPr>
         <w:t xml:space="preserve">（20</w:t>
       </w:r>
       <w:r>
+        <w:rPr>
+          <w:rFonts w:eastAsia="黑体"/>
+        </w:rPr>
         <w:t xml:space="preserve"> </w:t>
       </w:r>
       <w:r>
         <w:rPr>
-          <w:rFonts w:hint="eastAsia"/>
+          <w:rFonts w:hint="eastAsia" w:eastAsia="黑体"/>
         </w:rPr>
         <w:t xml:space="preserve">dB）：</w:t>
       </w:r>
@@ -1852,6 +2035,9 @@
         </m:r>
       </m:oMath>
       <w:r>
+        <w:rPr>
+          <w:rFonts w:eastAsia="黑体"/>
+        </w:rPr>
         <w:t xml:space="preserve">。</w:t>
       </w:r>
     </w:p>
@@ -1865,11 +2051,14 @@
       </w:pPr>
       <w:r>
         <w:rPr>
-          <w:rFonts w:hint="eastAsia"/>
+          <w:rFonts w:hint="eastAsia" w:eastAsia="黑体"/>
         </w:rPr>
         <w:t xml:space="preserve">取</w:t>
       </w:r>
       <w:r>
+        <w:rPr>
+          <w:rFonts w:eastAsia="黑体"/>
+        </w:rPr>
         <w:t xml:space="preserve"> </w:t>
       </w:r>
       <m:oMath>
@@ -1898,11 +2087,14 @@
       </m:oMath>
       <w:r>
         <w:rPr>
-          <w:rFonts w:hint="eastAsia"/>
+          <w:rFonts w:hint="eastAsia" w:eastAsia="黑体"/>
         </w:rPr>
         <w:t xml:space="preserve">（即</w:t>
       </w:r>
       <w:r>
+        <w:rPr>
+          <w:rFonts w:eastAsia="黑体"/>
+        </w:rPr>
         <w:t xml:space="preserve"> </w:t>
       </w:r>
       <m:oMath>
@@ -1922,7 +2114,7 @@
       </m:oMath>
       <w:r>
         <w:rPr>
-          <w:rFonts w:hint="eastAsia"/>
+          <w:rFonts w:hint="eastAsia" w:eastAsia="黑体"/>
         </w:rPr>
         <w:t xml:space="preserve">）、</w:t>
       </w:r>
@@ -1952,11 +2144,14 @@
       </m:oMath>
       <w:r>
         <w:rPr>
-          <w:rFonts w:hint="eastAsia"/>
+          <w:rFonts w:hint="eastAsia" w:eastAsia="黑体"/>
         </w:rPr>
         <w:t xml:space="preserve">（即</w:t>
       </w:r>
       <w:r>
+        <w:rPr>
+          <w:rFonts w:eastAsia="黑体"/>
+        </w:rPr>
         <w:t xml:space="preserve"> </w:t>
       </w:r>
       <m:oMath>
@@ -1976,7 +2171,7 @@
       </m:oMath>
       <w:r>
         <w:rPr>
-          <w:rFonts w:hint="eastAsia"/>
+          <w:rFonts w:hint="eastAsia" w:eastAsia="黑体"/>
         </w:rPr>
         <w:t xml:space="preserve">）：</w:t>
       </w:r>
@@ -2095,6 +2290,9 @@
         </m:r>
       </m:oMath>
       <w:r>
+        <w:rPr>
+          <w:rFonts w:eastAsia="黑体"/>
+        </w:rPr>
         <w:t xml:space="preserve">。</w:t>
       </w:r>
     </w:p>
@@ -2106,7 +2304,7 @@
       </w:pPr>
       <w:r>
         <w:rPr>
-          <w:rFonts w:hint="eastAsia"/>
+          <w:rFonts w:hint="eastAsia" w:eastAsia="黑体"/>
         </w:rPr>
         <w:t xml:space="preserve">常见器件型号</w:t>
       </w:r>
@@ -2121,7 +2319,7 @@
       </w:pPr>
       <w:r>
         <w:rPr>
-          <w:rFonts w:hint="eastAsia"/>
+          <w:rFonts w:hint="eastAsia" w:eastAsia="黑体"/>
         </w:rPr>
         <w:t xml:space="preserve">模组/芯片：ESP32、ESP8266、CC3235、MT7688。</w:t>
       </w:r>
@@ -2136,34 +2334,43 @@
       </w:pPr>
       <w:r>
         <w:rPr>
-          <w:rFonts w:hint="eastAsia"/>
+          <w:rFonts w:hint="eastAsia" w:eastAsia="黑体"/>
         </w:rPr>
         <w:t xml:space="preserve">天线：2.4</w:t>
       </w:r>
       <w:r>
+        <w:rPr>
+          <w:rFonts w:eastAsia="黑体"/>
+        </w:rPr>
         <w:t xml:space="preserve"> GHz </w:t>
       </w:r>
       <w:r>
         <w:rPr>
-          <w:rFonts w:hint="eastAsia"/>
+          <w:rFonts w:hint="eastAsia" w:eastAsia="黑体"/>
         </w:rPr>
         <w:t xml:space="preserve">陶瓷天线、PCB</w:t>
       </w:r>
       <w:r>
+        <w:rPr>
+          <w:rFonts w:eastAsia="黑体"/>
+        </w:rPr>
         <w:t xml:space="preserve"> </w:t>
       </w:r>
       <w:r>
         <w:rPr>
-          <w:rFonts w:hint="eastAsia"/>
+          <w:rFonts w:hint="eastAsia" w:eastAsia="黑体"/>
         </w:rPr>
         <w:t xml:space="preserve">天线、外置</w:t>
       </w:r>
       <w:r>
+        <w:rPr>
+          <w:rFonts w:eastAsia="黑体"/>
+        </w:rPr>
         <w:t xml:space="preserve"> SMA </w:t>
       </w:r>
       <w:r>
         <w:rPr>
-          <w:rFonts w:hint="eastAsia"/>
+          <w:rFonts w:hint="eastAsia" w:eastAsia="黑体"/>
         </w:rPr>
         <w:t xml:space="preserve">天线。</w:t>
       </w:r>
@@ -2176,7 +2383,7 @@
       </w:pPr>
       <w:r>
         <w:rPr>
-          <w:rFonts w:hint="eastAsia"/>
+          <w:rFonts w:hint="eastAsia" w:eastAsia="黑体"/>
         </w:rPr>
         <w:t xml:space="preserve">注意事项</w:t>
       </w:r>
@@ -2191,7 +2398,7 @@
       </w:pPr>
       <w:r>
         <w:rPr>
-          <w:rFonts w:hint="eastAsia"/>
+          <w:rFonts w:hint="eastAsia" w:eastAsia="黑体"/>
         </w:rPr>
         <w:t xml:space="preserve">天线布局需参考模组参考设计，保持净空区，避免金属遮挡。</w:t>
       </w:r>
@@ -2205,20 +2412,26 @@
         </w:numPr>
       </w:pPr>
       <w:r>
+        <w:rPr>
+          <w:rFonts w:eastAsia="黑体"/>
+        </w:rPr>
         <w:t xml:space="preserve">2.4 GHz </w:t>
       </w:r>
       <w:r>
         <w:rPr>
-          <w:rFonts w:hint="eastAsia"/>
+          <w:rFonts w:hint="eastAsia" w:eastAsia="黑体"/>
         </w:rPr>
         <w:t xml:space="preserve">与</w:t>
       </w:r>
       <w:r>
+        <w:rPr>
+          <w:rFonts w:eastAsia="黑体"/>
+        </w:rPr>
         <w:t xml:space="preserve"> 5 GHz </w:t>
       </w:r>
       <w:r>
         <w:rPr>
-          <w:rFonts w:hint="eastAsia"/>
+          <w:rFonts w:hint="eastAsia" w:eastAsia="黑体"/>
         </w:rPr>
         <w:t xml:space="preserve">频段共存干扰需在信道规划上规避。</w:t>
       </w:r>
@@ -2232,20 +2445,26 @@
         </w:numPr>
       </w:pPr>
       <w:r>
+        <w:rPr>
+          <w:rFonts w:eastAsia="黑体"/>
+        </w:rPr>
         <w:t xml:space="preserve">PCB </w:t>
       </w:r>
       <w:r>
         <w:rPr>
-          <w:rFonts w:hint="eastAsia"/>
+          <w:rFonts w:hint="eastAsia" w:eastAsia="黑体"/>
         </w:rPr>
         <w:t xml:space="preserve">走线需做</w:t>
       </w:r>
       <w:r>
+        <w:rPr>
+          <w:rFonts w:eastAsia="黑体"/>
+        </w:rPr>
         <w:t xml:space="preserve"> 50 Ω </w:t>
       </w:r>
       <w:r>
         <w:rPr>
-          <w:rFonts w:hint="eastAsia"/>
+          <w:rFonts w:hint="eastAsia" w:eastAsia="黑体"/>
         </w:rPr>
         <w:t xml:space="preserve">阻抗匹配，匹配网络贴近射频引脚。</w:t>
       </w:r>
@@ -2260,7 +2479,7 @@
       </w:pPr>
       <w:r>
         <w:rPr>
-          <w:rFonts w:hint="eastAsia"/>
+          <w:rFonts w:hint="eastAsia" w:eastAsia="黑体"/>
         </w:rPr>
         <w:t xml:space="preserve">关注发射时的功耗与散热，避免持续满功率导致过热。</w:t>
       </w:r>
@@ -2273,7 +2492,7 @@
       </w:pPr>
       <w:r>
         <w:rPr>
-          <w:rFonts w:hint="eastAsia"/>
+          <w:rFonts w:hint="eastAsia" w:eastAsia="黑体"/>
         </w:rPr>
         <w:t xml:space="preserve">参考资料</w:t>
       </w:r>
@@ -2287,6 +2506,9 @@
         </w:numPr>
       </w:pPr>
       <w:r>
+        <w:rPr>
+          <w:rFonts w:eastAsia="黑体"/>
+        </w:rPr>
         <w:t xml:space="preserve">Wikipedia: Wi-Fi。</w:t>
       </w:r>
     </w:p>
@@ -2299,11 +2521,14 @@
         </w:numPr>
       </w:pPr>
       <w:r>
+        <w:rPr>
+          <w:rFonts w:eastAsia="黑体"/>
+        </w:rPr>
         <w:t xml:space="preserve">Espressif ESP32 </w:t>
       </w:r>
       <w:r>
         <w:rPr>
-          <w:rFonts w:hint="eastAsia"/>
+          <w:rFonts w:hint="eastAsia" w:eastAsia="黑体"/>
         </w:rPr>
         <w:t xml:space="preserve">硬件设计指南。</w:t>
       </w:r>
@@ -2317,11 +2542,14 @@
         </w:numPr>
       </w:pPr>
       <w:r>
+        <w:rPr>
+          <w:rFonts w:eastAsia="黑体"/>
+        </w:rPr>
         <w:t xml:space="preserve">IEEE 802.11 </w:t>
       </w:r>
       <w:r>
         <w:rPr>
-          <w:rFonts w:hint="eastAsia"/>
+          <w:rFonts w:hint="eastAsia" w:eastAsia="黑体"/>
         </w:rPr>
         <w:t xml:space="preserve">系列标准。</w:t>
       </w:r>
@@ -2335,11 +2563,11 @@
       </w:pPr>
       <w:r>
         <w:rPr>
-          <w:rFonts w:ascii="Times New Roman" w:hAnsi="Times New Roman"/>
+          <w:rFonts w:ascii="Times New Roman" w:hAnsi="Times New Roman" w:eastAsia="黑体"/>
           <w:color w:val="555555"/>
           <w:sz w:val="21"/>
         </w:rPr>
-        <w:t>材料收集者：杜文杰</w:t>
+        <w:t>材料收集者：杜文杰，WX手机：19519196569，QQ:3478827729</w:t>
       </w:r>
     </w:p>
     <w:sectPr>
@@ -2359,7 +2587,7 @@
 </file>
 
 <file path=word/footer1.xml><?xml version="1.0" encoding="utf-8"?>
-<w:ftr xmlns:m="http://schemas.openxmlformats.org/officeDocument/2006/math" xmlns:mc="http://schemas.openxmlformats.org/markup-compatibility/2006" xmlns:mo="http://schemas.microsoft.com/office/mac/office/2008/main" xmlns:mv="urn:schemas-microsoft-com:mac:vml" xmlns:o="urn:schemas-microsoft-com:office:office" xmlns:r="http://schemas.openxmlformats.org/officeDocument/2006/relationships" xmlns:v="urn:schemas-microsoft-com:vml" xmlns:w10="urn:schemas-microsoft-com:office:word" xmlns:w14="http://schemas.microsoft.com/office/word/2010/wordml" xmlns:w="http://schemas.openxmlformats.org/wordprocessingml/2006/main" xmlns:wne="http://schemas.microsoft.com/office/word/2006/wordml" xmlns:wp14="http://schemas.microsoft.com/office/word/2010/wordprocessingDrawing" xmlns:wp="http://schemas.openxmlformats.org/drawingml/2006/wordprocessingDrawing" xmlns:wpc="http://schemas.microsoft.com/office/word/2010/wordprocessingCanvas" xmlns:wpg="http://schemas.microsoft.com/office/word/2010/wordprocessingGroup" xmlns:wpi="http://schemas.microsoft.com/office/word/2010/wordprocessingInk" xmlns:wps="http://schemas.microsoft.com/office/word/2010/wordprocessingShape" mc:Ignorable="w14 wp14">
+<w:ftr xmlns:mc="http://schemas.openxmlformats.org/markup-compatibility/2006" xmlns:w="http://schemas.openxmlformats.org/wordprocessingml/2006/main" xmlns:m="http://schemas.openxmlformats.org/officeDocument/2006/math" xmlns:mo="http://schemas.microsoft.com/office/mac/office/2008/main" xmlns:mv="urn:schemas-microsoft-com:mac:vml" xmlns:o="urn:schemas-microsoft-com:office:office" xmlns:r="http://schemas.openxmlformats.org/officeDocument/2006/relationships" xmlns:v="urn:schemas-microsoft-com:vml" xmlns:w10="urn:schemas-microsoft-com:office:word" xmlns:w14="http://schemas.microsoft.com/office/word/2010/wordml" xmlns:wne="http://schemas.microsoft.com/office/word/2006/wordml" xmlns:wp14="http://schemas.microsoft.com/office/word/2010/wordprocessingDrawing" xmlns:wp="http://schemas.openxmlformats.org/drawingml/2006/wordprocessingDrawing" xmlns:wpc="http://schemas.microsoft.com/office/word/2010/wordprocessingCanvas" xmlns:wpg="http://schemas.microsoft.com/office/word/2010/wordprocessingGroup" xmlns:wpi="http://schemas.microsoft.com/office/word/2010/wordprocessingInk" xmlns:wps="http://schemas.microsoft.com/office/word/2010/wordprocessingShape" mc:Ignorable="w14 wp14">
   <w:p>
     <w:pPr>
       <w:pStyle w:val="Footer"/>
@@ -2367,12 +2595,14 @@
     </w:pPr>
     <w:r>
       <w:rPr>
+        <w:rFonts w:eastAsia="黑体"/>
         <w:sz w:val="18"/>
       </w:rPr>
       <w:t xml:space="preserve">第 </w:t>
     </w:r>
     <w:r>
       <w:rPr>
+        <w:rFonts w:eastAsia="黑体"/>
         <w:sz w:val="18"/>
       </w:rPr>
       <w:fldChar w:fldCharType="begin"/>
@@ -2381,6 +2611,7 @@
     </w:r>
     <w:r>
       <w:rPr>
+        <w:rFonts w:eastAsia="黑体"/>
         <w:sz w:val="18"/>
       </w:rPr>
       <w:t xml:space="preserve"> 页</w:t>
@@ -2394,6 +2625,9 @@
   <w:footnote w:type="continuationSeparator" w:id="0">
     <w:p>
       <w:r>
+        <w:rPr>
+          <w:rFonts w:eastAsia="黑体"/>
+        </w:rPr>
         <w:continuationSeparator/>
       </w:r>
     </w:p>
@@ -2401,6 +2635,9 @@
   <w:footnote w:type="separator" w:id="-1">
     <w:p>
       <w:r>
+        <w:rPr>
+          <w:rFonts w:eastAsia="黑体"/>
+        </w:rPr>
         <w:separator/>
       </w:r>
     </w:p>
@@ -2409,7 +2646,7 @@
 </file>
 
 <file path=word/header1.xml><?xml version="1.0" encoding="utf-8"?>
-<w:hdr xmlns:m="http://schemas.openxmlformats.org/officeDocument/2006/math" xmlns:mc="http://schemas.openxmlformats.org/markup-compatibility/2006" xmlns:mo="http://schemas.microsoft.com/office/mac/office/2008/main" xmlns:mv="urn:schemas-microsoft-com:mac:vml" xmlns:o="urn:schemas-microsoft-com:office:office" xmlns:r="http://schemas.openxmlformats.org/officeDocument/2006/relationships" xmlns:v="urn:schemas-microsoft-com:vml" xmlns:w10="urn:schemas-microsoft-com:office:word" xmlns:w14="http://schemas.microsoft.com/office/word/2010/wordml" xmlns:w="http://schemas.openxmlformats.org/wordprocessingml/2006/main" xmlns:wne="http://schemas.microsoft.com/office/word/2006/wordml" xmlns:wp14="http://schemas.microsoft.com/office/word/2010/wordprocessingDrawing" xmlns:wp="http://schemas.openxmlformats.org/drawingml/2006/wordprocessingDrawing" xmlns:wpc="http://schemas.microsoft.com/office/word/2010/wordprocessingCanvas" xmlns:wpg="http://schemas.microsoft.com/office/word/2010/wordprocessingGroup" xmlns:wpi="http://schemas.microsoft.com/office/word/2010/wordprocessingInk" xmlns:wps="http://schemas.microsoft.com/office/word/2010/wordprocessingShape" mc:Ignorable="w14 wp14">
+<w:hdr xmlns:mc="http://schemas.openxmlformats.org/markup-compatibility/2006" xmlns:w="http://schemas.openxmlformats.org/wordprocessingml/2006/main" xmlns:m="http://schemas.openxmlformats.org/officeDocument/2006/math" xmlns:mo="http://schemas.microsoft.com/office/mac/office/2008/main" xmlns:mv="urn:schemas-microsoft-com:mac:vml" xmlns:o="urn:schemas-microsoft-com:office:office" xmlns:r="http://schemas.openxmlformats.org/officeDocument/2006/relationships" xmlns:v="urn:schemas-microsoft-com:vml" xmlns:w10="urn:schemas-microsoft-com:office:word" xmlns:w14="http://schemas.microsoft.com/office/word/2010/wordml" xmlns:wne="http://schemas.microsoft.com/office/word/2006/wordml" xmlns:wp14="http://schemas.microsoft.com/office/word/2010/wordprocessingDrawing" xmlns:wp="http://schemas.openxmlformats.org/drawingml/2006/wordprocessingDrawing" xmlns:wpc="http://schemas.microsoft.com/office/word/2010/wordprocessingCanvas" xmlns:wpg="http://schemas.microsoft.com/office/word/2010/wordprocessingGroup" xmlns:wpi="http://schemas.microsoft.com/office/word/2010/wordprocessingInk" xmlns:wps="http://schemas.microsoft.com/office/word/2010/wordprocessingShape" mc:Ignorable="w14 wp14">
   <w:p>
     <w:pPr>
       <w:pStyle w:val="Header"/>
@@ -2417,7 +2654,7 @@
     </w:pPr>
     <w:r>
       <w:rPr>
-        <w:rFonts w:ascii="Times New Roman" w:hAnsi="Times New Roman"/>
+        <w:rFonts w:ascii="Times New Roman" w:hAnsi="Times New Roman" w:eastAsia="黑体"/>
         <w:sz w:val="18"/>
         <w:rFonts w:eastAsia="黑体"/>
         <w:rFonts w:eastAsia="黑体"/>
@@ -2429,7 +2666,7 @@
 </file>
 
 <file path=word/numbering.xml><?xml version="1.0" encoding="utf-8"?>
-<w:numbering xmlns:m="http://schemas.openxmlformats.org/officeDocument/2006/math" xmlns:mc="http://schemas.openxmlformats.org/markup-compatibility/2006" xmlns:mo="http://schemas.microsoft.com/office/mac/office/2008/main" xmlns:mv="urn:schemas-microsoft-com:mac:vml" xmlns:o="urn:schemas-microsoft-com:office:office" xmlns:r="http://schemas.openxmlformats.org/officeDocument/2006/relationships" xmlns:v="urn:schemas-microsoft-com:vml" xmlns:w="http://schemas.openxmlformats.org/wordprocessingml/2006/main" xmlns:w10="urn:schemas-microsoft-com:office:word" xmlns:w14="http://schemas.microsoft.com/office/word/2010/wordml" xmlns:wne="http://schemas.microsoft.com/office/word/2006/wordml" xmlns:wp="http://schemas.openxmlformats.org/drawingml/2006/wordprocessingDrawing" xmlns:wp14="http://schemas.microsoft.com/office/word/2010/wordprocessingDrawing" xmlns:wpc="http://schemas.microsoft.com/office/word/2010/wordprocessingCanvas" xmlns:wpg="http://schemas.microsoft.com/office/word/2010/wordprocessingGroup" xmlns:wpi="http://schemas.microsoft.com/office/word/2010/wordprocessingInk" xmlns:wps="http://schemas.microsoft.com/office/word/2010/wordprocessingShape" mc:Ignorable="w14 wp14">
+<w:numbering xmlns:mc="http://schemas.openxmlformats.org/markup-compatibility/2006" xmlns:w="http://schemas.openxmlformats.org/wordprocessingml/2006/main" xmlns:m="http://schemas.openxmlformats.org/officeDocument/2006/math" xmlns:mo="http://schemas.microsoft.com/office/mac/office/2008/main" xmlns:mv="urn:schemas-microsoft-com:mac:vml" xmlns:o="urn:schemas-microsoft-com:office:office" xmlns:r="http://schemas.openxmlformats.org/officeDocument/2006/relationships" xmlns:v="urn:schemas-microsoft-com:vml" xmlns:w10="urn:schemas-microsoft-com:office:word" xmlns:w14="http://schemas.microsoft.com/office/word/2010/wordml" xmlns:wne="http://schemas.microsoft.com/office/word/2006/wordml" xmlns:wp="http://schemas.openxmlformats.org/drawingml/2006/wordprocessingDrawing" xmlns:wp14="http://schemas.microsoft.com/office/word/2010/wordprocessingDrawing" xmlns:wpc="http://schemas.microsoft.com/office/word/2010/wordprocessingCanvas" xmlns:wpg="http://schemas.microsoft.com/office/word/2010/wordprocessingGroup" xmlns:wpi="http://schemas.microsoft.com/office/word/2010/wordprocessingInk" xmlns:wps="http://schemas.microsoft.com/office/word/2010/wordprocessingShape" mc:Ignorable="w14 wp14">
   <w:abstractNum w:abstractNumId="0">
     <w:nsid w:val="FFFFFF7C"/>
     <w:multiLevelType w:val="singleLevel"/>
@@ -2516,7 +2753,7 @@
         <w:ind w:hanging="360" w:left="1440"/>
       </w:pPr>
       <w:rPr>
-        <w:rFonts w:ascii="Symbol" w:hAnsi="Symbol" w:hint="default"/>
+        <w:rFonts w:ascii="Symbol" w:hAnsi="Symbol" w:hint="default" w:eastAsia="黑体"/>
       </w:rPr>
     </w:lvl>
   </w:abstractNum>
@@ -2537,7 +2774,7 @@
         <w:ind w:hanging="360" w:left="1080"/>
       </w:pPr>
       <w:rPr>
-        <w:rFonts w:ascii="Symbol" w:hAnsi="Symbol" w:hint="default"/>
+        <w:rFonts w:ascii="Symbol" w:hAnsi="Symbol" w:hint="default" w:eastAsia="黑体"/>
       </w:rPr>
     </w:lvl>
   </w:abstractNum>
@@ -2558,7 +2795,7 @@
         <w:ind w:hanging="360" w:left="720"/>
       </w:pPr>
       <w:rPr>
-        <w:rFonts w:ascii="Symbol" w:hAnsi="Symbol" w:hint="default"/>
+        <w:rFonts w:ascii="Symbol" w:hAnsi="Symbol" w:hint="default" w:eastAsia="黑体"/>
       </w:rPr>
     </w:lvl>
   </w:abstractNum>
@@ -2597,7 +2834,7 @@
         <w:ind w:hanging="360" w:left="360"/>
       </w:pPr>
       <w:rPr>
-        <w:rFonts w:ascii="Symbol" w:hAnsi="Symbol" w:hint="default"/>
+        <w:rFonts w:ascii="Symbol" w:hAnsi="Symbol" w:hint="default" w:eastAsia="黑体"/>
       </w:rPr>
     </w:lvl>
   </w:abstractNum>
@@ -2688,7 +2925,7 @@
         <w:ind w:left="720" w:hanging="360"/>
       </w:pPr>
       <w:rPr>
-        <w:rFonts w:ascii="Symbol" w:hAnsi="Symbol" w:cs="Symbol" w:hint="default"/>
+        <w:rFonts w:ascii="Symbol" w:hAnsi="Symbol" w:cs="Symbol" w:hint="default" w:eastAsia="黑体"/>
       </w:rPr>
     </w:lvl>
     <w:lvl w:ilvl="1">
@@ -2699,7 +2936,7 @@
         <w:ind w:left="1440" w:hanging="360"/>
       </w:pPr>
       <w:rPr>
-        <w:rFonts w:ascii="Courier New" w:hAnsi="Courier New" w:cs="Courier New" w:hint="default"/>
+        <w:rFonts w:ascii="Courier New" w:hAnsi="Courier New" w:cs="Courier New" w:hint="default" w:eastAsia="黑体"/>
       </w:rPr>
     </w:lvl>
     <w:lvl w:ilvl="2">
@@ -2710,7 +2947,7 @@
         <w:ind w:left="2160" w:hanging="360"/>
       </w:pPr>
       <w:rPr>
-        <w:rFonts w:ascii="Wingdings" w:hAnsi="Wingdings" w:cs="Wingdings" w:hint="default"/>
+        <w:rFonts w:ascii="Wingdings" w:hAnsi="Wingdings" w:cs="Wingdings" w:hint="default" w:eastAsia="黑体"/>
       </w:rPr>
     </w:lvl>
     <w:lvl w:ilvl="3">
@@ -2721,7 +2958,7 @@
         <w:ind w:left="2880" w:hanging="360"/>
       </w:pPr>
       <w:rPr>
-        <w:rFonts w:ascii="Symbol" w:hAnsi="Symbol" w:cs="Symbol" w:hint="default"/>
+        <w:rFonts w:ascii="Symbol" w:hAnsi="Symbol" w:cs="Symbol" w:hint="default" w:eastAsia="黑体"/>
       </w:rPr>
     </w:lvl>
     <w:lvl w:ilvl="4">
@@ -2732,7 +2969,7 @@
         <w:ind w:left="3600" w:hanging="360"/>
       </w:pPr>
       <w:rPr>
-        <w:rFonts w:ascii="Courier New" w:hAnsi="Courier New" w:cs="Courier New" w:hint="default"/>
+        <w:rFonts w:ascii="Courier New" w:hAnsi="Courier New" w:cs="Courier New" w:hint="default" w:eastAsia="黑体"/>
       </w:rPr>
     </w:lvl>
     <w:lvl w:ilvl="5">
@@ -2743,7 +2980,7 @@
         <w:ind w:left="4320" w:hanging="360"/>
       </w:pPr>
       <w:rPr>
-        <w:rFonts w:ascii="Wingdings" w:hAnsi="Wingdings" w:cs="Wingdings" w:hint="default"/>
+        <w:rFonts w:ascii="Wingdings" w:hAnsi="Wingdings" w:cs="Wingdings" w:hint="default" w:eastAsia="黑体"/>
       </w:rPr>
     </w:lvl>
     <w:lvl w:ilvl="6">
@@ -2754,7 +2991,7 @@
         <w:ind w:left="5040" w:hanging="360"/>
       </w:pPr>
       <w:rPr>
-        <w:rFonts w:ascii="Symbol" w:hAnsi="Symbol" w:cs="Symbol" w:hint="default"/>
+        <w:rFonts w:ascii="Symbol" w:hAnsi="Symbol" w:cs="Symbol" w:hint="default" w:eastAsia="黑体"/>
       </w:rPr>
     </w:lvl>
     <w:lvl w:ilvl="7">
@@ -2765,7 +3002,7 @@
         <w:ind w:left="5760" w:hanging="360"/>
       </w:pPr>
       <w:rPr>
-        <w:rFonts w:ascii="Courier New" w:hAnsi="Courier New" w:cs="Courier New" w:hint="default"/>
+        <w:rFonts w:ascii="Courier New" w:hAnsi="Courier New" w:cs="Courier New" w:hint="default" w:eastAsia="黑体"/>
       </w:rPr>
     </w:lvl>
     <w:lvl w:ilvl="8">
@@ -2776,7 +3013,7 @@
         <w:ind w:left="6480" w:hanging="360"/>
       </w:pPr>
       <w:rPr>
-        <w:rFonts w:ascii="Wingdings" w:hAnsi="Wingdings" w:cs="Wingdings" w:hint="default"/>
+        <w:rFonts w:ascii="Wingdings" w:hAnsi="Wingdings" w:cs="Wingdings" w:hint="default" w:eastAsia="黑体"/>
       </w:rPr>
     </w:lvl>
   </w:abstractNum>
@@ -2832,11 +3069,11 @@
 </file>
 
 <file path=word/styles.xml><?xml version="1.0" encoding="utf-8"?>
-<w:styles xmlns:mc="http://schemas.openxmlformats.org/markup-compatibility/2006" xmlns:r="http://schemas.openxmlformats.org/officeDocument/2006/relationships" xmlns:w="http://schemas.openxmlformats.org/wordprocessingml/2006/main" xmlns:w14="http://schemas.microsoft.com/office/word/2010/wordml" mc:Ignorable="w14">
+<w:styles xmlns:mc="http://schemas.openxmlformats.org/markup-compatibility/2006" xmlns:w="http://schemas.openxmlformats.org/wordprocessingml/2006/main" xmlns:r="http://schemas.openxmlformats.org/officeDocument/2006/relationships" xmlns:w14="http://schemas.microsoft.com/office/word/2010/wordml" mc:Ignorable="w14">
   <w:docDefaults>
     <w:rPrDefault>
       <w:rPr>
-        <w:rFonts w:asciiTheme="minorHAnsi" w:cstheme="minorBidi" w:eastAsiaTheme="minorEastAsia" w:hAnsiTheme="minorHAnsi"/>
+        <w:rFonts w:asciiTheme="minorHAnsi" w:cstheme="minorBidi" w:hAnsiTheme="minorHAnsi" w:eastAsia="黑体"/>
         <w:sz w:val="22"/>
         <w:szCs w:val="22"/>
         <w:lang w:bidi="ar-SA" w:eastAsia="en-US" w:val="en-US"/>
@@ -3058,7 +3295,7 @@
       <w:outlineLvl w:val="0"/>
     </w:pPr>
     <w:rPr>
-      <w:rFonts w:ascii="Times New Roman" w:asciiTheme="majorHAnsi" w:cstheme="majorBidi" w:eastAsia="黑体" w:eastAsiaTheme="majorEastAsia" w:hAnsi="Times New Roman" w:hAnsiTheme="majorHAnsi"/>
+      <w:rFonts w:ascii="Times New Roman" w:asciiTheme="majorHAnsi" w:cstheme="majorBidi" w:eastAsia="黑体" w:hAnsi="Times New Roman" w:hAnsiTheme="majorHAnsi"/>
       <w:b/>
       <w:bCs/>
       <w:color w:val="1F3864"/>
@@ -3082,7 +3319,7 @@
       <w:outlineLvl w:val="1"/>
     </w:pPr>
     <w:rPr>
-      <w:rFonts w:ascii="Times New Roman" w:asciiTheme="majorHAnsi" w:cstheme="majorBidi" w:eastAsia="黑体" w:eastAsiaTheme="majorEastAsia" w:hAnsi="Times New Roman" w:hAnsiTheme="majorHAnsi"/>
+      <w:rFonts w:ascii="Times New Roman" w:asciiTheme="majorHAnsi" w:cstheme="majorBidi" w:eastAsia="黑体" w:hAnsi="Times New Roman" w:hAnsiTheme="majorHAnsi"/>
       <w:b/>
       <w:bCs/>
       <w:color w:val="2E4E7E"/>
@@ -3106,7 +3343,7 @@
       <w:outlineLvl w:val="2"/>
     </w:pPr>
     <w:rPr>
-      <w:rFonts w:ascii="Times New Roman" w:asciiTheme="majorHAnsi" w:cstheme="majorBidi" w:eastAsia="黑体" w:eastAsiaTheme="majorEastAsia" w:hAnsi="Times New Roman" w:hAnsiTheme="majorHAnsi"/>
+      <w:rFonts w:ascii="Times New Roman" w:asciiTheme="majorHAnsi" w:cstheme="majorBidi" w:eastAsia="黑体" w:hAnsi="Times New Roman" w:hAnsiTheme="majorHAnsi"/>
       <w:b/>
       <w:bCs/>
       <w:color w:val="2E4E7E"/>
@@ -3130,7 +3367,7 @@
       <w:outlineLvl w:val="3"/>
     </w:pPr>
     <w:rPr>
-      <w:rFonts w:ascii="Times New Roman" w:asciiTheme="majorHAnsi" w:cstheme="majorBidi" w:eastAsia="黑体" w:eastAsiaTheme="majorEastAsia" w:hAnsi="Times New Roman" w:hAnsiTheme="majorHAnsi"/>
+      <w:rFonts w:ascii="Times New Roman" w:asciiTheme="majorHAnsi" w:cstheme="majorBidi" w:eastAsia="黑体" w:hAnsi="Times New Roman" w:hAnsiTheme="majorHAnsi"/>
       <w:b/>
       <w:bCs/>
       <w:i/>
@@ -3156,7 +3393,7 @@
       <w:outlineLvl w:val="4"/>
     </w:pPr>
     <w:rPr>
-      <w:rFonts w:ascii="Times New Roman" w:asciiTheme="majorHAnsi" w:cstheme="majorBidi" w:eastAsia="黑体" w:eastAsiaTheme="majorEastAsia" w:hAnsi="Times New Roman" w:hAnsiTheme="majorHAnsi"/>
+      <w:rFonts w:ascii="Times New Roman" w:asciiTheme="majorHAnsi" w:cstheme="majorBidi" w:eastAsia="黑体" w:hAnsi="Times New Roman" w:hAnsiTheme="majorHAnsi"/>
       <w:b/>
       <w:color w:val="333333"/>
       <w:sz w:val="22"/>
@@ -3179,7 +3416,7 @@
       <w:outlineLvl w:val="5"/>
     </w:pPr>
     <w:rPr>
-      <w:rFonts w:asciiTheme="majorHAnsi" w:cstheme="majorBidi" w:eastAsiaTheme="majorEastAsia" w:hAnsiTheme="majorHAnsi"/>
+      <w:rFonts w:asciiTheme="majorHAnsi" w:cstheme="majorBidi" w:hAnsiTheme="majorHAnsi" w:eastAsia="黑体"/>
       <w:i/>
       <w:iCs/>
       <w:color w:themeColor="accent1" w:themeShade="7F" w:val="243F60"/>
@@ -3202,7 +3439,7 @@
       <w:outlineLvl w:val="6"/>
     </w:pPr>
     <w:rPr>
-      <w:rFonts w:asciiTheme="majorHAnsi" w:cstheme="majorBidi" w:eastAsiaTheme="majorEastAsia" w:hAnsiTheme="majorHAnsi"/>
+      <w:rFonts w:asciiTheme="majorHAnsi" w:cstheme="majorBidi" w:hAnsiTheme="majorHAnsi" w:eastAsia="黑体"/>
       <w:i/>
       <w:iCs/>
       <w:color w:themeColor="text1" w:themeTint="BF" w:val="404040"/>
@@ -3225,7 +3462,7 @@
       <w:outlineLvl w:val="7"/>
     </w:pPr>
     <w:rPr>
-      <w:rFonts w:asciiTheme="majorHAnsi" w:cstheme="majorBidi" w:eastAsiaTheme="majorEastAsia" w:hAnsiTheme="majorHAnsi"/>
+      <w:rFonts w:asciiTheme="majorHAnsi" w:cstheme="majorBidi" w:hAnsiTheme="majorHAnsi" w:eastAsia="黑体"/>
       <w:color w:themeColor="accent1" w:val="4F81BD"/>
       <w:sz w:val="20"/>
       <w:szCs w:val="20"/>
@@ -3248,7 +3485,7 @@
       <w:outlineLvl w:val="8"/>
     </w:pPr>
     <w:rPr>
-      <w:rFonts w:asciiTheme="majorHAnsi" w:cstheme="majorBidi" w:eastAsiaTheme="majorEastAsia" w:hAnsiTheme="majorHAnsi"/>
+      <w:rFonts w:asciiTheme="majorHAnsi" w:cstheme="majorBidi" w:hAnsiTheme="majorHAnsi" w:eastAsia="黑体"/>
       <w:i/>
       <w:iCs/>
       <w:color w:themeColor="text1" w:themeTint="BF" w:val="404040"/>
@@ -3299,7 +3536,7 @@
     <w:uiPriority w:val="9"/>
     <w:rsid w:val="00FC693F"/>
     <w:rPr>
-      <w:rFonts w:asciiTheme="majorHAnsi" w:cstheme="majorBidi" w:eastAsiaTheme="majorEastAsia" w:hAnsiTheme="majorHAnsi"/>
+      <w:rFonts w:asciiTheme="majorHAnsi" w:cstheme="majorBidi" w:hAnsiTheme="majorHAnsi" w:eastAsia="黑体"/>
       <w:b/>
       <w:bCs/>
       <w:color w:themeColor="accent1" w:themeShade="BF" w:val="365F91"/>
@@ -3314,7 +3551,7 @@
     <w:uiPriority w:val="9"/>
     <w:rsid w:val="00FC693F"/>
     <w:rPr>
-      <w:rFonts w:asciiTheme="majorHAnsi" w:cstheme="majorBidi" w:eastAsiaTheme="majorEastAsia" w:hAnsiTheme="majorHAnsi"/>
+      <w:rFonts w:asciiTheme="majorHAnsi" w:cstheme="majorBidi" w:hAnsiTheme="majorHAnsi" w:eastAsia="黑体"/>
       <w:b/>
       <w:bCs/>
       <w:color w:themeColor="accent1" w:val="4F81BD"/>
@@ -3329,7 +3566,7 @@
     <w:uiPriority w:val="9"/>
     <w:rsid w:val="00FC693F"/>
     <w:rPr>
-      <w:rFonts w:asciiTheme="majorHAnsi" w:cstheme="majorBidi" w:eastAsiaTheme="majorEastAsia" w:hAnsiTheme="majorHAnsi"/>
+      <w:rFonts w:asciiTheme="majorHAnsi" w:cstheme="majorBidi" w:hAnsiTheme="majorHAnsi" w:eastAsia="黑体"/>
       <w:b/>
       <w:bCs/>
       <w:color w:themeColor="accent1" w:val="4F81BD"/>
@@ -3352,7 +3589,7 @@
       <w:contextualSpacing/>
     </w:pPr>
     <w:rPr>
-      <w:rFonts w:ascii="Times New Roman" w:asciiTheme="majorHAnsi" w:cstheme="majorBidi" w:eastAsia="黑体" w:eastAsiaTheme="majorEastAsia" w:hAnsi="Times New Roman" w:hAnsiTheme="majorHAnsi"/>
+      <w:rFonts w:ascii="Times New Roman" w:asciiTheme="majorHAnsi" w:cstheme="majorBidi" w:eastAsia="黑体" w:hAnsi="Times New Roman" w:hAnsiTheme="majorHAnsi"/>
       <w:b/>
       <w:color w:val="1F3864"/>
       <w:spacing w:val="5"/>
@@ -3368,7 +3605,7 @@
     <w:uiPriority w:val="10"/>
     <w:rsid w:val="00FC693F"/>
     <w:rPr>
-      <w:rFonts w:asciiTheme="majorHAnsi" w:cstheme="majorBidi" w:eastAsiaTheme="majorEastAsia" w:hAnsiTheme="majorHAnsi"/>
+      <w:rFonts w:asciiTheme="majorHAnsi" w:cstheme="majorBidi" w:hAnsiTheme="majorHAnsi" w:eastAsia="黑体"/>
       <w:color w:themeColor="text2" w:themeShade="BF" w:val="17365D"/>
       <w:spacing w:val="5"/>
       <w:kern w:val="28"/>
@@ -3390,7 +3627,7 @@
       </w:numPr>
     </w:pPr>
     <w:rPr>
-      <w:rFonts w:asciiTheme="majorHAnsi" w:cstheme="majorBidi" w:eastAsiaTheme="majorEastAsia" w:hAnsiTheme="majorHAnsi"/>
+      <w:rFonts w:asciiTheme="majorHAnsi" w:cstheme="majorBidi" w:hAnsiTheme="majorHAnsi" w:eastAsia="黑体"/>
       <w:i/>
       <w:iCs/>
       <w:color w:themeColor="accent1" w:val="4F81BD"/>
@@ -3406,7 +3643,7 @@
     <w:uiPriority w:val="11"/>
     <w:rsid w:val="00FC693F"/>
     <w:rPr>
-      <w:rFonts w:asciiTheme="majorHAnsi" w:cstheme="majorBidi" w:eastAsiaTheme="majorEastAsia" w:hAnsiTheme="majorHAnsi"/>
+      <w:rFonts w:asciiTheme="majorHAnsi" w:cstheme="majorBidi" w:hAnsiTheme="majorHAnsi" w:eastAsia="黑体"/>
       <w:i/>
       <w:iCs/>
       <w:color w:themeColor="accent1" w:val="4F81BD"/>
@@ -3473,6 +3710,7 @@
       <w:spacing w:after="120"/>
     </w:pPr>
     <w:rPr>
+      <w:rFonts w:eastAsia="黑体"/>
       <w:sz w:val="16"/>
       <w:szCs w:val="16"/>
     </w:rPr>
@@ -3484,6 +3722,7 @@
     <w:uiPriority w:val="99"/>
     <w:rsid w:val="00AA1D8D"/>
     <w:rPr>
+      <w:rFonts w:eastAsia="黑体"/>
       <w:sz w:val="16"/>
       <w:szCs w:val="16"/>
     </w:rPr>
@@ -3653,7 +3892,7 @@
       </w:tabs>
     </w:pPr>
     <w:rPr>
-      <w:rFonts w:ascii="Courier" w:hAnsi="Courier"/>
+      <w:rFonts w:ascii="Courier" w:hAnsi="Courier" w:eastAsia="黑体"/>
       <w:sz w:val="20"/>
       <w:szCs w:val="20"/>
     </w:rPr>
@@ -3665,7 +3904,7 @@
     <w:uiPriority w:val="99"/>
     <w:rsid w:val="0029639D"/>
     <w:rPr>
-      <w:rFonts w:ascii="Courier" w:hAnsi="Courier"/>
+      <w:rFonts w:ascii="Courier" w:hAnsi="Courier" w:eastAsia="黑体"/>
       <w:sz w:val="20"/>
       <w:szCs w:val="20"/>
     </w:rPr>
@@ -3701,6 +3940,7 @@
     <w:uiPriority w:val="29"/>
     <w:rsid w:val="00FC693F"/>
     <w:rPr>
+      <w:rFonts w:eastAsia="黑体"/>
       <w:i/>
       <w:iCs/>
       <w:color w:themeColor="text1" w:val="000000"/>
@@ -3714,7 +3954,7 @@
     <w:semiHidden/>
     <w:rsid w:val="00FC693F"/>
     <w:rPr>
-      <w:rFonts w:asciiTheme="majorHAnsi" w:cstheme="majorBidi" w:eastAsiaTheme="majorEastAsia" w:hAnsiTheme="majorHAnsi"/>
+      <w:rFonts w:asciiTheme="majorHAnsi" w:cstheme="majorBidi" w:hAnsiTheme="majorHAnsi" w:eastAsia="黑体"/>
       <w:b/>
       <w:bCs/>
       <w:i/>
@@ -3730,7 +3970,7 @@
     <w:semiHidden/>
     <w:rsid w:val="00FC693F"/>
     <w:rPr>
-      <w:rFonts w:asciiTheme="majorHAnsi" w:cstheme="majorBidi" w:eastAsiaTheme="majorEastAsia" w:hAnsiTheme="majorHAnsi"/>
+      <w:rFonts w:asciiTheme="majorHAnsi" w:cstheme="majorBidi" w:hAnsiTheme="majorHAnsi" w:eastAsia="黑体"/>
       <w:color w:themeColor="accent1" w:themeShade="7F" w:val="243F60"/>
     </w:rPr>
   </w:style>
@@ -3742,7 +3982,7 @@
     <w:semiHidden/>
     <w:rsid w:val="00FC693F"/>
     <w:rPr>
-      <w:rFonts w:asciiTheme="majorHAnsi" w:cstheme="majorBidi" w:eastAsiaTheme="majorEastAsia" w:hAnsiTheme="majorHAnsi"/>
+      <w:rFonts w:asciiTheme="majorHAnsi" w:cstheme="majorBidi" w:hAnsiTheme="majorHAnsi" w:eastAsia="黑体"/>
       <w:i/>
       <w:iCs/>
       <w:color w:themeColor="accent1" w:themeShade="7F" w:val="243F60"/>
@@ -3756,7 +3996,7 @@
     <w:semiHidden/>
     <w:rsid w:val="00FC693F"/>
     <w:rPr>
-      <w:rFonts w:asciiTheme="majorHAnsi" w:cstheme="majorBidi" w:eastAsiaTheme="majorEastAsia" w:hAnsiTheme="majorHAnsi"/>
+      <w:rFonts w:asciiTheme="majorHAnsi" w:cstheme="majorBidi" w:hAnsiTheme="majorHAnsi" w:eastAsia="黑体"/>
       <w:i/>
       <w:iCs/>
       <w:color w:themeColor="text1" w:themeTint="BF" w:val="404040"/>
@@ -3770,7 +4010,7 @@
     <w:semiHidden/>
     <w:rsid w:val="00FC693F"/>
     <w:rPr>
-      <w:rFonts w:asciiTheme="majorHAnsi" w:cstheme="majorBidi" w:eastAsiaTheme="majorEastAsia" w:hAnsiTheme="majorHAnsi"/>
+      <w:rFonts w:asciiTheme="majorHAnsi" w:cstheme="majorBidi" w:hAnsiTheme="majorHAnsi" w:eastAsia="黑体"/>
       <w:color w:themeColor="accent1" w:val="4F81BD"/>
       <w:sz w:val="20"/>
       <w:szCs w:val="20"/>
@@ -3784,7 +4024,7 @@
     <w:semiHidden/>
     <w:rsid w:val="00FC693F"/>
     <w:rPr>
-      <w:rFonts w:asciiTheme="majorHAnsi" w:cstheme="majorBidi" w:eastAsiaTheme="majorEastAsia" w:hAnsiTheme="majorHAnsi"/>
+      <w:rFonts w:asciiTheme="majorHAnsi" w:cstheme="majorBidi" w:hAnsiTheme="majorHAnsi" w:eastAsia="黑体"/>
       <w:i/>
       <w:iCs/>
       <w:color w:themeColor="text1" w:themeTint="BF" w:val="404040"/>
@@ -3805,6 +4045,7 @@
       <w:spacing w:line="240" w:lineRule="auto"/>
     </w:pPr>
     <w:rPr>
+      <w:rFonts w:eastAsia="黑体"/>
       <w:b/>
       <w:bCs/>
       <w:color w:themeColor="accent1" w:val="4F81BD"/>
@@ -3819,6 +4060,7 @@
     <w:qFormat/>
     <w:rsid w:val="00FC693F"/>
     <w:rPr>
+      <w:rFonts w:eastAsia="黑体"/>
       <w:b/>
       <w:bCs/>
     </w:rPr>
@@ -3830,6 +4072,7 @@
     <w:qFormat/>
     <w:rsid w:val="00FC693F"/>
     <w:rPr>
+      <w:rFonts w:eastAsia="黑体"/>
       <w:i/>
       <w:iCs/>
     </w:rPr>
@@ -3850,6 +4093,7 @@
       <w:ind w:left="936" w:right="936"/>
     </w:pPr>
     <w:rPr>
+      <w:rFonts w:eastAsia="黑体"/>
       <w:b/>
       <w:bCs/>
       <w:i/>
@@ -3864,6 +4108,7 @@
     <w:uiPriority w:val="30"/>
     <w:rsid w:val="00FC693F"/>
     <w:rPr>
+      <w:rFonts w:eastAsia="黑体"/>
       <w:b/>
       <w:bCs/>
       <w:i/>
@@ -3878,6 +4123,7 @@
     <w:qFormat/>
     <w:rsid w:val="00FC693F"/>
     <w:rPr>
+      <w:rFonts w:eastAsia="黑体"/>
       <w:i/>
       <w:iCs/>
       <w:color w:themeColor="text1" w:themeTint="7F" w:val="808080"/>
@@ -3890,6 +4136,7 @@
     <w:qFormat/>
     <w:rsid w:val="00FC693F"/>
     <w:rPr>
+      <w:rFonts w:eastAsia="黑体"/>
       <w:b/>
       <w:bCs/>
       <w:i/>
@@ -3904,6 +4151,7 @@
     <w:qFormat/>
     <w:rsid w:val="00FC693F"/>
     <w:rPr>
+      <w:rFonts w:eastAsia="黑体"/>
       <w:smallCaps/>
       <w:color w:themeColor="accent2" w:val="C0504D"/>
       <w:u w:val="single"/>
@@ -3916,6 +4164,7 @@
     <w:qFormat/>
     <w:rsid w:val="00FC693F"/>
     <w:rPr>
+      <w:rFonts w:eastAsia="黑体"/>
       <w:b/>
       <w:bCs/>
       <w:smallCaps/>
@@ -3931,6 +4180,7 @@
     <w:qFormat/>
     <w:rsid w:val="00FC693F"/>
     <w:rPr>
+      <w:rFonts w:eastAsia="黑体"/>
       <w:b/>
       <w:bCs/>
       <w:smallCaps/>
@@ -3985,6 +4235,7 @@
       <w:spacing w:after="0" w:line="240" w:lineRule="auto"/>
     </w:pPr>
     <w:rPr>
+      <w:rFonts w:eastAsia="黑体"/>
       <w:color w:themeColor="text1" w:themeShade="BF" w:val="000000"/>
     </w:rPr>
     <w:tblPr>
@@ -4007,6 +4258,7 @@
         <w:spacing w:after="0" w:before="0" w:line="240" w:lineRule="auto"/>
       </w:pPr>
       <w:rPr>
+        <w:rFonts w:eastAsia="黑体"/>
         <w:b/>
         <w:bCs/>
       </w:rPr>
@@ -4027,6 +4279,7 @@
         <w:spacing w:after="0" w:before="0" w:line="240" w:lineRule="auto"/>
       </w:pPr>
       <w:rPr>
+        <w:rFonts w:eastAsia="黑体"/>
         <w:b/>
         <w:bCs/>
       </w:rPr>
@@ -4044,12 +4297,14 @@
     </w:tblStylePr>
     <w:tblStylePr w:type="firstCol">
       <w:rPr>
+        <w:rFonts w:eastAsia="黑体"/>
         <w:b/>
         <w:bCs/>
       </w:rPr>
     </w:tblStylePr>
     <w:tblStylePr w:type="lastCol">
       <w:rPr>
+        <w:rFonts w:eastAsia="黑体"/>
         <w:b/>
         <w:bCs/>
       </w:rPr>
@@ -4088,6 +4343,7 @@
       <w:spacing w:after="0" w:line="240" w:lineRule="auto"/>
     </w:pPr>
     <w:rPr>
+      <w:rFonts w:eastAsia="黑体"/>
       <w:color w:themeColor="accent1" w:themeShade="BF" w:val="365F91"/>
     </w:rPr>
     <w:tblPr>
@@ -4110,6 +4366,7 @@
         <w:spacing w:after="0" w:before="0" w:line="240" w:lineRule="auto"/>
       </w:pPr>
       <w:rPr>
+        <w:rFonts w:eastAsia="黑体"/>
         <w:b/>
         <w:bCs/>
       </w:rPr>
@@ -4130,6 +4387,7 @@
         <w:spacing w:after="0" w:before="0" w:line="240" w:lineRule="auto"/>
       </w:pPr>
       <w:rPr>
+        <w:rFonts w:eastAsia="黑体"/>
         <w:b/>
         <w:bCs/>
       </w:rPr>
@@ -4147,12 +4405,14 @@
     </w:tblStylePr>
     <w:tblStylePr w:type="firstCol">
       <w:rPr>
+        <w:rFonts w:eastAsia="黑体"/>
         <w:b/>
         <w:bCs/>
       </w:rPr>
     </w:tblStylePr>
     <w:tblStylePr w:type="lastCol">
       <w:rPr>
+        <w:rFonts w:eastAsia="黑体"/>
         <w:b/>
         <w:bCs/>
       </w:rPr>
@@ -4191,6 +4451,7 @@
       <w:spacing w:after="0" w:line="240" w:lineRule="auto"/>
     </w:pPr>
     <w:rPr>
+      <w:rFonts w:eastAsia="黑体"/>
       <w:color w:themeColor="accent2" w:themeShade="BF" w:val="943634"/>
     </w:rPr>
     <w:tblPr>
@@ -4213,6 +4474,7 @@
         <w:spacing w:after="0" w:before="0" w:line="240" w:lineRule="auto"/>
       </w:pPr>
       <w:rPr>
+        <w:rFonts w:eastAsia="黑体"/>
         <w:b/>
         <w:bCs/>
       </w:rPr>
@@ -4233,6 +4495,7 @@
         <w:spacing w:after="0" w:before="0" w:line="240" w:lineRule="auto"/>
       </w:pPr>
       <w:rPr>
+        <w:rFonts w:eastAsia="黑体"/>
         <w:b/>
         <w:bCs/>
       </w:rPr>
@@ -4250,12 +4513,14 @@
     </w:tblStylePr>
     <w:tblStylePr w:type="firstCol">
       <w:rPr>
+        <w:rFonts w:eastAsia="黑体"/>
         <w:b/>
         <w:bCs/>
       </w:rPr>
     </w:tblStylePr>
     <w:tblStylePr w:type="lastCol">
       <w:rPr>
+        <w:rFonts w:eastAsia="黑体"/>
         <w:b/>
         <w:bCs/>
       </w:rPr>
@@ -4294,6 +4559,7 @@
       <w:spacing w:after="0" w:line="240" w:lineRule="auto"/>
     </w:pPr>
     <w:rPr>
+      <w:rFonts w:eastAsia="黑体"/>
       <w:color w:themeColor="accent3" w:themeShade="BF" w:val="76923C"/>
     </w:rPr>
     <w:tblPr>
@@ -4316,6 +4582,7 @@
         <w:spacing w:after="0" w:before="0" w:line="240" w:lineRule="auto"/>
       </w:pPr>
       <w:rPr>
+        <w:rFonts w:eastAsia="黑体"/>
         <w:b/>
         <w:bCs/>
       </w:rPr>
@@ -4336,6 +4603,7 @@
         <w:spacing w:after="0" w:before="0" w:line="240" w:lineRule="auto"/>
       </w:pPr>
       <w:rPr>
+        <w:rFonts w:eastAsia="黑体"/>
         <w:b/>
         <w:bCs/>
       </w:rPr>
@@ -4353,12 +4621,14 @@
     </w:tblStylePr>
     <w:tblStylePr w:type="firstCol">
       <w:rPr>
+        <w:rFonts w:eastAsia="黑体"/>
         <w:b/>
         <w:bCs/>
       </w:rPr>
     </w:tblStylePr>
     <w:tblStylePr w:type="lastCol">
       <w:rPr>
+        <w:rFonts w:eastAsia="黑体"/>
         <w:b/>
         <w:bCs/>
       </w:rPr>
@@ -4397,6 +4667,7 @@
       <w:spacing w:after="0" w:line="240" w:lineRule="auto"/>
     </w:pPr>
     <w:rPr>
+      <w:rFonts w:eastAsia="黑体"/>
       <w:color w:themeColor="accent4" w:themeShade="BF" w:val="5F497A"/>
     </w:rPr>
     <w:tblPr>
@@ -4419,6 +4690,7 @@
         <w:spacing w:after="0" w:before="0" w:line="240" w:lineRule="auto"/>
       </w:pPr>
       <w:rPr>
+        <w:rFonts w:eastAsia="黑体"/>
         <w:b/>
         <w:bCs/>
       </w:rPr>
@@ -4439,6 +4711,7 @@
         <w:spacing w:after="0" w:before="0" w:line="240" w:lineRule="auto"/>
       </w:pPr>
       <w:rPr>
+        <w:rFonts w:eastAsia="黑体"/>
         <w:b/>
         <w:bCs/>
       </w:rPr>
@@ -4456,12 +4729,14 @@
     </w:tblStylePr>
     <w:tblStylePr w:type="firstCol">
       <w:rPr>
+        <w:rFonts w:eastAsia="黑体"/>
         <w:b/>
         <w:bCs/>
       </w:rPr>
     </w:tblStylePr>
     <w:tblStylePr w:type="lastCol">
       <w:rPr>
+        <w:rFonts w:eastAsia="黑体"/>
         <w:b/>
         <w:bCs/>
       </w:rPr>
@@ -4500,6 +4775,7 @@
       <w:spacing w:after="0" w:line="240" w:lineRule="auto"/>
     </w:pPr>
     <w:rPr>
+      <w:rFonts w:eastAsia="黑体"/>
       <w:color w:themeColor="accent5" w:themeShade="BF" w:val="31849B"/>
     </w:rPr>
     <w:tblPr>
@@ -4522,6 +4798,7 @@
         <w:spacing w:after="0" w:before="0" w:line="240" w:lineRule="auto"/>
       </w:pPr>
       <w:rPr>
+        <w:rFonts w:eastAsia="黑体"/>
         <w:b/>
         <w:bCs/>
       </w:rPr>
@@ -4542,6 +4819,7 @@
         <w:spacing w:after="0" w:before="0" w:line="240" w:lineRule="auto"/>
       </w:pPr>
       <w:rPr>
+        <w:rFonts w:eastAsia="黑体"/>
         <w:b/>
         <w:bCs/>
       </w:rPr>
@@ -4559,12 +4837,14 @@
     </w:tblStylePr>
     <w:tblStylePr w:type="firstCol">
       <w:rPr>
+        <w:rFonts w:eastAsia="黑体"/>
         <w:b/>
         <w:bCs/>
       </w:rPr>
     </w:tblStylePr>
     <w:tblStylePr w:type="lastCol">
       <w:rPr>
+        <w:rFonts w:eastAsia="黑体"/>
         <w:b/>
         <w:bCs/>
       </w:rPr>
@@ -4603,6 +4883,7 @@
       <w:spacing w:after="0" w:line="240" w:lineRule="auto"/>
     </w:pPr>
     <w:rPr>
+      <w:rFonts w:eastAsia="黑体"/>
       <w:color w:themeColor="accent6" w:themeShade="BF" w:val="E36C0A"/>
     </w:rPr>
     <w:tblPr>
@@ -4625,6 +4906,7 @@
         <w:spacing w:after="0" w:before="0" w:line="240" w:lineRule="auto"/>
       </w:pPr>
       <w:rPr>
+        <w:rFonts w:eastAsia="黑体"/>
         <w:b/>
         <w:bCs/>
       </w:rPr>
@@ -4645,6 +4927,7 @@
         <w:spacing w:after="0" w:before="0" w:line="240" w:lineRule="auto"/>
       </w:pPr>
       <w:rPr>
+        <w:rFonts w:eastAsia="黑体"/>
         <w:b/>
         <w:bCs/>
       </w:rPr>
@@ -4662,12 +4945,14 @@
     </w:tblStylePr>
     <w:tblStylePr w:type="firstCol">
       <w:rPr>
+        <w:rFonts w:eastAsia="黑体"/>
         <w:b/>
         <w:bCs/>
       </w:rPr>
     </w:tblStylePr>
     <w:tblStylePr w:type="lastCol">
       <w:rPr>
+        <w:rFonts w:eastAsia="黑体"/>
         <w:b/>
         <w:bCs/>
       </w:rPr>
@@ -4727,6 +5012,7 @@
         <w:spacing w:after="0" w:before="0" w:line="240" w:lineRule="auto"/>
       </w:pPr>
       <w:rPr>
+        <w:rFonts w:eastAsia="黑体"/>
         <w:b/>
         <w:bCs/>
         <w:color w:themeColor="background1" w:val="FFFFFF"/>
@@ -4741,6 +5027,7 @@
         <w:spacing w:after="0" w:before="0" w:line="240" w:lineRule="auto"/>
       </w:pPr>
       <w:rPr>
+        <w:rFonts w:eastAsia="黑体"/>
         <w:b/>
         <w:bCs/>
       </w:rPr>
@@ -4756,12 +5043,14 @@
     </w:tblStylePr>
     <w:tblStylePr w:type="firstCol">
       <w:rPr>
+        <w:rFonts w:eastAsia="黑体"/>
         <w:b/>
         <w:bCs/>
       </w:rPr>
     </w:tblStylePr>
     <w:tblStylePr w:type="lastCol">
       <w:rPr>
+        <w:rFonts w:eastAsia="黑体"/>
         <w:b/>
         <w:bCs/>
       </w:rPr>
@@ -4819,6 +5108,7 @@
         <w:spacing w:after="0" w:before="0" w:line="240" w:lineRule="auto"/>
       </w:pPr>
       <w:rPr>
+        <w:rFonts w:eastAsia="黑体"/>
         <w:b/>
         <w:bCs/>
         <w:color w:themeColor="background1" w:val="FFFFFF"/>
@@ -4833,6 +5123,7 @@
         <w:spacing w:after="0" w:before="0" w:line="240" w:lineRule="auto"/>
       </w:pPr>
       <w:rPr>
+        <w:rFonts w:eastAsia="黑体"/>
         <w:b/>
         <w:bCs/>
       </w:rPr>
@@ -4848,12 +5139,14 @@
     </w:tblStylePr>
     <w:tblStylePr w:type="firstCol">
       <w:rPr>
+        <w:rFonts w:eastAsia="黑体"/>
         <w:b/>
         <w:bCs/>
       </w:rPr>
     </w:tblStylePr>
     <w:tblStylePr w:type="lastCol">
       <w:rPr>
+        <w:rFonts w:eastAsia="黑体"/>
         <w:b/>
         <w:bCs/>
       </w:rPr>
@@ -4911,6 +5204,7 @@
         <w:spacing w:after="0" w:before="0" w:line="240" w:lineRule="auto"/>
       </w:pPr>
       <w:rPr>
+        <w:rFonts w:eastAsia="黑体"/>
         <w:b/>
         <w:bCs/>
         <w:color w:themeColor="background1" w:val="FFFFFF"/>
@@ -4925,6 +5219,7 @@
         <w:spacing w:after="0" w:before="0" w:line="240" w:lineRule="auto"/>
       </w:pPr>
       <w:rPr>
+        <w:rFonts w:eastAsia="黑体"/>
         <w:b/>
         <w:bCs/>
       </w:rPr>
@@ -4940,12 +5235,14 @@
     </w:tblStylePr>
     <w:tblStylePr w:type="firstCol">
       <w:rPr>
+        <w:rFonts w:eastAsia="黑体"/>
         <w:b/>
         <w:bCs/>
       </w:rPr>
     </w:tblStylePr>
     <w:tblStylePr w:type="lastCol">
       <w:rPr>
+        <w:rFonts w:eastAsia="黑体"/>
         <w:b/>
         <w:bCs/>
       </w:rPr>
@@ -5003,6 +5300,7 @@
         <w:spacing w:after="0" w:before="0" w:line="240" w:lineRule="auto"/>
       </w:pPr>
       <w:rPr>
+        <w:rFonts w:eastAsia="黑体"/>
         <w:b/>
         <w:bCs/>
         <w:color w:themeColor="background1" w:val="FFFFFF"/>
@@ -5017,6 +5315,7 @@
         <w:spacing w:after="0" w:before="0" w:line="240" w:lineRule="auto"/>
       </w:pPr>
       <w:rPr>
+        <w:rFonts w:eastAsia="黑体"/>
         <w:b/>
         <w:bCs/>
       </w:rPr>
@@ -5032,12 +5331,14 @@
     </w:tblStylePr>
     <w:tblStylePr w:type="firstCol">
       <w:rPr>
+        <w:rFonts w:eastAsia="黑体"/>
         <w:b/>
         <w:bCs/>
       </w:rPr>
     </w:tblStylePr>
     <w:tblStylePr w:type="lastCol">
       <w:rPr>
+        <w:rFonts w:eastAsia="黑体"/>
         <w:b/>
         <w:bCs/>
       </w:rPr>
@@ -5095,6 +5396,7 @@
         <w:spacing w:after="0" w:before="0" w:line="240" w:lineRule="auto"/>
       </w:pPr>
       <w:rPr>
+        <w:rFonts w:eastAsia="黑体"/>
         <w:b/>
         <w:bCs/>
         <w:color w:themeColor="background1" w:val="FFFFFF"/>
@@ -5109,6 +5411,7 @@
         <w:spacing w:after="0" w:before="0" w:line="240" w:lineRule="auto"/>
       </w:pPr>
       <w:rPr>
+        <w:rFonts w:eastAsia="黑体"/>
         <w:b/>
         <w:bCs/>
       </w:rPr>
@@ -5124,12 +5427,14 @@
     </w:tblStylePr>
     <w:tblStylePr w:type="firstCol">
       <w:rPr>
+        <w:rFonts w:eastAsia="黑体"/>
         <w:b/>
         <w:bCs/>
       </w:rPr>
     </w:tblStylePr>
     <w:tblStylePr w:type="lastCol">
       <w:rPr>
+        <w:rFonts w:eastAsia="黑体"/>
         <w:b/>
         <w:bCs/>
       </w:rPr>
@@ -5187,6 +5492,7 @@
         <w:spacing w:after="0" w:before="0" w:line="240" w:lineRule="auto"/>
       </w:pPr>
       <w:rPr>
+        <w:rFonts w:eastAsia="黑体"/>
         <w:b/>
         <w:bCs/>
         <w:color w:themeColor="background1" w:val="FFFFFF"/>
@@ -5201,6 +5507,7 @@
         <w:spacing w:after="0" w:before="0" w:line="240" w:lineRule="auto"/>
       </w:pPr>
       <w:rPr>
+        <w:rFonts w:eastAsia="黑体"/>
         <w:b/>
         <w:bCs/>
       </w:rPr>
@@ -5216,12 +5523,14 @@
     </w:tblStylePr>
     <w:tblStylePr w:type="firstCol">
       <w:rPr>
+        <w:rFonts w:eastAsia="黑体"/>
         <w:b/>
         <w:bCs/>
       </w:rPr>
     </w:tblStylePr>
     <w:tblStylePr w:type="lastCol">
       <w:rPr>
+        <w:rFonts w:eastAsia="黑体"/>
         <w:b/>
         <w:bCs/>
       </w:rPr>
@@ -5279,6 +5588,7 @@
         <w:spacing w:after="0" w:before="0" w:line="240" w:lineRule="auto"/>
       </w:pPr>
       <w:rPr>
+        <w:rFonts w:eastAsia="黑体"/>
         <w:b/>
         <w:bCs/>
         <w:color w:themeColor="background1" w:val="FFFFFF"/>
@@ -5293,6 +5603,7 @@
         <w:spacing w:after="0" w:before="0" w:line="240" w:lineRule="auto"/>
       </w:pPr>
       <w:rPr>
+        <w:rFonts w:eastAsia="黑体"/>
         <w:b/>
         <w:bCs/>
       </w:rPr>
@@ -5308,12 +5619,14 @@
     </w:tblStylePr>
     <w:tblStylePr w:type="firstCol">
       <w:rPr>
+        <w:rFonts w:eastAsia="黑体"/>
         <w:b/>
         <w:bCs/>
       </w:rPr>
     </w:tblStylePr>
     <w:tblStylePr w:type="lastCol">
       <w:rPr>
+        <w:rFonts w:eastAsia="黑体"/>
         <w:b/>
         <w:bCs/>
       </w:rPr>
@@ -5373,7 +5686,7 @@
         <w:spacing w:after="0" w:before="0" w:line="240" w:lineRule="auto"/>
       </w:pPr>
       <w:rPr>
-        <w:rFonts w:asciiTheme="majorHAnsi" w:cstheme="majorBidi" w:eastAsiaTheme="majorEastAsia" w:hAnsiTheme="majorHAnsi"/>
+        <w:rFonts w:asciiTheme="majorHAnsi" w:cstheme="majorBidi" w:hAnsiTheme="majorHAnsi" w:eastAsia="黑体"/>
         <w:b/>
         <w:bCs/>
       </w:rPr>
@@ -5394,7 +5707,7 @@
         <w:spacing w:after="0" w:before="0" w:line="240" w:lineRule="auto"/>
       </w:pPr>
       <w:rPr>
-        <w:rFonts w:asciiTheme="majorHAnsi" w:cstheme="majorBidi" w:eastAsiaTheme="majorEastAsia" w:hAnsiTheme="majorHAnsi"/>
+        <w:rFonts w:asciiTheme="majorHAnsi" w:cstheme="majorBidi" w:hAnsiTheme="majorHAnsi" w:eastAsia="黑体"/>
         <w:b/>
         <w:bCs/>
       </w:rPr>
@@ -5412,14 +5725,14 @@
     </w:tblStylePr>
     <w:tblStylePr w:type="firstCol">
       <w:rPr>
-        <w:rFonts w:asciiTheme="majorHAnsi" w:cstheme="majorBidi" w:eastAsiaTheme="majorEastAsia" w:hAnsiTheme="majorHAnsi"/>
+        <w:rFonts w:asciiTheme="majorHAnsi" w:cstheme="majorBidi" w:hAnsiTheme="majorHAnsi" w:eastAsia="黑体"/>
         <w:b/>
         <w:bCs/>
       </w:rPr>
     </w:tblStylePr>
     <w:tblStylePr w:type="lastCol">
       <w:rPr>
-        <w:rFonts w:asciiTheme="majorHAnsi" w:cstheme="majorBidi" w:eastAsiaTheme="majorEastAsia" w:hAnsiTheme="majorHAnsi"/>
+        <w:rFonts w:asciiTheme="majorHAnsi" w:cstheme="majorBidi" w:hAnsiTheme="majorHAnsi" w:eastAsia="黑体"/>
         <w:b/>
         <w:bCs/>
       </w:rPr>
@@ -5503,7 +5816,7 @@
         <w:spacing w:after="0" w:before="0" w:line="240" w:lineRule="auto"/>
       </w:pPr>
       <w:rPr>
-        <w:rFonts w:asciiTheme="majorHAnsi" w:cstheme="majorBidi" w:eastAsiaTheme="majorEastAsia" w:hAnsiTheme="majorHAnsi"/>
+        <w:rFonts w:asciiTheme="majorHAnsi" w:cstheme="majorBidi" w:hAnsiTheme="majorHAnsi" w:eastAsia="黑体"/>
         <w:b/>
         <w:bCs/>
       </w:rPr>
@@ -5524,7 +5837,7 @@
         <w:spacing w:after="0" w:before="0" w:line="240" w:lineRule="auto"/>
       </w:pPr>
       <w:rPr>
-        <w:rFonts w:asciiTheme="majorHAnsi" w:cstheme="majorBidi" w:eastAsiaTheme="majorEastAsia" w:hAnsiTheme="majorHAnsi"/>
+        <w:rFonts w:asciiTheme="majorHAnsi" w:cstheme="majorBidi" w:hAnsiTheme="majorHAnsi" w:eastAsia="黑体"/>
         <w:b/>
         <w:bCs/>
       </w:rPr>
@@ -5542,14 +5855,14 @@
     </w:tblStylePr>
     <w:tblStylePr w:type="firstCol">
       <w:rPr>
-        <w:rFonts w:asciiTheme="majorHAnsi" w:cstheme="majorBidi" w:eastAsiaTheme="majorEastAsia" w:hAnsiTheme="majorHAnsi"/>
+        <w:rFonts w:asciiTheme="majorHAnsi" w:cstheme="majorBidi" w:hAnsiTheme="majorHAnsi" w:eastAsia="黑体"/>
         <w:b/>
         <w:bCs/>
       </w:rPr>
     </w:tblStylePr>
     <w:tblStylePr w:type="lastCol">
       <w:rPr>
-        <w:rFonts w:asciiTheme="majorHAnsi" w:cstheme="majorBidi" w:eastAsiaTheme="majorEastAsia" w:hAnsiTheme="majorHAnsi"/>
+        <w:rFonts w:asciiTheme="majorHAnsi" w:cstheme="majorBidi" w:hAnsiTheme="majorHAnsi" w:eastAsia="黑体"/>
         <w:b/>
         <w:bCs/>
       </w:rPr>
@@ -5633,7 +5946,7 @@
         <w:spacing w:after="0" w:before="0" w:line="240" w:lineRule="auto"/>
       </w:pPr>
       <w:rPr>
-        <w:rFonts w:asciiTheme="majorHAnsi" w:cstheme="majorBidi" w:eastAsiaTheme="majorEastAsia" w:hAnsiTheme="majorHAnsi"/>
+        <w:rFonts w:asciiTheme="majorHAnsi" w:cstheme="majorBidi" w:hAnsiTheme="majorHAnsi" w:eastAsia="黑体"/>
         <w:b/>
         <w:bCs/>
       </w:rPr>
@@ -5654,7 +5967,7 @@
         <w:spacing w:after="0" w:before="0" w:line="240" w:lineRule="auto"/>
       </w:pPr>
       <w:rPr>
-        <w:rFonts w:asciiTheme="majorHAnsi" w:cstheme="majorBidi" w:eastAsiaTheme="majorEastAsia" w:hAnsiTheme="majorHAnsi"/>
+        <w:rFonts w:asciiTheme="majorHAnsi" w:cstheme="majorBidi" w:hAnsiTheme="majorHAnsi" w:eastAsia="黑体"/>
         <w:b/>
         <w:bCs/>
       </w:rPr>
@@ -5672,14 +5985,14 @@
     </w:tblStylePr>
     <w:tblStylePr w:type="firstCol">
       <w:rPr>
-        <w:rFonts w:asciiTheme="majorHAnsi" w:cstheme="majorBidi" w:eastAsiaTheme="majorEastAsia" w:hAnsiTheme="majorHAnsi"/>
+        <w:rFonts w:asciiTheme="majorHAnsi" w:cstheme="majorBidi" w:hAnsiTheme="majorHAnsi" w:eastAsia="黑体"/>
         <w:b/>
         <w:bCs/>
       </w:rPr>
     </w:tblStylePr>
     <w:tblStylePr w:type="lastCol">
       <w:rPr>
-        <w:rFonts w:asciiTheme="majorHAnsi" w:cstheme="majorBidi" w:eastAsiaTheme="majorEastAsia" w:hAnsiTheme="majorHAnsi"/>
+        <w:rFonts w:asciiTheme="majorHAnsi" w:cstheme="majorBidi" w:hAnsiTheme="majorHAnsi" w:eastAsia="黑体"/>
         <w:b/>
         <w:bCs/>
       </w:rPr>
@@ -5763,7 +6076,7 @@
         <w:spacing w:after="0" w:before="0" w:line="240" w:lineRule="auto"/>
       </w:pPr>
       <w:rPr>
-        <w:rFonts w:asciiTheme="majorHAnsi" w:cstheme="majorBidi" w:eastAsiaTheme="majorEastAsia" w:hAnsiTheme="majorHAnsi"/>
+        <w:rFonts w:asciiTheme="majorHAnsi" w:cstheme="majorBidi" w:hAnsiTheme="majorHAnsi" w:eastAsia="黑体"/>
         <w:b/>
         <w:bCs/>
       </w:rPr>
@@ -5784,7 +6097,7 @@
         <w:spacing w:after="0" w:before="0" w:line="240" w:lineRule="auto"/>
       </w:pPr>
       <w:rPr>
-        <w:rFonts w:asciiTheme="majorHAnsi" w:cstheme="majorBidi" w:eastAsiaTheme="majorEastAsia" w:hAnsiTheme="majorHAnsi"/>
+        <w:rFonts w:asciiTheme="majorHAnsi" w:cstheme="majorBidi" w:hAnsiTheme="majorHAnsi" w:eastAsia="黑体"/>
         <w:b/>
         <w:bCs/>
       </w:rPr>
@@ -5802,14 +6115,14 @@
     </w:tblStylePr>
     <w:tblStylePr w:type="firstCol">
       <w:rPr>
-        <w:rFonts w:asciiTheme="majorHAnsi" w:cstheme="majorBidi" w:eastAsiaTheme="majorEastAsia" w:hAnsiTheme="majorHAnsi"/>
+        <w:rFonts w:asciiTheme="majorHAnsi" w:cstheme="majorBidi" w:hAnsiTheme="majorHAnsi" w:eastAsia="黑体"/>
         <w:b/>
         <w:bCs/>
       </w:rPr>
     </w:tblStylePr>
     <w:tblStylePr w:type="lastCol">
       <w:rPr>
-        <w:rFonts w:asciiTheme="majorHAnsi" w:cstheme="majorBidi" w:eastAsiaTheme="majorEastAsia" w:hAnsiTheme="majorHAnsi"/>
+        <w:rFonts w:asciiTheme="majorHAnsi" w:cstheme="majorBidi" w:hAnsiTheme="majorHAnsi" w:eastAsia="黑体"/>
         <w:b/>
         <w:bCs/>
       </w:rPr>
@@ -5893,7 +6206,7 @@
         <w:spacing w:after="0" w:before="0" w:line="240" w:lineRule="auto"/>
       </w:pPr>
       <w:rPr>
-        <w:rFonts w:asciiTheme="majorHAnsi" w:cstheme="majorBidi" w:eastAsiaTheme="majorEastAsia" w:hAnsiTheme="majorHAnsi"/>
+        <w:rFonts w:asciiTheme="majorHAnsi" w:cstheme="majorBidi" w:hAnsiTheme="majorHAnsi" w:eastAsia="黑体"/>
         <w:b/>
         <w:bCs/>
       </w:rPr>
@@ -5914,7 +6227,7 @@
         <w:spacing w:after="0" w:before="0" w:line="240" w:lineRule="auto"/>
       </w:pPr>
       <w:rPr>
-        <w:rFonts w:asciiTheme="majorHAnsi" w:cstheme="majorBidi" w:eastAsiaTheme="majorEastAsia" w:hAnsiTheme="majorHAnsi"/>
+        <w:rFonts w:asciiTheme="majorHAnsi" w:cstheme="majorBidi" w:hAnsiTheme="majorHAnsi" w:eastAsia="黑体"/>
         <w:b/>
         <w:bCs/>
       </w:rPr>
@@ -5932,14 +6245,14 @@
     </w:tblStylePr>
     <w:tblStylePr w:type="firstCol">
       <w:rPr>
-        <w:rFonts w:asciiTheme="majorHAnsi" w:cstheme="majorBidi" w:eastAsiaTheme="majorEastAsia" w:hAnsiTheme="majorHAnsi"/>
+        <w:rFonts w:asciiTheme="majorHAnsi" w:cstheme="majorBidi" w:hAnsiTheme="majorHAnsi" w:eastAsia="黑体"/>
         <w:b/>
         <w:bCs/>
       </w:rPr>
     </w:tblStylePr>
     <w:tblStylePr w:type="lastCol">
       <w:rPr>
-        <w:rFonts w:asciiTheme="majorHAnsi" w:cstheme="majorBidi" w:eastAsiaTheme="majorEastAsia" w:hAnsiTheme="majorHAnsi"/>
+        <w:rFonts w:asciiTheme="majorHAnsi" w:cstheme="majorBidi" w:hAnsiTheme="majorHAnsi" w:eastAsia="黑体"/>
         <w:b/>
         <w:bCs/>
       </w:rPr>
@@ -6023,7 +6336,7 @@
         <w:spacing w:after="0" w:before="0" w:line="240" w:lineRule="auto"/>
       </w:pPr>
       <w:rPr>
-        <w:rFonts w:asciiTheme="majorHAnsi" w:cstheme="majorBidi" w:eastAsiaTheme="majorEastAsia" w:hAnsiTheme="majorHAnsi"/>
+        <w:rFonts w:asciiTheme="majorHAnsi" w:cstheme="majorBidi" w:hAnsiTheme="majorHAnsi" w:eastAsia="黑体"/>
         <w:b/>
         <w:bCs/>
       </w:rPr>
@@ -6044,7 +6357,7 @@
         <w:spacing w:after="0" w:before="0" w:line="240" w:lineRule="auto"/>
       </w:pPr>
       <w:rPr>
-        <w:rFonts w:asciiTheme="majorHAnsi" w:cstheme="majorBidi" w:eastAsiaTheme="majorEastAsia" w:hAnsiTheme="majorHAnsi"/>
+        <w:rFonts w:asciiTheme="majorHAnsi" w:cstheme="majorBidi" w:hAnsiTheme="majorHAnsi" w:eastAsia="黑体"/>
         <w:b/>
         <w:bCs/>
       </w:rPr>
@@ -6062,14 +6375,14 @@
     </w:tblStylePr>
     <w:tblStylePr w:type="firstCol">
       <w:rPr>
-        <w:rFonts w:asciiTheme="majorHAnsi" w:cstheme="majorBidi" w:eastAsiaTheme="majorEastAsia" w:hAnsiTheme="majorHAnsi"/>
+        <w:rFonts w:asciiTheme="majorHAnsi" w:cstheme="majorBidi" w:hAnsiTheme="majorHAnsi" w:eastAsia="黑体"/>
         <w:b/>
         <w:bCs/>
       </w:rPr>
     </w:tblStylePr>
     <w:tblStylePr w:type="lastCol">
       <w:rPr>
-        <w:rFonts w:asciiTheme="majorHAnsi" w:cstheme="majorBidi" w:eastAsiaTheme="majorEastAsia" w:hAnsiTheme="majorHAnsi"/>
+        <w:rFonts w:asciiTheme="majorHAnsi" w:cstheme="majorBidi" w:hAnsiTheme="majorHAnsi" w:eastAsia="黑体"/>
         <w:b/>
         <w:bCs/>
       </w:rPr>
@@ -6153,7 +6466,7 @@
         <w:spacing w:after="0" w:before="0" w:line="240" w:lineRule="auto"/>
       </w:pPr>
       <w:rPr>
-        <w:rFonts w:asciiTheme="majorHAnsi" w:cstheme="majorBidi" w:eastAsiaTheme="majorEastAsia" w:hAnsiTheme="majorHAnsi"/>
+        <w:rFonts w:asciiTheme="majorHAnsi" w:cstheme="majorBidi" w:hAnsiTheme="majorHAnsi" w:eastAsia="黑体"/>
         <w:b/>
         <w:bCs/>
       </w:rPr>
@@ -6174,7 +6487,7 @@
         <w:spacing w:after="0" w:before="0" w:line="240" w:lineRule="auto"/>
       </w:pPr>
       <w:rPr>
-        <w:rFonts w:asciiTheme="majorHAnsi" w:cstheme="majorBidi" w:eastAsiaTheme="majorEastAsia" w:hAnsiTheme="majorHAnsi"/>
+        <w:rFonts w:asciiTheme="majorHAnsi" w:cstheme="majorBidi" w:hAnsiTheme="majorHAnsi" w:eastAsia="黑体"/>
         <w:b/>
         <w:bCs/>
       </w:rPr>
@@ -6192,14 +6505,14 @@
     </w:tblStylePr>
     <w:tblStylePr w:type="firstCol">
       <w:rPr>
-        <w:rFonts w:asciiTheme="majorHAnsi" w:cstheme="majorBidi" w:eastAsiaTheme="majorEastAsia" w:hAnsiTheme="majorHAnsi"/>
+        <w:rFonts w:asciiTheme="majorHAnsi" w:cstheme="majorBidi" w:hAnsiTheme="majorHAnsi" w:eastAsia="黑体"/>
         <w:b/>
         <w:bCs/>
       </w:rPr>
     </w:tblStylePr>
     <w:tblStylePr w:type="lastCol">
       <w:rPr>
-        <w:rFonts w:asciiTheme="majorHAnsi" w:cstheme="majorBidi" w:eastAsiaTheme="majorEastAsia" w:hAnsiTheme="majorHAnsi"/>
+        <w:rFonts w:asciiTheme="majorHAnsi" w:cstheme="majorBidi" w:hAnsiTheme="majorHAnsi" w:eastAsia="黑体"/>
         <w:b/>
         <w:bCs/>
       </w:rPr>
@@ -6282,6 +6595,7 @@
         <w:spacing w:after="0" w:before="0" w:line="240" w:lineRule="auto"/>
       </w:pPr>
       <w:rPr>
+        <w:rFonts w:eastAsia="黑体"/>
         <w:b/>
         <w:bCs/>
         <w:color w:themeColor="background1" w:val="FFFFFF"/>
@@ -6304,6 +6618,7 @@
         <w:spacing w:after="0" w:before="0" w:line="240" w:lineRule="auto"/>
       </w:pPr>
       <w:rPr>
+        <w:rFonts w:eastAsia="黑体"/>
         <w:b/>
         <w:bCs/>
       </w:rPr>
@@ -6321,12 +6636,14 @@
     </w:tblStylePr>
     <w:tblStylePr w:type="firstCol">
       <w:rPr>
+        <w:rFonts w:eastAsia="黑体"/>
         <w:b/>
         <w:bCs/>
       </w:rPr>
     </w:tblStylePr>
     <w:tblStylePr w:type="lastCol">
       <w:rPr>
+        <w:rFonts w:eastAsia="黑体"/>
         <w:b/>
         <w:bCs/>
       </w:rPr>
@@ -6388,6 +6705,7 @@
         <w:spacing w:after="0" w:before="0" w:line="240" w:lineRule="auto"/>
       </w:pPr>
       <w:rPr>
+        <w:rFonts w:eastAsia="黑体"/>
         <w:b/>
         <w:bCs/>
         <w:color w:themeColor="background1" w:val="FFFFFF"/>
@@ -6410,6 +6728,7 @@
         <w:spacing w:after="0" w:before="0" w:line="240" w:lineRule="auto"/>
       </w:pPr>
       <w:rPr>
+        <w:rFonts w:eastAsia="黑体"/>
         <w:b/>
         <w:bCs/>
       </w:rPr>
@@ -6427,12 +6746,14 @@
     </w:tblStylePr>
     <w:tblStylePr w:type="firstCol">
       <w:rPr>
+        <w:rFonts w:eastAsia="黑体"/>
         <w:b/>
         <w:bCs/>
       </w:rPr>
     </w:tblStylePr>
     <w:tblStylePr w:type="lastCol">
       <w:rPr>
+        <w:rFonts w:eastAsia="黑体"/>
         <w:b/>
         <w:bCs/>
       </w:rPr>
@@ -6494,6 +6815,7 @@
         <w:spacing w:after="0" w:before="0" w:line="240" w:lineRule="auto"/>
       </w:pPr>
       <w:rPr>
+        <w:rFonts w:eastAsia="黑体"/>
         <w:b/>
         <w:bCs/>
         <w:color w:themeColor="background1" w:val="FFFFFF"/>
@@ -6516,6 +6838,7 @@
         <w:spacing w:after="0" w:before="0" w:line="240" w:lineRule="auto"/>
       </w:pPr>
       <w:rPr>
+        <w:rFonts w:eastAsia="黑体"/>
         <w:b/>
         <w:bCs/>
       </w:rPr>
@@ -6533,12 +6856,14 @@
     </w:tblStylePr>
     <w:tblStylePr w:type="firstCol">
       <w:rPr>
+        <w:rFonts w:eastAsia="黑体"/>
         <w:b/>
         <w:bCs/>
       </w:rPr>
     </w:tblStylePr>
     <w:tblStylePr w:type="lastCol">
       <w:rPr>
+        <w:rFonts w:eastAsia="黑体"/>
         <w:b/>
         <w:bCs/>
       </w:rPr>
@@ -6600,6 +6925,7 @@
         <w:spacing w:after="0" w:before="0" w:line="240" w:lineRule="auto"/>
       </w:pPr>
       <w:rPr>
+        <w:rFonts w:eastAsia="黑体"/>
         <w:b/>
         <w:bCs/>
         <w:color w:themeColor="background1" w:val="FFFFFF"/>
@@ -6622,6 +6948,7 @@
         <w:spacing w:after="0" w:before="0" w:line="240" w:lineRule="auto"/>
       </w:pPr>
       <w:rPr>
+        <w:rFonts w:eastAsia="黑体"/>
         <w:b/>
         <w:bCs/>
       </w:rPr>
@@ -6639,12 +6966,14 @@
     </w:tblStylePr>
     <w:tblStylePr w:type="firstCol">
       <w:rPr>
+        <w:rFonts w:eastAsia="黑体"/>
         <w:b/>
         <w:bCs/>
       </w:rPr>
     </w:tblStylePr>
     <w:tblStylePr w:type="lastCol">
       <w:rPr>
+        <w:rFonts w:eastAsia="黑体"/>
         <w:b/>
         <w:bCs/>
       </w:rPr>
@@ -6706,6 +7035,7 @@
         <w:spacing w:after="0" w:before="0" w:line="240" w:lineRule="auto"/>
       </w:pPr>
       <w:rPr>
+        <w:rFonts w:eastAsia="黑体"/>
         <w:b/>
         <w:bCs/>
         <w:color w:themeColor="background1" w:val="FFFFFF"/>
@@ -6728,6 +7058,7 @@
         <w:spacing w:after="0" w:before="0" w:line="240" w:lineRule="auto"/>
       </w:pPr>
       <w:rPr>
+        <w:rFonts w:eastAsia="黑体"/>
         <w:b/>
         <w:bCs/>
       </w:rPr>
@@ -6745,12 +7076,14 @@
     </w:tblStylePr>
     <w:tblStylePr w:type="firstCol">
       <w:rPr>
+        <w:rFonts w:eastAsia="黑体"/>
         <w:b/>
         <w:bCs/>
       </w:rPr>
     </w:tblStylePr>
     <w:tblStylePr w:type="lastCol">
       <w:rPr>
+        <w:rFonts w:eastAsia="黑体"/>
         <w:b/>
         <w:bCs/>
       </w:rPr>
@@ -6812,6 +7145,7 @@
         <w:spacing w:after="0" w:before="0" w:line="240" w:lineRule="auto"/>
       </w:pPr>
       <w:rPr>
+        <w:rFonts w:eastAsia="黑体"/>
         <w:b/>
         <w:bCs/>
         <w:color w:themeColor="background1" w:val="FFFFFF"/>
@@ -6834,6 +7168,7 @@
         <w:spacing w:after="0" w:before="0" w:line="240" w:lineRule="auto"/>
       </w:pPr>
       <w:rPr>
+        <w:rFonts w:eastAsia="黑体"/>
         <w:b/>
         <w:bCs/>
       </w:rPr>
@@ -6851,12 +7186,14 @@
     </w:tblStylePr>
     <w:tblStylePr w:type="firstCol">
       <w:rPr>
+        <w:rFonts w:eastAsia="黑体"/>
         <w:b/>
         <w:bCs/>
       </w:rPr>
     </w:tblStylePr>
     <w:tblStylePr w:type="lastCol">
       <w:rPr>
+        <w:rFonts w:eastAsia="黑体"/>
         <w:b/>
         <w:bCs/>
       </w:rPr>
@@ -6918,6 +7255,7 @@
         <w:spacing w:after="0" w:before="0" w:line="240" w:lineRule="auto"/>
       </w:pPr>
       <w:rPr>
+        <w:rFonts w:eastAsia="黑体"/>
         <w:b/>
         <w:bCs/>
         <w:color w:themeColor="background1" w:val="FFFFFF"/>
@@ -6940,6 +7278,7 @@
         <w:spacing w:after="0" w:before="0" w:line="240" w:lineRule="auto"/>
       </w:pPr>
       <w:rPr>
+        <w:rFonts w:eastAsia="黑体"/>
         <w:b/>
         <w:bCs/>
       </w:rPr>
@@ -6957,12 +7296,14 @@
     </w:tblStylePr>
     <w:tblStylePr w:type="firstCol">
       <w:rPr>
+        <w:rFonts w:eastAsia="黑体"/>
         <w:b/>
         <w:bCs/>
       </w:rPr>
     </w:tblStylePr>
     <w:tblStylePr w:type="lastCol">
       <w:rPr>
+        <w:rFonts w:eastAsia="黑体"/>
         <w:b/>
         <w:bCs/>
       </w:rPr>
@@ -7021,6 +7362,7 @@
         <w:spacing w:after="0" w:before="0" w:line="240" w:lineRule="auto"/>
       </w:pPr>
       <w:rPr>
+        <w:rFonts w:eastAsia="黑体"/>
         <w:b/>
         <w:bCs/>
         <w:color w:themeColor="background1" w:val="FFFFFF"/>
@@ -7043,6 +7385,7 @@
         <w:spacing w:after="0" w:before="0" w:line="240" w:lineRule="auto"/>
       </w:pPr>
       <w:rPr>
+        <w:rFonts w:eastAsia="黑体"/>
         <w:color w:val="auto"/>
       </w:rPr>
       <w:tblPr/>
@@ -7060,6 +7403,7 @@
     </w:tblStylePr>
     <w:tblStylePr w:type="firstCol">
       <w:rPr>
+        <w:rFonts w:eastAsia="黑体"/>
         <w:b/>
         <w:bCs/>
         <w:color w:themeColor="background1" w:val="FFFFFF"/>
@@ -7079,6 +7423,7 @@
     </w:tblStylePr>
     <w:tblStylePr w:type="lastCol">
       <w:rPr>
+        <w:rFonts w:eastAsia="黑体"/>
         <w:b/>
         <w:bCs/>
         <w:color w:themeColor="background1" w:val="FFFFFF"/>
@@ -7127,6 +7472,7 @@
     </w:tblStylePr>
     <w:tblStylePr w:type="nwCell">
       <w:rPr>
+        <w:rFonts w:eastAsia="黑体"/>
         <w:color w:themeColor="background1" w:val="FFFFFF"/>
       </w:rPr>
       <w:tblPr/>
@@ -7170,6 +7516,7 @@
         <w:spacing w:after="0" w:before="0" w:line="240" w:lineRule="auto"/>
       </w:pPr>
       <w:rPr>
+        <w:rFonts w:eastAsia="黑体"/>
         <w:b/>
         <w:bCs/>
         <w:color w:themeColor="background1" w:val="FFFFFF"/>
@@ -7192,6 +7539,7 @@
         <w:spacing w:after="0" w:before="0" w:line="240" w:lineRule="auto"/>
       </w:pPr>
       <w:rPr>
+        <w:rFonts w:eastAsia="黑体"/>
         <w:color w:val="auto"/>
       </w:rPr>
       <w:tblPr/>
@@ -7209,6 +7557,7 @@
     </w:tblStylePr>
     <w:tblStylePr w:type="firstCol">
       <w:rPr>
+        <w:rFonts w:eastAsia="黑体"/>
         <w:b/>
         <w:bCs/>
         <w:color w:themeColor="background1" w:val="FFFFFF"/>
@@ -7228,6 +7577,7 @@
     </w:tblStylePr>
     <w:tblStylePr w:type="lastCol">
       <w:rPr>
+        <w:rFonts w:eastAsia="黑体"/>
         <w:b/>
         <w:bCs/>
         <w:color w:themeColor="background1" w:val="FFFFFF"/>
@@ -7276,6 +7626,7 @@
     </w:tblStylePr>
     <w:tblStylePr w:type="nwCell">
       <w:rPr>
+        <w:rFonts w:eastAsia="黑体"/>
         <w:color w:themeColor="background1" w:val="FFFFFF"/>
       </w:rPr>
       <w:tblPr/>
@@ -7319,6 +7670,7 @@
         <w:spacing w:after="0" w:before="0" w:line="240" w:lineRule="auto"/>
       </w:pPr>
       <w:rPr>
+        <w:rFonts w:eastAsia="黑体"/>
         <w:b/>
         <w:bCs/>
         <w:color w:themeColor="background1" w:val="FFFFFF"/>
@@ -7341,6 +7693,7 @@
         <w:spacing w:after="0" w:before="0" w:line="240" w:lineRule="auto"/>
       </w:pPr>
       <w:rPr>
+        <w:rFonts w:eastAsia="黑体"/>
         <w:color w:val="auto"/>
       </w:rPr>
       <w:tblPr/>
@@ -7358,6 +7711,7 @@
     </w:tblStylePr>
     <w:tblStylePr w:type="firstCol">
       <w:rPr>
+        <w:rFonts w:eastAsia="黑体"/>
         <w:b/>
         <w:bCs/>
         <w:color w:themeColor="background1" w:val="FFFFFF"/>
@@ -7377,6 +7731,7 @@
     </w:tblStylePr>
     <w:tblStylePr w:type="lastCol">
       <w:rPr>
+        <w:rFonts w:eastAsia="黑体"/>
         <w:b/>
         <w:bCs/>
         <w:color w:themeColor="background1" w:val="FFFFFF"/>
@@ -7425,6 +7780,7 @@
     </w:tblStylePr>
     <w:tblStylePr w:type="nwCell">
       <w:rPr>
+        <w:rFonts w:eastAsia="黑体"/>
         <w:color w:themeColor="background1" w:val="FFFFFF"/>
       </w:rPr>
       <w:tblPr/>
@@ -7468,6 +7824,7 @@
         <w:spacing w:after="0" w:before="0" w:line="240" w:lineRule="auto"/>
       </w:pPr>
       <w:rPr>
+        <w:rFonts w:eastAsia="黑体"/>
         <w:b/>
         <w:bCs/>
         <w:color w:themeColor="background1" w:val="FFFFFF"/>
@@ -7490,6 +7847,7 @@
         <w:spacing w:after="0" w:before="0" w:line="240" w:lineRule="auto"/>
       </w:pPr>
       <w:rPr>
+        <w:rFonts w:eastAsia="黑体"/>
         <w:color w:val="auto"/>
       </w:rPr>
       <w:tblPr/>
@@ -7507,6 +7865,7 @@
     </w:tblStylePr>
     <w:tblStylePr w:type="firstCol">
       <w:rPr>
+        <w:rFonts w:eastAsia="黑体"/>
         <w:b/>
         <w:bCs/>
         <w:color w:themeColor="background1" w:val="FFFFFF"/>
@@ -7526,6 +7885,7 @@
     </w:tblStylePr>
     <w:tblStylePr w:type="lastCol">
       <w:rPr>
+        <w:rFonts w:eastAsia="黑体"/>
         <w:b/>
         <w:bCs/>
         <w:color w:themeColor="background1" w:val="FFFFFF"/>
@@ -7574,6 +7934,7 @@
     </w:tblStylePr>
     <w:tblStylePr w:type="nwCell">
       <w:rPr>
+        <w:rFonts w:eastAsia="黑体"/>
         <w:color w:themeColor="background1" w:val="FFFFFF"/>
       </w:rPr>
       <w:tblPr/>
@@ -7617,6 +7978,7 @@
         <w:spacing w:after="0" w:before="0" w:line="240" w:lineRule="auto"/>
       </w:pPr>
       <w:rPr>
+        <w:rFonts w:eastAsia="黑体"/>
         <w:b/>
         <w:bCs/>
         <w:color w:themeColor="background1" w:val="FFFFFF"/>
@@ -7639,6 +8001,7 @@
         <w:spacing w:after="0" w:before="0" w:line="240" w:lineRule="auto"/>
       </w:pPr>
       <w:rPr>
+        <w:rFonts w:eastAsia="黑体"/>
         <w:color w:val="auto"/>
       </w:rPr>
       <w:tblPr/>
@@ -7656,6 +8019,7 @@
     </w:tblStylePr>
     <w:tblStylePr w:type="firstCol">
       <w:rPr>
+        <w:rFonts w:eastAsia="黑体"/>
         <w:b/>
         <w:bCs/>
         <w:color w:themeColor="background1" w:val="FFFFFF"/>
@@ -7675,6 +8039,7 @@
     </w:tblStylePr>
     <w:tblStylePr w:type="lastCol">
       <w:rPr>
+        <w:rFonts w:eastAsia="黑体"/>
         <w:b/>
         <w:bCs/>
         <w:color w:themeColor="background1" w:val="FFFFFF"/>
@@ -7723,6 +8088,7 @@
     </w:tblStylePr>
     <w:tblStylePr w:type="nwCell">
       <w:rPr>
+        <w:rFonts w:eastAsia="黑体"/>
         <w:color w:themeColor="background1" w:val="FFFFFF"/>
       </w:rPr>
       <w:tblPr/>
@@ -7766,6 +8132,7 @@
         <w:spacing w:after="0" w:before="0" w:line="240" w:lineRule="auto"/>
       </w:pPr>
       <w:rPr>
+        <w:rFonts w:eastAsia="黑体"/>
         <w:b/>
         <w:bCs/>
         <w:color w:themeColor="background1" w:val="FFFFFF"/>
@@ -7788,6 +8155,7 @@
         <w:spacing w:after="0" w:before="0" w:line="240" w:lineRule="auto"/>
       </w:pPr>
       <w:rPr>
+        <w:rFonts w:eastAsia="黑体"/>
         <w:color w:val="auto"/>
       </w:rPr>
       <w:tblPr/>
@@ -7805,6 +8173,7 @@
     </w:tblStylePr>
     <w:tblStylePr w:type="firstCol">
       <w:rPr>
+        <w:rFonts w:eastAsia="黑体"/>
         <w:b/>
         <w:bCs/>
         <w:color w:themeColor="background1" w:val="FFFFFF"/>
@@ -7824,6 +8193,7 @@
     </w:tblStylePr>
     <w:tblStylePr w:type="lastCol">
       <w:rPr>
+        <w:rFonts w:eastAsia="黑体"/>
         <w:b/>
         <w:bCs/>
         <w:color w:themeColor="background1" w:val="FFFFFF"/>
@@ -7872,6 +8242,7 @@
     </w:tblStylePr>
     <w:tblStylePr w:type="nwCell">
       <w:rPr>
+        <w:rFonts w:eastAsia="黑体"/>
         <w:color w:themeColor="background1" w:val="FFFFFF"/>
       </w:rPr>
       <w:tblPr/>
@@ -7915,6 +8286,7 @@
         <w:spacing w:after="0" w:before="0" w:line="240" w:lineRule="auto"/>
       </w:pPr>
       <w:rPr>
+        <w:rFonts w:eastAsia="黑体"/>
         <w:b/>
         <w:bCs/>
         <w:color w:themeColor="background1" w:val="FFFFFF"/>
@@ -7937,6 +8309,7 @@
         <w:spacing w:after="0" w:before="0" w:line="240" w:lineRule="auto"/>
       </w:pPr>
       <w:rPr>
+        <w:rFonts w:eastAsia="黑体"/>
         <w:color w:val="auto"/>
       </w:rPr>
       <w:tblPr/>
@@ -7954,6 +8327,7 @@
     </w:tblStylePr>
     <w:tblStylePr w:type="firstCol">
       <w:rPr>
+        <w:rFonts w:eastAsia="黑体"/>
         <w:b/>
         <w:bCs/>
         <w:color w:themeColor="background1" w:val="FFFFFF"/>
@@ -7973,6 +8347,7 @@
     </w:tblStylePr>
     <w:tblStylePr w:type="lastCol">
       <w:rPr>
+        <w:rFonts w:eastAsia="黑体"/>
         <w:b/>
         <w:bCs/>
         <w:color w:themeColor="background1" w:val="FFFFFF"/>
@@ -8021,6 +8396,7 @@
     </w:tblStylePr>
     <w:tblStylePr w:type="nwCell">
       <w:rPr>
+        <w:rFonts w:eastAsia="黑体"/>
         <w:color w:themeColor="background1" w:val="FFFFFF"/>
       </w:rPr>
       <w:tblPr/>
@@ -8045,6 +8421,7 @@
       <w:spacing w:after="0" w:line="240" w:lineRule="auto"/>
     </w:pPr>
     <w:rPr>
+      <w:rFonts w:eastAsia="黑体"/>
       <w:color w:themeColor="text1" w:val="000000"/>
     </w:rPr>
     <w:tblPr>
@@ -8064,7 +8441,7 @@
     </w:tblPr>
     <w:tblStylePr w:type="firstRow">
       <w:rPr>
-        <w:rFonts w:asciiTheme="majorHAnsi" w:cstheme="majorBidi" w:eastAsiaTheme="majorEastAsia" w:hAnsiTheme="majorHAnsi"/>
+        <w:rFonts w:asciiTheme="majorHAnsi" w:cstheme="majorBidi" w:hAnsiTheme="majorHAnsi" w:eastAsia="黑体"/>
       </w:rPr>
       <w:tblPr/>
       <w:tcPr>
@@ -8076,6 +8453,7 @@
     </w:tblStylePr>
     <w:tblStylePr w:type="lastRow">
       <w:rPr>
+        <w:rFonts w:eastAsia="黑体"/>
         <w:b/>
         <w:bCs/>
         <w:color w:themeColor="text2" w:val="1F497D"/>
@@ -8090,12 +8468,14 @@
     </w:tblStylePr>
     <w:tblStylePr w:type="firstCol">
       <w:rPr>
+        <w:rFonts w:eastAsia="黑体"/>
         <w:b/>
         <w:bCs/>
       </w:rPr>
     </w:tblStylePr>
     <w:tblStylePr w:type="lastCol">
       <w:rPr>
+        <w:rFonts w:eastAsia="黑体"/>
         <w:b/>
         <w:bCs/>
       </w:rPr>
@@ -8129,6 +8509,7 @@
       <w:spacing w:after="0" w:line="240" w:lineRule="auto"/>
     </w:pPr>
     <w:rPr>
+      <w:rFonts w:eastAsia="黑体"/>
       <w:color w:themeColor="text1" w:val="000000"/>
     </w:rPr>
     <w:tblPr>
@@ -8148,7 +8529,7 @@
     </w:tblPr>
     <w:tblStylePr w:type="firstRow">
       <w:rPr>
-        <w:rFonts w:asciiTheme="majorHAnsi" w:cstheme="majorBidi" w:eastAsiaTheme="majorEastAsia" w:hAnsiTheme="majorHAnsi"/>
+        <w:rFonts w:asciiTheme="majorHAnsi" w:cstheme="majorBidi" w:hAnsiTheme="majorHAnsi" w:eastAsia="黑体"/>
       </w:rPr>
       <w:tblPr/>
       <w:tcPr>
@@ -8160,6 +8541,7 @@
     </w:tblStylePr>
     <w:tblStylePr w:type="lastRow">
       <w:rPr>
+        <w:rFonts w:eastAsia="黑体"/>
         <w:b/>
         <w:bCs/>
         <w:color w:themeColor="text2" w:val="1F497D"/>
@@ -8174,12 +8556,14 @@
     </w:tblStylePr>
     <w:tblStylePr w:type="firstCol">
       <w:rPr>
+        <w:rFonts w:eastAsia="黑体"/>
         <w:b/>
         <w:bCs/>
       </w:rPr>
     </w:tblStylePr>
     <w:tblStylePr w:type="lastCol">
       <w:rPr>
+        <w:rFonts w:eastAsia="黑体"/>
         <w:b/>
         <w:bCs/>
       </w:rPr>
@@ -8213,6 +8597,7 @@
       <w:spacing w:after="0" w:line="240" w:lineRule="auto"/>
     </w:pPr>
     <w:rPr>
+      <w:rFonts w:eastAsia="黑体"/>
       <w:color w:themeColor="text1" w:val="000000"/>
     </w:rPr>
     <w:tblPr>
@@ -8232,7 +8617,7 @@
     </w:tblPr>
     <w:tblStylePr w:type="firstRow">
       <w:rPr>
-        <w:rFonts w:asciiTheme="majorHAnsi" w:cstheme="majorBidi" w:eastAsiaTheme="majorEastAsia" w:hAnsiTheme="majorHAnsi"/>
+        <w:rFonts w:asciiTheme="majorHAnsi" w:cstheme="majorBidi" w:hAnsiTheme="majorHAnsi" w:eastAsia="黑体"/>
       </w:rPr>
       <w:tblPr/>
       <w:tcPr>
@@ -8244,6 +8629,7 @@
     </w:tblStylePr>
     <w:tblStylePr w:type="lastRow">
       <w:rPr>
+        <w:rFonts w:eastAsia="黑体"/>
         <w:b/>
         <w:bCs/>
         <w:color w:themeColor="text2" w:val="1F497D"/>
@@ -8258,12 +8644,14 @@
     </w:tblStylePr>
     <w:tblStylePr w:type="firstCol">
       <w:rPr>
+        <w:rFonts w:eastAsia="黑体"/>
         <w:b/>
         <w:bCs/>
       </w:rPr>
     </w:tblStylePr>
     <w:tblStylePr w:type="lastCol">
       <w:rPr>
+        <w:rFonts w:eastAsia="黑体"/>
         <w:b/>
         <w:bCs/>
       </w:rPr>
@@ -8297,6 +8685,7 @@
       <w:spacing w:after="0" w:line="240" w:lineRule="auto"/>
     </w:pPr>
     <w:rPr>
+      <w:rFonts w:eastAsia="黑体"/>
       <w:color w:themeColor="text1" w:val="000000"/>
     </w:rPr>
     <w:tblPr>
@@ -8316,7 +8705,7 @@
     </w:tblPr>
     <w:tblStylePr w:type="firstRow">
       <w:rPr>
-        <w:rFonts w:asciiTheme="majorHAnsi" w:cstheme="majorBidi" w:eastAsiaTheme="majorEastAsia" w:hAnsiTheme="majorHAnsi"/>
+        <w:rFonts w:asciiTheme="majorHAnsi" w:cstheme="majorBidi" w:hAnsiTheme="majorHAnsi" w:eastAsia="黑体"/>
       </w:rPr>
       <w:tblPr/>
       <w:tcPr>
@@ -8328,6 +8717,7 @@
     </w:tblStylePr>
     <w:tblStylePr w:type="lastRow">
       <w:rPr>
+        <w:rFonts w:eastAsia="黑体"/>
         <w:b/>
         <w:bCs/>
         <w:color w:themeColor="text2" w:val="1F497D"/>
@@ -8342,12 +8732,14 @@
     </w:tblStylePr>
     <w:tblStylePr w:type="firstCol">
       <w:rPr>
+        <w:rFonts w:eastAsia="黑体"/>
         <w:b/>
         <w:bCs/>
       </w:rPr>
     </w:tblStylePr>
     <w:tblStylePr w:type="lastCol">
       <w:rPr>
+        <w:rFonts w:eastAsia="黑体"/>
         <w:b/>
         <w:bCs/>
       </w:rPr>
@@ -8381,6 +8773,7 @@
       <w:spacing w:after="0" w:line="240" w:lineRule="auto"/>
     </w:pPr>
     <w:rPr>
+      <w:rFonts w:eastAsia="黑体"/>
       <w:color w:themeColor="text1" w:val="000000"/>
     </w:rPr>
     <w:tblPr>
@@ -8400,7 +8793,7 @@
     </w:tblPr>
     <w:tblStylePr w:type="firstRow">
       <w:rPr>
-        <w:rFonts w:asciiTheme="majorHAnsi" w:cstheme="majorBidi" w:eastAsiaTheme="majorEastAsia" w:hAnsiTheme="majorHAnsi"/>
+        <w:rFonts w:asciiTheme="majorHAnsi" w:cstheme="majorBidi" w:hAnsiTheme="majorHAnsi" w:eastAsia="黑体"/>
       </w:rPr>
       <w:tblPr/>
       <w:tcPr>
@@ -8412,6 +8805,7 @@
     </w:tblStylePr>
     <w:tblStylePr w:type="lastRow">
       <w:rPr>
+        <w:rFonts w:eastAsia="黑体"/>
         <w:b/>
         <w:bCs/>
         <w:color w:themeColor="text2" w:val="1F497D"/>
@@ -8426,12 +8820,14 @@
     </w:tblStylePr>
     <w:tblStylePr w:type="firstCol">
       <w:rPr>
+        <w:rFonts w:eastAsia="黑体"/>
         <w:b/>
         <w:bCs/>
       </w:rPr>
     </w:tblStylePr>
     <w:tblStylePr w:type="lastCol">
       <w:rPr>
+        <w:rFonts w:eastAsia="黑体"/>
         <w:b/>
         <w:bCs/>
       </w:rPr>
@@ -8465,6 +8861,7 @@
       <w:spacing w:after="0" w:line="240" w:lineRule="auto"/>
     </w:pPr>
     <w:rPr>
+      <w:rFonts w:eastAsia="黑体"/>
       <w:color w:themeColor="text1" w:val="000000"/>
     </w:rPr>
     <w:tblPr>
@@ -8484,7 +8881,7 @@
     </w:tblPr>
     <w:tblStylePr w:type="firstRow">
       <w:rPr>
-        <w:rFonts w:asciiTheme="majorHAnsi" w:cstheme="majorBidi" w:eastAsiaTheme="majorEastAsia" w:hAnsiTheme="majorHAnsi"/>
+        <w:rFonts w:asciiTheme="majorHAnsi" w:cstheme="majorBidi" w:hAnsiTheme="majorHAnsi" w:eastAsia="黑体"/>
       </w:rPr>
       <w:tblPr/>
       <w:tcPr>
@@ -8496,6 +8893,7 @@
     </w:tblStylePr>
     <w:tblStylePr w:type="lastRow">
       <w:rPr>
+        <w:rFonts w:eastAsia="黑体"/>
         <w:b/>
         <w:bCs/>
         <w:color w:themeColor="text2" w:val="1F497D"/>
@@ -8510,12 +8908,14 @@
     </w:tblStylePr>
     <w:tblStylePr w:type="firstCol">
       <w:rPr>
+        <w:rFonts w:eastAsia="黑体"/>
         <w:b/>
         <w:bCs/>
       </w:rPr>
     </w:tblStylePr>
     <w:tblStylePr w:type="lastCol">
       <w:rPr>
+        <w:rFonts w:eastAsia="黑体"/>
         <w:b/>
         <w:bCs/>
       </w:rPr>
@@ -8549,6 +8949,7 @@
       <w:spacing w:after="0" w:line="240" w:lineRule="auto"/>
     </w:pPr>
     <w:rPr>
+      <w:rFonts w:eastAsia="黑体"/>
       <w:color w:themeColor="text1" w:val="000000"/>
     </w:rPr>
     <w:tblPr>
@@ -8568,7 +8969,7 @@
     </w:tblPr>
     <w:tblStylePr w:type="firstRow">
       <w:rPr>
-        <w:rFonts w:asciiTheme="majorHAnsi" w:cstheme="majorBidi" w:eastAsiaTheme="majorEastAsia" w:hAnsiTheme="majorHAnsi"/>
+        <w:rFonts w:asciiTheme="majorHAnsi" w:cstheme="majorBidi" w:hAnsiTheme="majorHAnsi" w:eastAsia="黑体"/>
       </w:rPr>
       <w:tblPr/>
       <w:tcPr>
@@ -8580,6 +8981,7 @@
     </w:tblStylePr>
     <w:tblStylePr w:type="lastRow">
       <w:rPr>
+        <w:rFonts w:eastAsia="黑体"/>
         <w:b/>
         <w:bCs/>
         <w:color w:themeColor="text2" w:val="1F497D"/>
@@ -8594,12 +8996,14 @@
     </w:tblStylePr>
     <w:tblStylePr w:type="firstCol">
       <w:rPr>
+        <w:rFonts w:eastAsia="黑体"/>
         <w:b/>
         <w:bCs/>
       </w:rPr>
     </w:tblStylePr>
     <w:tblStylePr w:type="lastCol">
       <w:rPr>
+        <w:rFonts w:eastAsia="黑体"/>
         <w:b/>
         <w:bCs/>
       </w:rPr>
@@ -8633,7 +9037,7 @@
       <w:spacing w:after="0" w:line="240" w:lineRule="auto"/>
     </w:pPr>
     <w:rPr>
-      <w:rFonts w:asciiTheme="majorHAnsi" w:cstheme="majorBidi" w:eastAsiaTheme="majorEastAsia" w:hAnsiTheme="majorHAnsi"/>
+      <w:rFonts w:asciiTheme="majorHAnsi" w:cstheme="majorBidi" w:hAnsiTheme="majorHAnsi" w:eastAsia="黑体"/>
       <w:color w:themeColor="text1" w:val="000000"/>
     </w:rPr>
     <w:tblPr>
@@ -8655,6 +9059,7 @@
     </w:tblPr>
     <w:tblStylePr w:type="firstRow">
       <w:rPr>
+        <w:rFonts w:eastAsia="黑体"/>
         <w:sz w:val="24"/>
         <w:szCs w:val="24"/>
       </w:rPr>
@@ -8761,7 +9166,7 @@
       <w:spacing w:after="0" w:line="240" w:lineRule="auto"/>
     </w:pPr>
     <w:rPr>
-      <w:rFonts w:asciiTheme="majorHAnsi" w:cstheme="majorBidi" w:eastAsiaTheme="majorEastAsia" w:hAnsiTheme="majorHAnsi"/>
+      <w:rFonts w:asciiTheme="majorHAnsi" w:cstheme="majorBidi" w:hAnsiTheme="majorHAnsi" w:eastAsia="黑体"/>
       <w:color w:themeColor="text1" w:val="000000"/>
     </w:rPr>
     <w:tblPr>
@@ -8783,6 +9188,7 @@
     </w:tblPr>
     <w:tblStylePr w:type="firstRow">
       <w:rPr>
+        <w:rFonts w:eastAsia="黑体"/>
         <w:sz w:val="24"/>
         <w:szCs w:val="24"/>
       </w:rPr>
@@ -8889,7 +9295,7 @@
       <w:spacing w:after="0" w:line="240" w:lineRule="auto"/>
     </w:pPr>
     <w:rPr>
-      <w:rFonts w:asciiTheme="majorHAnsi" w:cstheme="majorBidi" w:eastAsiaTheme="majorEastAsia" w:hAnsiTheme="majorHAnsi"/>
+      <w:rFonts w:asciiTheme="majorHAnsi" w:cstheme="majorBidi" w:hAnsiTheme="majorHAnsi" w:eastAsia="黑体"/>
       <w:color w:themeColor="text1" w:val="000000"/>
     </w:rPr>
     <w:tblPr>
@@ -8911,6 +9317,7 @@
     </w:tblPr>
     <w:tblStylePr w:type="firstRow">
       <w:rPr>
+        <w:rFonts w:eastAsia="黑体"/>
         <w:sz w:val="24"/>
         <w:szCs w:val="24"/>
       </w:rPr>
@@ -9017,7 +9424,7 @@
       <w:spacing w:after="0" w:line="240" w:lineRule="auto"/>
     </w:pPr>
     <w:rPr>
-      <w:rFonts w:asciiTheme="majorHAnsi" w:cstheme="majorBidi" w:eastAsiaTheme="majorEastAsia" w:hAnsiTheme="majorHAnsi"/>
+      <w:rFonts w:asciiTheme="majorHAnsi" w:cstheme="majorBidi" w:hAnsiTheme="majorHAnsi" w:eastAsia="黑体"/>
       <w:color w:themeColor="text1" w:val="000000"/>
     </w:rPr>
     <w:tblPr>
@@ -9039,6 +9446,7 @@
     </w:tblPr>
     <w:tblStylePr w:type="firstRow">
       <w:rPr>
+        <w:rFonts w:eastAsia="黑体"/>
         <w:sz w:val="24"/>
         <w:szCs w:val="24"/>
       </w:rPr>
@@ -9145,7 +9553,7 @@
       <w:spacing w:after="0" w:line="240" w:lineRule="auto"/>
     </w:pPr>
     <w:rPr>
-      <w:rFonts w:asciiTheme="majorHAnsi" w:cstheme="majorBidi" w:eastAsiaTheme="majorEastAsia" w:hAnsiTheme="majorHAnsi"/>
+      <w:rFonts w:asciiTheme="majorHAnsi" w:cstheme="majorBidi" w:hAnsiTheme="majorHAnsi" w:eastAsia="黑体"/>
       <w:color w:themeColor="text1" w:val="000000"/>
     </w:rPr>
     <w:tblPr>
@@ -9167,6 +9575,7 @@
     </w:tblPr>
     <w:tblStylePr w:type="firstRow">
       <w:rPr>
+        <w:rFonts w:eastAsia="黑体"/>
         <w:sz w:val="24"/>
         <w:szCs w:val="24"/>
       </w:rPr>
@@ -9273,7 +9682,7 @@
       <w:spacing w:after="0" w:line="240" w:lineRule="auto"/>
     </w:pPr>
     <w:rPr>
-      <w:rFonts w:asciiTheme="majorHAnsi" w:cstheme="majorBidi" w:eastAsiaTheme="majorEastAsia" w:hAnsiTheme="majorHAnsi"/>
+      <w:rFonts w:asciiTheme="majorHAnsi" w:cstheme="majorBidi" w:hAnsiTheme="majorHAnsi" w:eastAsia="黑体"/>
       <w:color w:themeColor="text1" w:val="000000"/>
     </w:rPr>
     <w:tblPr>
@@ -9295,6 +9704,7 @@
     </w:tblPr>
     <w:tblStylePr w:type="firstRow">
       <w:rPr>
+        <w:rFonts w:eastAsia="黑体"/>
         <w:sz w:val="24"/>
         <w:szCs w:val="24"/>
       </w:rPr>
@@ -9401,7 +9811,7 @@
       <w:spacing w:after="0" w:line="240" w:lineRule="auto"/>
     </w:pPr>
     <w:rPr>
-      <w:rFonts w:asciiTheme="majorHAnsi" w:cstheme="majorBidi" w:eastAsiaTheme="majorEastAsia" w:hAnsiTheme="majorHAnsi"/>
+      <w:rFonts w:asciiTheme="majorHAnsi" w:cstheme="majorBidi" w:hAnsiTheme="majorHAnsi" w:eastAsia="黑体"/>
       <w:color w:themeColor="text1" w:val="000000"/>
     </w:rPr>
     <w:tblPr>
@@ -9423,6 +9833,7 @@
     </w:tblPr>
     <w:tblStylePr w:type="firstRow">
       <w:rPr>
+        <w:rFonts w:eastAsia="黑体"/>
         <w:sz w:val="24"/>
         <w:szCs w:val="24"/>
       </w:rPr>
@@ -9552,12 +9963,14 @@
     </w:tcPr>
     <w:tblStylePr w:type="firstRow">
       <w:rPr>
+        <w:rFonts w:eastAsia="黑体"/>
         <w:b/>
         <w:bCs/>
       </w:rPr>
     </w:tblStylePr>
     <w:tblStylePr w:type="lastRow">
       <w:rPr>
+        <w:rFonts w:eastAsia="黑体"/>
         <w:b/>
         <w:bCs/>
       </w:rPr>
@@ -9570,12 +9983,14 @@
     </w:tblStylePr>
     <w:tblStylePr w:type="firstCol">
       <w:rPr>
+        <w:rFonts w:eastAsia="黑体"/>
         <w:b/>
         <w:bCs/>
       </w:rPr>
     </w:tblStylePr>
     <w:tblStylePr w:type="lastCol">
       <w:rPr>
+        <w:rFonts w:eastAsia="黑体"/>
         <w:b/>
         <w:bCs/>
       </w:rPr>
@@ -9625,12 +10040,14 @@
     </w:tcPr>
     <w:tblStylePr w:type="firstRow">
       <w:rPr>
+        <w:rFonts w:eastAsia="黑体"/>
         <w:b/>
         <w:bCs/>
       </w:rPr>
     </w:tblStylePr>
     <w:tblStylePr w:type="lastRow">
       <w:rPr>
+        <w:rFonts w:eastAsia="黑体"/>
         <w:b/>
         <w:bCs/>
       </w:rPr>
@@ -9643,12 +10060,14 @@
     </w:tblStylePr>
     <w:tblStylePr w:type="firstCol">
       <w:rPr>
+        <w:rFonts w:eastAsia="黑体"/>
         <w:b/>
         <w:bCs/>
       </w:rPr>
     </w:tblStylePr>
     <w:tblStylePr w:type="lastCol">
       <w:rPr>
+        <w:rFonts w:eastAsia="黑体"/>
         <w:b/>
         <w:bCs/>
       </w:rPr>
@@ -9698,12 +10117,14 @@
     </w:tcPr>
     <w:tblStylePr w:type="firstRow">
       <w:rPr>
+        <w:rFonts w:eastAsia="黑体"/>
         <w:b/>
         <w:bCs/>
       </w:rPr>
     </w:tblStylePr>
     <w:tblStylePr w:type="lastRow">
       <w:rPr>
+        <w:rFonts w:eastAsia="黑体"/>
         <w:b/>
         <w:bCs/>
       </w:rPr>
@@ -9716,12 +10137,14 @@
     </w:tblStylePr>
     <w:tblStylePr w:type="firstCol">
       <w:rPr>
+        <w:rFonts w:eastAsia="黑体"/>
         <w:b/>
         <w:bCs/>
       </w:rPr>
     </w:tblStylePr>
     <w:tblStylePr w:type="lastCol">
       <w:rPr>
+        <w:rFonts w:eastAsia="黑体"/>
         <w:b/>
         <w:bCs/>
       </w:rPr>
@@ -9771,12 +10194,14 @@
     </w:tcPr>
     <w:tblStylePr w:type="firstRow">
       <w:rPr>
+        <w:rFonts w:eastAsia="黑体"/>
         <w:b/>
         <w:bCs/>
       </w:rPr>
     </w:tblStylePr>
     <w:tblStylePr w:type="lastRow">
       <w:rPr>
+        <w:rFonts w:eastAsia="黑体"/>
         <w:b/>
         <w:bCs/>
       </w:rPr>
@@ -9789,12 +10214,14 @@
     </w:tblStylePr>
     <w:tblStylePr w:type="firstCol">
       <w:rPr>
+        <w:rFonts w:eastAsia="黑体"/>
         <w:b/>
         <w:bCs/>
       </w:rPr>
     </w:tblStylePr>
     <w:tblStylePr w:type="lastCol">
       <w:rPr>
+        <w:rFonts w:eastAsia="黑体"/>
         <w:b/>
         <w:bCs/>
       </w:rPr>
@@ -9844,12 +10271,14 @@
     </w:tcPr>
     <w:tblStylePr w:type="firstRow">
       <w:rPr>
+        <w:rFonts w:eastAsia="黑体"/>
         <w:b/>
         <w:bCs/>
       </w:rPr>
     </w:tblStylePr>
     <w:tblStylePr w:type="lastRow">
       <w:rPr>
+        <w:rFonts w:eastAsia="黑体"/>
         <w:b/>
         <w:bCs/>
       </w:rPr>
@@ -9862,12 +10291,14 @@
     </w:tblStylePr>
     <w:tblStylePr w:type="firstCol">
       <w:rPr>
+        <w:rFonts w:eastAsia="黑体"/>
         <w:b/>
         <w:bCs/>
       </w:rPr>
     </w:tblStylePr>
     <w:tblStylePr w:type="lastCol">
       <w:rPr>
+        <w:rFonts w:eastAsia="黑体"/>
         <w:b/>
         <w:bCs/>
       </w:rPr>
@@ -9917,12 +10348,14 @@
     </w:tcPr>
     <w:tblStylePr w:type="firstRow">
       <w:rPr>
+        <w:rFonts w:eastAsia="黑体"/>
         <w:b/>
         <w:bCs/>
       </w:rPr>
     </w:tblStylePr>
     <w:tblStylePr w:type="lastRow">
       <w:rPr>
+        <w:rFonts w:eastAsia="黑体"/>
         <w:b/>
         <w:bCs/>
       </w:rPr>
@@ -9935,12 +10368,14 @@
     </w:tblStylePr>
     <w:tblStylePr w:type="firstCol">
       <w:rPr>
+        <w:rFonts w:eastAsia="黑体"/>
         <w:b/>
         <w:bCs/>
       </w:rPr>
     </w:tblStylePr>
     <w:tblStylePr w:type="lastCol">
       <w:rPr>
+        <w:rFonts w:eastAsia="黑体"/>
         <w:b/>
         <w:bCs/>
       </w:rPr>
@@ -9990,12 +10425,14 @@
     </w:tcPr>
     <w:tblStylePr w:type="firstRow">
       <w:rPr>
+        <w:rFonts w:eastAsia="黑体"/>
         <w:b/>
         <w:bCs/>
       </w:rPr>
     </w:tblStylePr>
     <w:tblStylePr w:type="lastRow">
       <w:rPr>
+        <w:rFonts w:eastAsia="黑体"/>
         <w:b/>
         <w:bCs/>
       </w:rPr>
@@ -10008,12 +10445,14 @@
     </w:tblStylePr>
     <w:tblStylePr w:type="firstCol">
       <w:rPr>
+        <w:rFonts w:eastAsia="黑体"/>
         <w:b/>
         <w:bCs/>
       </w:rPr>
     </w:tblStylePr>
     <w:tblStylePr w:type="lastCol">
       <w:rPr>
+        <w:rFonts w:eastAsia="黑体"/>
         <w:b/>
         <w:bCs/>
       </w:rPr>
@@ -10040,7 +10479,7 @@
       <w:spacing w:after="0" w:line="240" w:lineRule="auto"/>
     </w:pPr>
     <w:rPr>
-      <w:rFonts w:asciiTheme="majorHAnsi" w:cstheme="majorBidi" w:eastAsiaTheme="majorEastAsia" w:hAnsiTheme="majorHAnsi"/>
+      <w:rFonts w:asciiTheme="majorHAnsi" w:cstheme="majorBidi" w:hAnsiTheme="majorHAnsi" w:eastAsia="黑体"/>
       <w:color w:themeColor="text1" w:val="000000"/>
     </w:rPr>
     <w:tblPr>
@@ -10067,6 +10506,7 @@
     </w:tcPr>
     <w:tblStylePr w:type="firstRow">
       <w:rPr>
+        <w:rFonts w:eastAsia="黑体"/>
         <w:b/>
         <w:bCs/>
         <w:color w:themeColor="text1" w:val="000000"/>
@@ -10078,6 +10518,7 @@
     </w:tblStylePr>
     <w:tblStylePr w:type="lastRow">
       <w:rPr>
+        <w:rFonts w:eastAsia="黑体"/>
         <w:b/>
         <w:bCs/>
         <w:color w:themeColor="text1" w:val="000000"/>
@@ -10097,6 +10538,7 @@
     </w:tblStylePr>
     <w:tblStylePr w:type="firstCol">
       <w:rPr>
+        <w:rFonts w:eastAsia="黑体"/>
         <w:b/>
         <w:bCs/>
         <w:color w:themeColor="text1" w:val="000000"/>
@@ -10116,6 +10558,7 @@
     </w:tblStylePr>
     <w:tblStylePr w:type="lastCol">
       <w:rPr>
+        <w:rFonts w:eastAsia="黑体"/>
         <w:b w:val="0"/>
         <w:bCs w:val="0"/>
         <w:color w:themeColor="text1" w:val="000000"/>
@@ -10165,7 +10608,7 @@
       <w:spacing w:after="0" w:line="240" w:lineRule="auto"/>
     </w:pPr>
     <w:rPr>
-      <w:rFonts w:asciiTheme="majorHAnsi" w:cstheme="majorBidi" w:eastAsiaTheme="majorEastAsia" w:hAnsiTheme="majorHAnsi"/>
+      <w:rFonts w:asciiTheme="majorHAnsi" w:cstheme="majorBidi" w:hAnsiTheme="majorHAnsi" w:eastAsia="黑体"/>
       <w:color w:themeColor="text1" w:val="000000"/>
     </w:rPr>
     <w:tblPr>
@@ -10192,6 +10635,7 @@
     </w:tcPr>
     <w:tblStylePr w:type="firstRow">
       <w:rPr>
+        <w:rFonts w:eastAsia="黑体"/>
         <w:b/>
         <w:bCs/>
         <w:color w:themeColor="text1" w:val="000000"/>
@@ -10203,6 +10647,7 @@
     </w:tblStylePr>
     <w:tblStylePr w:type="lastRow">
       <w:rPr>
+        <w:rFonts w:eastAsia="黑体"/>
         <w:b/>
         <w:bCs/>
         <w:color w:themeColor="text1" w:val="000000"/>
@@ -10222,6 +10667,7 @@
     </w:tblStylePr>
     <w:tblStylePr w:type="firstCol">
       <w:rPr>
+        <w:rFonts w:eastAsia="黑体"/>
         <w:b/>
         <w:bCs/>
         <w:color w:themeColor="text1" w:val="000000"/>
@@ -10241,6 +10687,7 @@
     </w:tblStylePr>
     <w:tblStylePr w:type="lastCol">
       <w:rPr>
+        <w:rFonts w:eastAsia="黑体"/>
         <w:b w:val="0"/>
         <w:bCs w:val="0"/>
         <w:color w:themeColor="text1" w:val="000000"/>
@@ -10290,7 +10737,7 @@
       <w:spacing w:after="0" w:line="240" w:lineRule="auto"/>
     </w:pPr>
     <w:rPr>
-      <w:rFonts w:asciiTheme="majorHAnsi" w:cstheme="majorBidi" w:eastAsiaTheme="majorEastAsia" w:hAnsiTheme="majorHAnsi"/>
+      <w:rFonts w:asciiTheme="majorHAnsi" w:cstheme="majorBidi" w:hAnsiTheme="majorHAnsi" w:eastAsia="黑体"/>
       <w:color w:themeColor="text1" w:val="000000"/>
     </w:rPr>
     <w:tblPr>
@@ -10317,6 +10764,7 @@
     </w:tcPr>
     <w:tblStylePr w:type="firstRow">
       <w:rPr>
+        <w:rFonts w:eastAsia="黑体"/>
         <w:b/>
         <w:bCs/>
         <w:color w:themeColor="text1" w:val="000000"/>
@@ -10328,6 +10776,7 @@
     </w:tblStylePr>
     <w:tblStylePr w:type="lastRow">
       <w:rPr>
+        <w:rFonts w:eastAsia="黑体"/>
         <w:b/>
         <w:bCs/>
         <w:color w:themeColor="text1" w:val="000000"/>
@@ -10347,6 +10796,7 @@
     </w:tblStylePr>
     <w:tblStylePr w:type="firstCol">
       <w:rPr>
+        <w:rFonts w:eastAsia="黑体"/>
         <w:b/>
         <w:bCs/>
         <w:color w:themeColor="text1" w:val="000000"/>
@@ -10366,6 +10816,7 @@
     </w:tblStylePr>
     <w:tblStylePr w:type="lastCol">
       <w:rPr>
+        <w:rFonts w:eastAsia="黑体"/>
         <w:b w:val="0"/>
         <w:bCs w:val="0"/>
         <w:color w:themeColor="text1" w:val="000000"/>
@@ -10415,7 +10866,7 @@
       <w:spacing w:after="0" w:line="240" w:lineRule="auto"/>
     </w:pPr>
     <w:rPr>
-      <w:rFonts w:asciiTheme="majorHAnsi" w:cstheme="majorBidi" w:eastAsiaTheme="majorEastAsia" w:hAnsiTheme="majorHAnsi"/>
+      <w:rFonts w:asciiTheme="majorHAnsi" w:cstheme="majorBidi" w:hAnsiTheme="majorHAnsi" w:eastAsia="黑体"/>
       <w:color w:themeColor="text1" w:val="000000"/>
     </w:rPr>
     <w:tblPr>
@@ -10442,6 +10893,7 @@
     </w:tcPr>
     <w:tblStylePr w:type="firstRow">
       <w:rPr>
+        <w:rFonts w:eastAsia="黑体"/>
         <w:b/>
         <w:bCs/>
         <w:color w:themeColor="text1" w:val="000000"/>
@@ -10453,6 +10905,7 @@
     </w:tblStylePr>
     <w:tblStylePr w:type="lastRow">
       <w:rPr>
+        <w:rFonts w:eastAsia="黑体"/>
         <w:b/>
         <w:bCs/>
         <w:color w:themeColor="text1" w:val="000000"/>
@@ -10472,6 +10925,7 @@
     </w:tblStylePr>
     <w:tblStylePr w:type="firstCol">
       <w:rPr>
+        <w:rFonts w:eastAsia="黑体"/>
         <w:b/>
         <w:bCs/>
         <w:color w:themeColor="text1" w:val="000000"/>
@@ -10491,6 +10945,7 @@
     </w:tblStylePr>
     <w:tblStylePr w:type="lastCol">
       <w:rPr>
+        <w:rFonts w:eastAsia="黑体"/>
         <w:b w:val="0"/>
         <w:bCs w:val="0"/>
         <w:color w:themeColor="text1" w:val="000000"/>
@@ -10540,7 +10995,7 @@
       <w:spacing w:after="0" w:line="240" w:lineRule="auto"/>
     </w:pPr>
     <w:rPr>
-      <w:rFonts w:asciiTheme="majorHAnsi" w:cstheme="majorBidi" w:eastAsiaTheme="majorEastAsia" w:hAnsiTheme="majorHAnsi"/>
+      <w:rFonts w:asciiTheme="majorHAnsi" w:cstheme="majorBidi" w:hAnsiTheme="majorHAnsi" w:eastAsia="黑体"/>
       <w:color w:themeColor="text1" w:val="000000"/>
     </w:rPr>
     <w:tblPr>
@@ -10567,6 +11022,7 @@
     </w:tcPr>
     <w:tblStylePr w:type="firstRow">
       <w:rPr>
+        <w:rFonts w:eastAsia="黑体"/>
         <w:b/>
         <w:bCs/>
         <w:color w:themeColor="text1" w:val="000000"/>
@@ -10578,6 +11034,7 @@
     </w:tblStylePr>
     <w:tblStylePr w:type="lastRow">
       <w:rPr>
+        <w:rFonts w:eastAsia="黑体"/>
         <w:b/>
         <w:bCs/>
         <w:color w:themeColor="text1" w:val="000000"/>
@@ -10597,6 +11054,7 @@
     </w:tblStylePr>
     <w:tblStylePr w:type="firstCol">
       <w:rPr>
+        <w:rFonts w:eastAsia="黑体"/>
         <w:b/>
         <w:bCs/>
         <w:color w:themeColor="text1" w:val="000000"/>
@@ -10616,6 +11074,7 @@
     </w:tblStylePr>
     <w:tblStylePr w:type="lastCol">
       <w:rPr>
+        <w:rFonts w:eastAsia="黑体"/>
         <w:b w:val="0"/>
         <w:bCs w:val="0"/>
         <w:color w:themeColor="text1" w:val="000000"/>
@@ -10665,7 +11124,7 @@
       <w:spacing w:after="0" w:line="240" w:lineRule="auto"/>
     </w:pPr>
     <w:rPr>
-      <w:rFonts w:asciiTheme="majorHAnsi" w:cstheme="majorBidi" w:eastAsiaTheme="majorEastAsia" w:hAnsiTheme="majorHAnsi"/>
+      <w:rFonts w:asciiTheme="majorHAnsi" w:cstheme="majorBidi" w:hAnsiTheme="majorHAnsi" w:eastAsia="黑体"/>
       <w:color w:themeColor="text1" w:val="000000"/>
     </w:rPr>
     <w:tblPr>
@@ -10692,6 +11151,7 @@
     </w:tcPr>
     <w:tblStylePr w:type="firstRow">
       <w:rPr>
+        <w:rFonts w:eastAsia="黑体"/>
         <w:b/>
         <w:bCs/>
         <w:color w:themeColor="text1" w:val="000000"/>
@@ -10703,6 +11163,7 @@
     </w:tblStylePr>
     <w:tblStylePr w:type="lastRow">
       <w:rPr>
+        <w:rFonts w:eastAsia="黑体"/>
         <w:b/>
         <w:bCs/>
         <w:color w:themeColor="text1" w:val="000000"/>
@@ -10722,6 +11183,7 @@
     </w:tblStylePr>
     <w:tblStylePr w:type="firstCol">
       <w:rPr>
+        <w:rFonts w:eastAsia="黑体"/>
         <w:b/>
         <w:bCs/>
         <w:color w:themeColor="text1" w:val="000000"/>
@@ -10741,6 +11203,7 @@
     </w:tblStylePr>
     <w:tblStylePr w:type="lastCol">
       <w:rPr>
+        <w:rFonts w:eastAsia="黑体"/>
         <w:b w:val="0"/>
         <w:bCs w:val="0"/>
         <w:color w:themeColor="text1" w:val="000000"/>
@@ -10790,7 +11253,7 @@
       <w:spacing w:after="0" w:line="240" w:lineRule="auto"/>
     </w:pPr>
     <w:rPr>
-      <w:rFonts w:asciiTheme="majorHAnsi" w:cstheme="majorBidi" w:eastAsiaTheme="majorEastAsia" w:hAnsiTheme="majorHAnsi"/>
+      <w:rFonts w:asciiTheme="majorHAnsi" w:cstheme="majorBidi" w:hAnsiTheme="majorHAnsi" w:eastAsia="黑体"/>
       <w:color w:themeColor="text1" w:val="000000"/>
     </w:rPr>
     <w:tblPr>
@@ -10817,6 +11280,7 @@
     </w:tcPr>
     <w:tblStylePr w:type="firstRow">
       <w:rPr>
+        <w:rFonts w:eastAsia="黑体"/>
         <w:b/>
         <w:bCs/>
         <w:color w:themeColor="text1" w:val="000000"/>
@@ -10828,6 +11292,7 @@
     </w:tblStylePr>
     <w:tblStylePr w:type="lastRow">
       <w:rPr>
+        <w:rFonts w:eastAsia="黑体"/>
         <w:b/>
         <w:bCs/>
         <w:color w:themeColor="text1" w:val="000000"/>
@@ -10847,6 +11312,7 @@
     </w:tblStylePr>
     <w:tblStylePr w:type="firstCol">
       <w:rPr>
+        <w:rFonts w:eastAsia="黑体"/>
         <w:b/>
         <w:bCs/>
         <w:color w:themeColor="text1" w:val="000000"/>
@@ -10866,6 +11332,7 @@
     </w:tblStylePr>
     <w:tblStylePr w:type="lastCol">
       <w:rPr>
+        <w:rFonts w:eastAsia="黑体"/>
         <w:b w:val="0"/>
         <w:bCs w:val="0"/>
         <w:color w:themeColor="text1" w:val="000000"/>
@@ -10938,6 +11405,7 @@
     </w:tcPr>
     <w:tblStylePr w:type="firstRow">
       <w:rPr>
+        <w:rFonts w:eastAsia="黑体"/>
         <w:b/>
         <w:bCs/>
         <w:i w:val="0"/>
@@ -10959,6 +11427,7 @@
     </w:tblStylePr>
     <w:tblStylePr w:type="lastRow">
       <w:rPr>
+        <w:rFonts w:eastAsia="黑体"/>
         <w:b/>
         <w:bCs/>
         <w:i w:val="0"/>
@@ -10980,6 +11449,7 @@
     </w:tblStylePr>
     <w:tblStylePr w:type="firstCol">
       <w:rPr>
+        <w:rFonts w:eastAsia="黑体"/>
         <w:b/>
         <w:bCs/>
         <w:i w:val="0"/>
@@ -10999,6 +11469,7 @@
     </w:tblStylePr>
     <w:tblStylePr w:type="lastCol">
       <w:rPr>
+        <w:rFonts w:eastAsia="黑体"/>
         <w:b/>
         <w:bCs/>
         <w:i w:val="0"/>
@@ -11079,6 +11550,7 @@
     </w:tcPr>
     <w:tblStylePr w:type="firstRow">
       <w:rPr>
+        <w:rFonts w:eastAsia="黑体"/>
         <w:b/>
         <w:bCs/>
         <w:i w:val="0"/>
@@ -11100,6 +11572,7 @@
     </w:tblStylePr>
     <w:tblStylePr w:type="lastRow">
       <w:rPr>
+        <w:rFonts w:eastAsia="黑体"/>
         <w:b/>
         <w:bCs/>
         <w:i w:val="0"/>
@@ -11121,6 +11594,7 @@
     </w:tblStylePr>
     <w:tblStylePr w:type="firstCol">
       <w:rPr>
+        <w:rFonts w:eastAsia="黑体"/>
         <w:b/>
         <w:bCs/>
         <w:i w:val="0"/>
@@ -11140,6 +11614,7 @@
     </w:tblStylePr>
     <w:tblStylePr w:type="lastCol">
       <w:rPr>
+        <w:rFonts w:eastAsia="黑体"/>
         <w:b/>
         <w:bCs/>
         <w:i w:val="0"/>
@@ -11220,6 +11695,7 @@
     </w:tcPr>
     <w:tblStylePr w:type="firstRow">
       <w:rPr>
+        <w:rFonts w:eastAsia="黑体"/>
         <w:b/>
         <w:bCs/>
         <w:i w:val="0"/>
@@ -11241,6 +11717,7 @@
     </w:tblStylePr>
     <w:tblStylePr w:type="lastRow">
       <w:rPr>
+        <w:rFonts w:eastAsia="黑体"/>
         <w:b/>
         <w:bCs/>
         <w:i w:val="0"/>
@@ -11262,6 +11739,7 @@
     </w:tblStylePr>
     <w:tblStylePr w:type="firstCol">
       <w:rPr>
+        <w:rFonts w:eastAsia="黑体"/>
         <w:b/>
         <w:bCs/>
         <w:i w:val="0"/>
@@ -11281,6 +11759,7 @@
     </w:tblStylePr>
     <w:tblStylePr w:type="lastCol">
       <w:rPr>
+        <w:rFonts w:eastAsia="黑体"/>
         <w:b/>
         <w:bCs/>
         <w:i w:val="0"/>
@@ -11361,6 +11840,7 @@
     </w:tcPr>
     <w:tblStylePr w:type="firstRow">
       <w:rPr>
+        <w:rFonts w:eastAsia="黑体"/>
         <w:b/>
         <w:bCs/>
         <w:i w:val="0"/>
@@ -11382,6 +11862,7 @@
     </w:tblStylePr>
     <w:tblStylePr w:type="lastRow">
       <w:rPr>
+        <w:rFonts w:eastAsia="黑体"/>
         <w:b/>
         <w:bCs/>
         <w:i w:val="0"/>
@@ -11403,6 +11884,7 @@
     </w:tblStylePr>
     <w:tblStylePr w:type="firstCol">
       <w:rPr>
+        <w:rFonts w:eastAsia="黑体"/>
         <w:b/>
         <w:bCs/>
         <w:i w:val="0"/>
@@ -11422,6 +11904,7 @@
     </w:tblStylePr>
     <w:tblStylePr w:type="lastCol">
       <w:rPr>
+        <w:rFonts w:eastAsia="黑体"/>
         <w:b/>
         <w:bCs/>
         <w:i w:val="0"/>
@@ -11502,6 +11985,7 @@
     </w:tcPr>
     <w:tblStylePr w:type="firstRow">
       <w:rPr>
+        <w:rFonts w:eastAsia="黑体"/>
         <w:b/>
         <w:bCs/>
         <w:i w:val="0"/>
@@ -11523,6 +12007,7 @@
     </w:tblStylePr>
     <w:tblStylePr w:type="lastRow">
       <w:rPr>
+        <w:rFonts w:eastAsia="黑体"/>
         <w:b/>
         <w:bCs/>
         <w:i w:val="0"/>
@@ -11544,6 +12029,7 @@
     </w:tblStylePr>
     <w:tblStylePr w:type="firstCol">
       <w:rPr>
+        <w:rFonts w:eastAsia="黑体"/>
         <w:b/>
         <w:bCs/>
         <w:i w:val="0"/>
@@ -11563,6 +12049,7 @@
     </w:tblStylePr>
     <w:tblStylePr w:type="lastCol">
       <w:rPr>
+        <w:rFonts w:eastAsia="黑体"/>
         <w:b/>
         <w:bCs/>
         <w:i w:val="0"/>
@@ -11643,6 +12130,7 @@
     </w:tcPr>
     <w:tblStylePr w:type="firstRow">
       <w:rPr>
+        <w:rFonts w:eastAsia="黑体"/>
         <w:b/>
         <w:bCs/>
         <w:i w:val="0"/>
@@ -11664,6 +12152,7 @@
     </w:tblStylePr>
     <w:tblStylePr w:type="lastRow">
       <w:rPr>
+        <w:rFonts w:eastAsia="黑体"/>
         <w:b/>
         <w:bCs/>
         <w:i w:val="0"/>
@@ -11685,6 +12174,7 @@
     </w:tblStylePr>
     <w:tblStylePr w:type="firstCol">
       <w:rPr>
+        <w:rFonts w:eastAsia="黑体"/>
         <w:b/>
         <w:bCs/>
         <w:i w:val="0"/>
@@ -11704,6 +12194,7 @@
     </w:tblStylePr>
     <w:tblStylePr w:type="lastCol">
       <w:rPr>
+        <w:rFonts w:eastAsia="黑体"/>
         <w:b/>
         <w:bCs/>
         <w:i w:val="0"/>
@@ -11784,6 +12275,7 @@
     </w:tcPr>
     <w:tblStylePr w:type="firstRow">
       <w:rPr>
+        <w:rFonts w:eastAsia="黑体"/>
         <w:b/>
         <w:bCs/>
         <w:i w:val="0"/>
@@ -11805,6 +12297,7 @@
     </w:tblStylePr>
     <w:tblStylePr w:type="lastRow">
       <w:rPr>
+        <w:rFonts w:eastAsia="黑体"/>
         <w:b/>
         <w:bCs/>
         <w:i w:val="0"/>
@@ -11826,6 +12319,7 @@
     </w:tblStylePr>
     <w:tblStylePr w:type="firstCol">
       <w:rPr>
+        <w:rFonts w:eastAsia="黑体"/>
         <w:b/>
         <w:bCs/>
         <w:i w:val="0"/>
@@ -11845,6 +12339,7 @@
     </w:tblStylePr>
     <w:tblStylePr w:type="lastCol">
       <w:rPr>
+        <w:rFonts w:eastAsia="黑体"/>
         <w:b/>
         <w:bCs/>
         <w:i w:val="0"/>
@@ -11902,6 +12397,7 @@
       <w:spacing w:after="0" w:line="240" w:lineRule="auto"/>
     </w:pPr>
     <w:rPr>
+      <w:rFonts w:eastAsia="黑体"/>
       <w:color w:themeColor="background1" w:val="FFFFFF"/>
     </w:rPr>
     <w:tblPr>
@@ -11920,6 +12416,7 @@
     </w:tcPr>
     <w:tblStylePr w:type="firstRow">
       <w:rPr>
+        <w:rFonts w:eastAsia="黑体"/>
         <w:b/>
         <w:bCs/>
       </w:rPr>
@@ -12016,6 +12513,7 @@
       <w:spacing w:after="0" w:line="240" w:lineRule="auto"/>
     </w:pPr>
     <w:rPr>
+      <w:rFonts w:eastAsia="黑体"/>
       <w:color w:themeColor="background1" w:val="FFFFFF"/>
     </w:rPr>
     <w:tblPr>
@@ -12034,6 +12532,7 @@
     </w:tcPr>
     <w:tblStylePr w:type="firstRow">
       <w:rPr>
+        <w:rFonts w:eastAsia="黑体"/>
         <w:b/>
         <w:bCs/>
       </w:rPr>
@@ -12130,6 +12629,7 @@
       <w:spacing w:after="0" w:line="240" w:lineRule="auto"/>
     </w:pPr>
     <w:rPr>
+      <w:rFonts w:eastAsia="黑体"/>
       <w:color w:themeColor="background1" w:val="FFFFFF"/>
     </w:rPr>
     <w:tblPr>
@@ -12148,6 +12648,7 @@
     </w:tcPr>
     <w:tblStylePr w:type="firstRow">
       <w:rPr>
+        <w:rFonts w:eastAsia="黑体"/>
         <w:b/>
         <w:bCs/>
       </w:rPr>
@@ -12244,6 +12745,7 @@
       <w:spacing w:after="0" w:line="240" w:lineRule="auto"/>
     </w:pPr>
     <w:rPr>
+      <w:rFonts w:eastAsia="黑体"/>
       <w:color w:themeColor="background1" w:val="FFFFFF"/>
     </w:rPr>
     <w:tblPr>
@@ -12262,6 +12764,7 @@
     </w:tcPr>
     <w:tblStylePr w:type="firstRow">
       <w:rPr>
+        <w:rFonts w:eastAsia="黑体"/>
         <w:b/>
         <w:bCs/>
       </w:rPr>
@@ -12358,6 +12861,7 @@
       <w:spacing w:after="0" w:line="240" w:lineRule="auto"/>
     </w:pPr>
     <w:rPr>
+      <w:rFonts w:eastAsia="黑体"/>
       <w:color w:themeColor="background1" w:val="FFFFFF"/>
     </w:rPr>
     <w:tblPr>
@@ -12376,6 +12880,7 @@
     </w:tcPr>
     <w:tblStylePr w:type="firstRow">
       <w:rPr>
+        <w:rFonts w:eastAsia="黑体"/>
         <w:b/>
         <w:bCs/>
       </w:rPr>
@@ -12472,6 +12977,7 @@
       <w:spacing w:after="0" w:line="240" w:lineRule="auto"/>
     </w:pPr>
     <w:rPr>
+      <w:rFonts w:eastAsia="黑体"/>
       <w:color w:themeColor="background1" w:val="FFFFFF"/>
     </w:rPr>
     <w:tblPr>
@@ -12490,6 +12996,7 @@
     </w:tcPr>
     <w:tblStylePr w:type="firstRow">
       <w:rPr>
+        <w:rFonts w:eastAsia="黑体"/>
         <w:b/>
         <w:bCs/>
       </w:rPr>
@@ -12586,6 +13093,7 @@
       <w:spacing w:after="0" w:line="240" w:lineRule="auto"/>
     </w:pPr>
     <w:rPr>
+      <w:rFonts w:eastAsia="黑体"/>
       <w:color w:themeColor="background1" w:val="FFFFFF"/>
     </w:rPr>
     <w:tblPr>
@@ -12604,6 +13112,7 @@
     </w:tcPr>
     <w:tblStylePr w:type="firstRow">
       <w:rPr>
+        <w:rFonts w:eastAsia="黑体"/>
         <w:b/>
         <w:bCs/>
       </w:rPr>
@@ -12700,6 +13209,7 @@
       <w:spacing w:after="0" w:line="240" w:lineRule="auto"/>
     </w:pPr>
     <w:rPr>
+      <w:rFonts w:eastAsia="黑体"/>
       <w:color w:themeColor="text1" w:val="000000"/>
     </w:rPr>
     <w:tblPr>
@@ -12726,6 +13236,7 @@
     </w:tcPr>
     <w:tblStylePr w:type="firstRow">
       <w:rPr>
+        <w:rFonts w:eastAsia="黑体"/>
         <w:b/>
         <w:bCs/>
       </w:rPr>
@@ -12744,6 +13255,7 @@
     </w:tblStylePr>
     <w:tblStylePr w:type="lastRow">
       <w:rPr>
+        <w:rFonts w:eastAsia="黑体"/>
         <w:b/>
         <w:bCs/>
         <w:color w:themeColor="background1" w:val="FFFFFF"/>
@@ -12758,6 +13270,7 @@
     </w:tblStylePr>
     <w:tblStylePr w:type="firstCol">
       <w:rPr>
+        <w:rFonts w:eastAsia="黑体"/>
         <w:color w:themeColor="background1" w:val="FFFFFF"/>
       </w:rPr>
       <w:tblPr/>
@@ -12775,6 +13288,7 @@
     </w:tblStylePr>
     <w:tblStylePr w:type="lastCol">
       <w:rPr>
+        <w:rFonts w:eastAsia="黑体"/>
         <w:color w:themeColor="background1" w:val="FFFFFF"/>
       </w:rPr>
       <w:tblPr/>
@@ -12804,11 +13318,13 @@
     </w:tblStylePr>
     <w:tblStylePr w:type="neCell">
       <w:rPr>
+        <w:rFonts w:eastAsia="黑体"/>
         <w:color w:themeColor="text1" w:val="000000"/>
       </w:rPr>
     </w:tblStylePr>
     <w:tblStylePr w:type="nwCell">
       <w:rPr>
+        <w:rFonts w:eastAsia="黑体"/>
         <w:color w:themeColor="text1" w:val="000000"/>
       </w:rPr>
     </w:tblStylePr>
@@ -12822,6 +13338,7 @@
       <w:spacing w:after="0" w:line="240" w:lineRule="auto"/>
     </w:pPr>
     <w:rPr>
+      <w:rFonts w:eastAsia="黑体"/>
       <w:color w:themeColor="text1" w:val="000000"/>
     </w:rPr>
     <w:tblPr>
@@ -12848,6 +13365,7 @@
     </w:tcPr>
     <w:tblStylePr w:type="firstRow">
       <w:rPr>
+        <w:rFonts w:eastAsia="黑体"/>
         <w:b/>
         <w:bCs/>
       </w:rPr>
@@ -12866,6 +13384,7 @@
     </w:tblStylePr>
     <w:tblStylePr w:type="lastRow">
       <w:rPr>
+        <w:rFonts w:eastAsia="黑体"/>
         <w:b/>
         <w:bCs/>
         <w:color w:themeColor="background1" w:val="FFFFFF"/>
@@ -12880,6 +13399,7 @@
     </w:tblStylePr>
     <w:tblStylePr w:type="firstCol">
       <w:rPr>
+        <w:rFonts w:eastAsia="黑体"/>
         <w:color w:themeColor="background1" w:val="FFFFFF"/>
       </w:rPr>
       <w:tblPr/>
@@ -12897,6 +13417,7 @@
     </w:tblStylePr>
     <w:tblStylePr w:type="lastCol">
       <w:rPr>
+        <w:rFonts w:eastAsia="黑体"/>
         <w:color w:themeColor="background1" w:val="FFFFFF"/>
       </w:rPr>
       <w:tblPr/>
@@ -12926,11 +13447,13 @@
     </w:tblStylePr>
     <w:tblStylePr w:type="neCell">
       <w:rPr>
+        <w:rFonts w:eastAsia="黑体"/>
         <w:color w:themeColor="text1" w:val="000000"/>
       </w:rPr>
     </w:tblStylePr>
     <w:tblStylePr w:type="nwCell">
       <w:rPr>
+        <w:rFonts w:eastAsia="黑体"/>
         <w:color w:themeColor="text1" w:val="000000"/>
       </w:rPr>
     </w:tblStylePr>
@@ -12944,6 +13467,7 @@
       <w:spacing w:after="0" w:line="240" w:lineRule="auto"/>
     </w:pPr>
     <w:rPr>
+      <w:rFonts w:eastAsia="黑体"/>
       <w:color w:themeColor="text1" w:val="000000"/>
     </w:rPr>
     <w:tblPr>
@@ -12970,6 +13494,7 @@
     </w:tcPr>
     <w:tblStylePr w:type="firstRow">
       <w:rPr>
+        <w:rFonts w:eastAsia="黑体"/>
         <w:b/>
         <w:bCs/>
       </w:rPr>
@@ -12988,6 +13513,7 @@
     </w:tblStylePr>
     <w:tblStylePr w:type="lastRow">
       <w:rPr>
+        <w:rFonts w:eastAsia="黑体"/>
         <w:b/>
         <w:bCs/>
         <w:color w:themeColor="background1" w:val="FFFFFF"/>
@@ -13002,6 +13528,7 @@
     </w:tblStylePr>
     <w:tblStylePr w:type="firstCol">
       <w:rPr>
+        <w:rFonts w:eastAsia="黑体"/>
         <w:color w:themeColor="background1" w:val="FFFFFF"/>
       </w:rPr>
       <w:tblPr/>
@@ -13019,6 +13546,7 @@
     </w:tblStylePr>
     <w:tblStylePr w:type="lastCol">
       <w:rPr>
+        <w:rFonts w:eastAsia="黑体"/>
         <w:color w:themeColor="background1" w:val="FFFFFF"/>
       </w:rPr>
       <w:tblPr/>
@@ -13048,11 +13576,13 @@
     </w:tblStylePr>
     <w:tblStylePr w:type="neCell">
       <w:rPr>
+        <w:rFonts w:eastAsia="黑体"/>
         <w:color w:themeColor="text1" w:val="000000"/>
       </w:rPr>
     </w:tblStylePr>
     <w:tblStylePr w:type="nwCell">
       <w:rPr>
+        <w:rFonts w:eastAsia="黑体"/>
         <w:color w:themeColor="text1" w:val="000000"/>
       </w:rPr>
     </w:tblStylePr>
@@ -13066,6 +13596,7 @@
       <w:spacing w:after="0" w:line="240" w:lineRule="auto"/>
     </w:pPr>
     <w:rPr>
+      <w:rFonts w:eastAsia="黑体"/>
       <w:color w:themeColor="text1" w:val="000000"/>
     </w:rPr>
     <w:tblPr>
@@ -13092,6 +13623,7 @@
     </w:tcPr>
     <w:tblStylePr w:type="firstRow">
       <w:rPr>
+        <w:rFonts w:eastAsia="黑体"/>
         <w:b/>
         <w:bCs/>
       </w:rPr>
@@ -13110,6 +13642,7 @@
     </w:tblStylePr>
     <w:tblStylePr w:type="lastRow">
       <w:rPr>
+        <w:rFonts w:eastAsia="黑体"/>
         <w:b/>
         <w:bCs/>
         <w:color w:themeColor="background1" w:val="FFFFFF"/>
@@ -13124,6 +13657,7 @@
     </w:tblStylePr>
     <w:tblStylePr w:type="firstCol">
       <w:rPr>
+        <w:rFonts w:eastAsia="黑体"/>
         <w:color w:themeColor="background1" w:val="FFFFFF"/>
       </w:rPr>
       <w:tblPr/>
@@ -13141,6 +13675,7 @@
     </w:tblStylePr>
     <w:tblStylePr w:type="lastCol">
       <w:rPr>
+        <w:rFonts w:eastAsia="黑体"/>
         <w:color w:themeColor="background1" w:val="FFFFFF"/>
       </w:rPr>
       <w:tblPr/>
@@ -13178,6 +13713,7 @@
       <w:spacing w:after="0" w:line="240" w:lineRule="auto"/>
     </w:pPr>
     <w:rPr>
+      <w:rFonts w:eastAsia="黑体"/>
       <w:color w:themeColor="text1" w:val="000000"/>
     </w:rPr>
     <w:tblPr>
@@ -13204,6 +13740,7 @@
     </w:tcPr>
     <w:tblStylePr w:type="firstRow">
       <w:rPr>
+        <w:rFonts w:eastAsia="黑体"/>
         <w:b/>
         <w:bCs/>
       </w:rPr>
@@ -13222,6 +13759,7 @@
     </w:tblStylePr>
     <w:tblStylePr w:type="lastRow">
       <w:rPr>
+        <w:rFonts w:eastAsia="黑体"/>
         <w:b/>
         <w:bCs/>
         <w:color w:themeColor="background1" w:val="FFFFFF"/>
@@ -13236,6 +13774,7 @@
     </w:tblStylePr>
     <w:tblStylePr w:type="firstCol">
       <w:rPr>
+        <w:rFonts w:eastAsia="黑体"/>
         <w:color w:themeColor="background1" w:val="FFFFFF"/>
       </w:rPr>
       <w:tblPr/>
@@ -13253,6 +13792,7 @@
     </w:tblStylePr>
     <w:tblStylePr w:type="lastCol">
       <w:rPr>
+        <w:rFonts w:eastAsia="黑体"/>
         <w:color w:themeColor="background1" w:val="FFFFFF"/>
       </w:rPr>
       <w:tblPr/>
@@ -13282,11 +13822,13 @@
     </w:tblStylePr>
     <w:tblStylePr w:type="neCell">
       <w:rPr>
+        <w:rFonts w:eastAsia="黑体"/>
         <w:color w:themeColor="text1" w:val="000000"/>
       </w:rPr>
     </w:tblStylePr>
     <w:tblStylePr w:type="nwCell">
       <w:rPr>
+        <w:rFonts w:eastAsia="黑体"/>
         <w:color w:themeColor="text1" w:val="000000"/>
       </w:rPr>
     </w:tblStylePr>
@@ -13300,6 +13842,7 @@
       <w:spacing w:after="0" w:line="240" w:lineRule="auto"/>
     </w:pPr>
     <w:rPr>
+      <w:rFonts w:eastAsia="黑体"/>
       <w:color w:themeColor="text1" w:val="000000"/>
     </w:rPr>
     <w:tblPr>
@@ -13326,6 +13869,7 @@
     </w:tcPr>
     <w:tblStylePr w:type="firstRow">
       <w:rPr>
+        <w:rFonts w:eastAsia="黑体"/>
         <w:b/>
         <w:bCs/>
       </w:rPr>
@@ -13344,6 +13888,7 @@
     </w:tblStylePr>
     <w:tblStylePr w:type="lastRow">
       <w:rPr>
+        <w:rFonts w:eastAsia="黑体"/>
         <w:b/>
         <w:bCs/>
         <w:color w:themeColor="background1" w:val="FFFFFF"/>
@@ -13358,6 +13903,7 @@
     </w:tblStylePr>
     <w:tblStylePr w:type="firstCol">
       <w:rPr>
+        <w:rFonts w:eastAsia="黑体"/>
         <w:color w:themeColor="background1" w:val="FFFFFF"/>
       </w:rPr>
       <w:tblPr/>
@@ -13375,6 +13921,7 @@
     </w:tblStylePr>
     <w:tblStylePr w:type="lastCol">
       <w:rPr>
+        <w:rFonts w:eastAsia="黑体"/>
         <w:color w:themeColor="background1" w:val="FFFFFF"/>
       </w:rPr>
       <w:tblPr/>
@@ -13404,11 +13951,13 @@
     </w:tblStylePr>
     <w:tblStylePr w:type="neCell">
       <w:rPr>
+        <w:rFonts w:eastAsia="黑体"/>
         <w:color w:themeColor="text1" w:val="000000"/>
       </w:rPr>
     </w:tblStylePr>
     <w:tblStylePr w:type="nwCell">
       <w:rPr>
+        <w:rFonts w:eastAsia="黑体"/>
         <w:color w:themeColor="text1" w:val="000000"/>
       </w:rPr>
     </w:tblStylePr>
@@ -13422,6 +13971,7 @@
       <w:spacing w:after="0" w:line="240" w:lineRule="auto"/>
     </w:pPr>
     <w:rPr>
+      <w:rFonts w:eastAsia="黑体"/>
       <w:color w:themeColor="text1" w:val="000000"/>
     </w:rPr>
     <w:tblPr>
@@ -13448,6 +13998,7 @@
     </w:tcPr>
     <w:tblStylePr w:type="firstRow">
       <w:rPr>
+        <w:rFonts w:eastAsia="黑体"/>
         <w:b/>
         <w:bCs/>
       </w:rPr>
@@ -13466,6 +14017,7 @@
     </w:tblStylePr>
     <w:tblStylePr w:type="lastRow">
       <w:rPr>
+        <w:rFonts w:eastAsia="黑体"/>
         <w:b/>
         <w:bCs/>
         <w:color w:themeColor="background1" w:val="FFFFFF"/>
@@ -13480,6 +14032,7 @@
     </w:tblStylePr>
     <w:tblStylePr w:type="firstCol">
       <w:rPr>
+        <w:rFonts w:eastAsia="黑体"/>
         <w:color w:themeColor="background1" w:val="FFFFFF"/>
       </w:rPr>
       <w:tblPr/>
@@ -13497,6 +14050,7 @@
     </w:tblStylePr>
     <w:tblStylePr w:type="lastCol">
       <w:rPr>
+        <w:rFonts w:eastAsia="黑体"/>
         <w:color w:themeColor="background1" w:val="FFFFFF"/>
       </w:rPr>
       <w:tblPr/>
@@ -13526,11 +14080,13 @@
     </w:tblStylePr>
     <w:tblStylePr w:type="neCell">
       <w:rPr>
+        <w:rFonts w:eastAsia="黑体"/>
         <w:color w:themeColor="text1" w:val="000000"/>
       </w:rPr>
     </w:tblStylePr>
     <w:tblStylePr w:type="nwCell">
       <w:rPr>
+        <w:rFonts w:eastAsia="黑体"/>
         <w:color w:themeColor="text1" w:val="000000"/>
       </w:rPr>
     </w:tblStylePr>
@@ -13544,6 +14100,7 @@
       <w:spacing w:after="0" w:line="240" w:lineRule="auto"/>
     </w:pPr>
     <w:rPr>
+      <w:rFonts w:eastAsia="黑体"/>
       <w:color w:themeColor="text1" w:val="000000"/>
     </w:rPr>
     <w:tblPr>
@@ -13562,6 +14119,7 @@
     </w:tcPr>
     <w:tblStylePr w:type="firstRow">
       <w:rPr>
+        <w:rFonts w:eastAsia="黑体"/>
         <w:b/>
         <w:bCs/>
         <w:color w:themeColor="background1" w:val="FFFFFF"/>
@@ -13576,6 +14134,7 @@
     </w:tblStylePr>
     <w:tblStylePr w:type="lastRow">
       <w:rPr>
+        <w:rFonts w:eastAsia="黑体"/>
         <w:b/>
         <w:bCs/>
         <w:color w:themeColor="accent2" w:themeShade="CC" w:val="9E3A38"/>
@@ -13590,12 +14149,14 @@
     </w:tblStylePr>
     <w:tblStylePr w:type="firstCol">
       <w:rPr>
+        <w:rFonts w:eastAsia="黑体"/>
         <w:b/>
         <w:bCs/>
       </w:rPr>
     </w:tblStylePr>
     <w:tblStylePr w:type="lastCol">
       <w:rPr>
+        <w:rFonts w:eastAsia="黑体"/>
         <w:b/>
         <w:bCs/>
       </w:rPr>
@@ -13630,6 +14191,7 @@
       <w:spacing w:after="0" w:line="240" w:lineRule="auto"/>
     </w:pPr>
     <w:rPr>
+      <w:rFonts w:eastAsia="黑体"/>
       <w:color w:themeColor="text1" w:val="000000"/>
     </w:rPr>
     <w:tblPr>
@@ -13648,6 +14210,7 @@
     </w:tcPr>
     <w:tblStylePr w:type="firstRow">
       <w:rPr>
+        <w:rFonts w:eastAsia="黑体"/>
         <w:b/>
         <w:bCs/>
         <w:color w:themeColor="background1" w:val="FFFFFF"/>
@@ -13662,6 +14225,7 @@
     </w:tblStylePr>
     <w:tblStylePr w:type="lastRow">
       <w:rPr>
+        <w:rFonts w:eastAsia="黑体"/>
         <w:b/>
         <w:bCs/>
         <w:color w:themeColor="accent2" w:themeShade="CC" w:val="9E3A38"/>
@@ -13676,12 +14240,14 @@
     </w:tblStylePr>
     <w:tblStylePr w:type="firstCol">
       <w:rPr>
+        <w:rFonts w:eastAsia="黑体"/>
         <w:b/>
         <w:bCs/>
       </w:rPr>
     </w:tblStylePr>
     <w:tblStylePr w:type="lastCol">
       <w:rPr>
+        <w:rFonts w:eastAsia="黑体"/>
         <w:b/>
         <w:bCs/>
       </w:rPr>
@@ -13716,6 +14282,7 @@
       <w:spacing w:after="0" w:line="240" w:lineRule="auto"/>
     </w:pPr>
     <w:rPr>
+      <w:rFonts w:eastAsia="黑体"/>
       <w:color w:themeColor="text1" w:val="000000"/>
     </w:rPr>
     <w:tblPr>
@@ -13734,6 +14301,7 @@
     </w:tcPr>
     <w:tblStylePr w:type="firstRow">
       <w:rPr>
+        <w:rFonts w:eastAsia="黑体"/>
         <w:b/>
         <w:bCs/>
         <w:color w:themeColor="background1" w:val="FFFFFF"/>
@@ -13748,6 +14316,7 @@
     </w:tblStylePr>
     <w:tblStylePr w:type="lastRow">
       <w:rPr>
+        <w:rFonts w:eastAsia="黑体"/>
         <w:b/>
         <w:bCs/>
         <w:color w:themeColor="accent2" w:themeShade="CC" w:val="9E3A38"/>
@@ -13762,12 +14331,14 @@
     </w:tblStylePr>
     <w:tblStylePr w:type="firstCol">
       <w:rPr>
+        <w:rFonts w:eastAsia="黑体"/>
         <w:b/>
         <w:bCs/>
       </w:rPr>
     </w:tblStylePr>
     <w:tblStylePr w:type="lastCol">
       <w:rPr>
+        <w:rFonts w:eastAsia="黑体"/>
         <w:b/>
         <w:bCs/>
       </w:rPr>
@@ -13802,6 +14373,7 @@
       <w:spacing w:after="0" w:line="240" w:lineRule="auto"/>
     </w:pPr>
     <w:rPr>
+      <w:rFonts w:eastAsia="黑体"/>
       <w:color w:themeColor="text1" w:val="000000"/>
     </w:rPr>
     <w:tblPr>
@@ -13820,6 +14392,7 @@
     </w:tcPr>
     <w:tblStylePr w:type="firstRow">
       <w:rPr>
+        <w:rFonts w:eastAsia="黑体"/>
         <w:b/>
         <w:bCs/>
         <w:color w:themeColor="background1" w:val="FFFFFF"/>
@@ -13834,6 +14407,7 @@
     </w:tblStylePr>
     <w:tblStylePr w:type="lastRow">
       <w:rPr>
+        <w:rFonts w:eastAsia="黑体"/>
         <w:b/>
         <w:bCs/>
         <w:color w:themeColor="accent4" w:themeShade="CC" w:val="664E82"/>
@@ -13848,12 +14422,14 @@
     </w:tblStylePr>
     <w:tblStylePr w:type="firstCol">
       <w:rPr>
+        <w:rFonts w:eastAsia="黑体"/>
         <w:b/>
         <w:bCs/>
       </w:rPr>
     </w:tblStylePr>
     <w:tblStylePr w:type="lastCol">
       <w:rPr>
+        <w:rFonts w:eastAsia="黑体"/>
         <w:b/>
         <w:bCs/>
       </w:rPr>
@@ -13888,6 +14464,7 @@
       <w:spacing w:after="0" w:line="240" w:lineRule="auto"/>
     </w:pPr>
     <w:rPr>
+      <w:rFonts w:eastAsia="黑体"/>
       <w:color w:themeColor="text1" w:val="000000"/>
     </w:rPr>
     <w:tblPr>
@@ -13906,6 +14483,7 @@
     </w:tcPr>
     <w:tblStylePr w:type="firstRow">
       <w:rPr>
+        <w:rFonts w:eastAsia="黑体"/>
         <w:b/>
         <w:bCs/>
         <w:color w:themeColor="background1" w:val="FFFFFF"/>
@@ -13920,6 +14498,7 @@
     </w:tblStylePr>
     <w:tblStylePr w:type="lastRow">
       <w:rPr>
+        <w:rFonts w:eastAsia="黑体"/>
         <w:b/>
         <w:bCs/>
         <w:color w:themeColor="accent3" w:themeShade="CC" w:val="7E9C40"/>
@@ -13934,12 +14513,14 @@
     </w:tblStylePr>
     <w:tblStylePr w:type="firstCol">
       <w:rPr>
+        <w:rFonts w:eastAsia="黑体"/>
         <w:b/>
         <w:bCs/>
       </w:rPr>
     </w:tblStylePr>
     <w:tblStylePr w:type="lastCol">
       <w:rPr>
+        <w:rFonts w:eastAsia="黑体"/>
         <w:b/>
         <w:bCs/>
       </w:rPr>
@@ -13974,6 +14555,7 @@
       <w:spacing w:after="0" w:line="240" w:lineRule="auto"/>
     </w:pPr>
     <w:rPr>
+      <w:rFonts w:eastAsia="黑体"/>
       <w:color w:themeColor="text1" w:val="000000"/>
     </w:rPr>
     <w:tblPr>
@@ -13992,6 +14574,7 @@
     </w:tcPr>
     <w:tblStylePr w:type="firstRow">
       <w:rPr>
+        <w:rFonts w:eastAsia="黑体"/>
         <w:b/>
         <w:bCs/>
         <w:color w:themeColor="background1" w:val="FFFFFF"/>
@@ -14006,6 +14589,7 @@
     </w:tblStylePr>
     <w:tblStylePr w:type="lastRow">
       <w:rPr>
+        <w:rFonts w:eastAsia="黑体"/>
         <w:b/>
         <w:bCs/>
         <w:color w:themeColor="accent6" w:themeShade="CC" w:val="F2730A"/>
@@ -14020,12 +14604,14 @@
     </w:tblStylePr>
     <w:tblStylePr w:type="firstCol">
       <w:rPr>
+        <w:rFonts w:eastAsia="黑体"/>
         <w:b/>
         <w:bCs/>
       </w:rPr>
     </w:tblStylePr>
     <w:tblStylePr w:type="lastCol">
       <w:rPr>
+        <w:rFonts w:eastAsia="黑体"/>
         <w:b/>
         <w:bCs/>
       </w:rPr>
@@ -14060,6 +14646,7 @@
       <w:spacing w:after="0" w:line="240" w:lineRule="auto"/>
     </w:pPr>
     <w:rPr>
+      <w:rFonts w:eastAsia="黑体"/>
       <w:color w:themeColor="text1" w:val="000000"/>
     </w:rPr>
     <w:tblPr>
@@ -14078,6 +14665,7 @@
     </w:tcPr>
     <w:tblStylePr w:type="firstRow">
       <w:rPr>
+        <w:rFonts w:eastAsia="黑体"/>
         <w:b/>
         <w:bCs/>
         <w:color w:themeColor="background1" w:val="FFFFFF"/>
@@ -14092,6 +14680,7 @@
     </w:tblStylePr>
     <w:tblStylePr w:type="lastRow">
       <w:rPr>
+        <w:rFonts w:eastAsia="黑体"/>
         <w:b/>
         <w:bCs/>
         <w:color w:themeColor="accent5" w:themeShade="CC" w:val="348DA5"/>
@@ -14106,12 +14695,14 @@
     </w:tblStylePr>
     <w:tblStylePr w:type="firstCol">
       <w:rPr>
+        <w:rFonts w:eastAsia="黑体"/>
         <w:b/>
         <w:bCs/>
       </w:rPr>
     </w:tblStylePr>
     <w:tblStylePr w:type="lastCol">
       <w:rPr>
+        <w:rFonts w:eastAsia="黑体"/>
         <w:b/>
         <w:bCs/>
       </w:rPr>
@@ -14146,6 +14737,7 @@
       <w:spacing w:after="0" w:line="240" w:lineRule="auto"/>
     </w:pPr>
     <w:rPr>
+      <w:rFonts w:eastAsia="黑体"/>
       <w:color w:themeColor="text1" w:val="000000"/>
     </w:rPr>
     <w:tblPr>
@@ -14167,6 +14759,7 @@
     </w:tcPr>
     <w:tblStylePr w:type="firstRow">
       <w:rPr>
+        <w:rFonts w:eastAsia="黑体"/>
         <w:b/>
         <w:bCs/>
       </w:rPr>
@@ -14177,6 +14770,7 @@
     </w:tblStylePr>
     <w:tblStylePr w:type="lastRow">
       <w:rPr>
+        <w:rFonts w:eastAsia="黑体"/>
         <w:b/>
         <w:bCs/>
         <w:color w:themeColor="text1" w:val="000000"/>
@@ -14188,6 +14782,7 @@
     </w:tblStylePr>
     <w:tblStylePr w:type="firstCol">
       <w:rPr>
+        <w:rFonts w:eastAsia="黑体"/>
         <w:color w:themeColor="background1" w:val="FFFFFF"/>
       </w:rPr>
       <w:tblPr/>
@@ -14197,6 +14792,7 @@
     </w:tblStylePr>
     <w:tblStylePr w:type="lastCol">
       <w:rPr>
+        <w:rFonts w:eastAsia="黑体"/>
         <w:color w:themeColor="background1" w:val="FFFFFF"/>
       </w:rPr>
       <w:tblPr/>
@@ -14226,6 +14822,7 @@
       <w:spacing w:after="0" w:line="240" w:lineRule="auto"/>
     </w:pPr>
     <w:rPr>
+      <w:rFonts w:eastAsia="黑体"/>
       <w:color w:themeColor="text1" w:val="000000"/>
     </w:rPr>
     <w:tblPr>
@@ -14247,6 +14844,7 @@
     </w:tcPr>
     <w:tblStylePr w:type="firstRow">
       <w:rPr>
+        <w:rFonts w:eastAsia="黑体"/>
         <w:b/>
         <w:bCs/>
       </w:rPr>
@@ -14257,6 +14855,7 @@
     </w:tblStylePr>
     <w:tblStylePr w:type="lastRow">
       <w:rPr>
+        <w:rFonts w:eastAsia="黑体"/>
         <w:b/>
         <w:bCs/>
         <w:color w:themeColor="text1" w:val="000000"/>
@@ -14268,6 +14867,7 @@
     </w:tblStylePr>
     <w:tblStylePr w:type="firstCol">
       <w:rPr>
+        <w:rFonts w:eastAsia="黑体"/>
         <w:color w:themeColor="background1" w:val="FFFFFF"/>
       </w:rPr>
       <w:tblPr/>
@@ -14277,6 +14877,7 @@
     </w:tblStylePr>
     <w:tblStylePr w:type="lastCol">
       <w:rPr>
+        <w:rFonts w:eastAsia="黑体"/>
         <w:color w:themeColor="background1" w:val="FFFFFF"/>
       </w:rPr>
       <w:tblPr/>
@@ -14306,6 +14907,7 @@
       <w:spacing w:after="0" w:line="240" w:lineRule="auto"/>
     </w:pPr>
     <w:rPr>
+      <w:rFonts w:eastAsia="黑体"/>
       <w:color w:themeColor="text1" w:val="000000"/>
     </w:rPr>
     <w:tblPr>
@@ -14327,6 +14929,7 @@
     </w:tcPr>
     <w:tblStylePr w:type="firstRow">
       <w:rPr>
+        <w:rFonts w:eastAsia="黑体"/>
         <w:b/>
         <w:bCs/>
       </w:rPr>
@@ -14337,6 +14940,7 @@
     </w:tblStylePr>
     <w:tblStylePr w:type="lastRow">
       <w:rPr>
+        <w:rFonts w:eastAsia="黑体"/>
         <w:b/>
         <w:bCs/>
         <w:color w:themeColor="text1" w:val="000000"/>
@@ -14348,6 +14952,7 @@
     </w:tblStylePr>
     <w:tblStylePr w:type="firstCol">
       <w:rPr>
+        <w:rFonts w:eastAsia="黑体"/>
         <w:color w:themeColor="background1" w:val="FFFFFF"/>
       </w:rPr>
       <w:tblPr/>
@@ -14357,6 +14962,7 @@
     </w:tblStylePr>
     <w:tblStylePr w:type="lastCol">
       <w:rPr>
+        <w:rFonts w:eastAsia="黑体"/>
         <w:color w:themeColor="background1" w:val="FFFFFF"/>
       </w:rPr>
       <w:tblPr/>
@@ -14386,6 +14992,7 @@
       <w:spacing w:after="0" w:line="240" w:lineRule="auto"/>
     </w:pPr>
     <w:rPr>
+      <w:rFonts w:eastAsia="黑体"/>
       <w:color w:themeColor="text1" w:val="000000"/>
     </w:rPr>
     <w:tblPr>
@@ -14407,6 +15014,7 @@
     </w:tcPr>
     <w:tblStylePr w:type="firstRow">
       <w:rPr>
+        <w:rFonts w:eastAsia="黑体"/>
         <w:b/>
         <w:bCs/>
       </w:rPr>
@@ -14417,6 +15025,7 @@
     </w:tblStylePr>
     <w:tblStylePr w:type="lastRow">
       <w:rPr>
+        <w:rFonts w:eastAsia="黑体"/>
         <w:b/>
         <w:bCs/>
         <w:color w:themeColor="text1" w:val="000000"/>
@@ -14428,6 +15037,7 @@
     </w:tblStylePr>
     <w:tblStylePr w:type="firstCol">
       <w:rPr>
+        <w:rFonts w:eastAsia="黑体"/>
         <w:color w:themeColor="background1" w:val="FFFFFF"/>
       </w:rPr>
       <w:tblPr/>
@@ -14437,6 +15047,7 @@
     </w:tblStylePr>
     <w:tblStylePr w:type="lastCol">
       <w:rPr>
+        <w:rFonts w:eastAsia="黑体"/>
         <w:color w:themeColor="background1" w:val="FFFFFF"/>
       </w:rPr>
       <w:tblPr/>
@@ -14466,6 +15077,7 @@
       <w:spacing w:after="0" w:line="240" w:lineRule="auto"/>
     </w:pPr>
     <w:rPr>
+      <w:rFonts w:eastAsia="黑体"/>
       <w:color w:themeColor="text1" w:val="000000"/>
     </w:rPr>
     <w:tblPr>
@@ -14487,6 +15099,7 @@
     </w:tcPr>
     <w:tblStylePr w:type="firstRow">
       <w:rPr>
+        <w:rFonts w:eastAsia="黑体"/>
         <w:b/>
         <w:bCs/>
       </w:rPr>
@@ -14497,6 +15110,7 @@
     </w:tblStylePr>
     <w:tblStylePr w:type="lastRow">
       <w:rPr>
+        <w:rFonts w:eastAsia="黑体"/>
         <w:b/>
         <w:bCs/>
         <w:color w:themeColor="text1" w:val="000000"/>
@@ -14508,6 +15122,7 @@
     </w:tblStylePr>
     <w:tblStylePr w:type="firstCol">
       <w:rPr>
+        <w:rFonts w:eastAsia="黑体"/>
         <w:color w:themeColor="background1" w:val="FFFFFF"/>
       </w:rPr>
       <w:tblPr/>
@@ -14517,6 +15132,7 @@
     </w:tblStylePr>
     <w:tblStylePr w:type="lastCol">
       <w:rPr>
+        <w:rFonts w:eastAsia="黑体"/>
         <w:color w:themeColor="background1" w:val="FFFFFF"/>
       </w:rPr>
       <w:tblPr/>
@@ -14546,6 +15162,7 @@
       <w:spacing w:after="0" w:line="240" w:lineRule="auto"/>
     </w:pPr>
     <w:rPr>
+      <w:rFonts w:eastAsia="黑体"/>
       <w:color w:themeColor="text1" w:val="000000"/>
     </w:rPr>
     <w:tblPr>
@@ -14567,6 +15184,7 @@
     </w:tcPr>
     <w:tblStylePr w:type="firstRow">
       <w:rPr>
+        <w:rFonts w:eastAsia="黑体"/>
         <w:b/>
         <w:bCs/>
       </w:rPr>
@@ -14577,6 +15195,7 @@
     </w:tblStylePr>
     <w:tblStylePr w:type="lastRow">
       <w:rPr>
+        <w:rFonts w:eastAsia="黑体"/>
         <w:b/>
         <w:bCs/>
         <w:color w:themeColor="text1" w:val="000000"/>
@@ -14588,6 +15207,7 @@
     </w:tblStylePr>
     <w:tblStylePr w:type="firstCol">
       <w:rPr>
+        <w:rFonts w:eastAsia="黑体"/>
         <w:color w:themeColor="background1" w:val="FFFFFF"/>
       </w:rPr>
       <w:tblPr/>
@@ -14597,6 +15217,7 @@
     </w:tblStylePr>
     <w:tblStylePr w:type="lastCol">
       <w:rPr>
+        <w:rFonts w:eastAsia="黑体"/>
         <w:color w:themeColor="background1" w:val="FFFFFF"/>
       </w:rPr>
       <w:tblPr/>
@@ -14626,6 +15247,7 @@
       <w:spacing w:after="0" w:line="240" w:lineRule="auto"/>
     </w:pPr>
     <w:rPr>
+      <w:rFonts w:eastAsia="黑体"/>
       <w:color w:themeColor="text1" w:val="000000"/>
     </w:rPr>
     <w:tblPr>
@@ -14647,6 +15269,7 @@
     </w:tcPr>
     <w:tblStylePr w:type="firstRow">
       <w:rPr>
+        <w:rFonts w:eastAsia="黑体"/>
         <w:b/>
         <w:bCs/>
       </w:rPr>
@@ -14657,6 +15280,7 @@
     </w:tblStylePr>
     <w:tblStylePr w:type="lastRow">
       <w:rPr>
+        <w:rFonts w:eastAsia="黑体"/>
         <w:b/>
         <w:bCs/>
         <w:color w:themeColor="text1" w:val="000000"/>
@@ -14668,6 +15292,7 @@
     </w:tblStylePr>
     <w:tblStylePr w:type="firstCol">
       <w:rPr>
+        <w:rFonts w:eastAsia="黑体"/>
         <w:color w:themeColor="background1" w:val="FFFFFF"/>
       </w:rPr>
       <w:tblPr/>
@@ -14677,6 +15302,7 @@
     </w:tblStylePr>
     <w:tblStylePr w:type="lastCol">
       <w:rPr>
+        <w:rFonts w:eastAsia="黑体"/>
         <w:color w:themeColor="background1" w:val="FFFFFF"/>
       </w:rPr>
       <w:tblPr/>
@@ -14709,6 +15335,7 @@
     <w:name w:val="KeywordTok"/>
     <w:basedOn w:val="VerbatimChar"/>
     <w:rPr>
+      <w:rFonts w:eastAsia="黑体"/>
       <w:b/>
       <w:color w:val="007020"/>
     </w:rPr>
@@ -14717,6 +15344,7 @@
     <w:name w:val="DataTypeTok"/>
     <w:basedOn w:val="VerbatimChar"/>
     <w:rPr>
+      <w:rFonts w:eastAsia="黑体"/>
       <w:color w:val="902000"/>
     </w:rPr>
   </w:style>
@@ -14724,6 +15352,7 @@
     <w:name w:val="DecValTok"/>
     <w:basedOn w:val="VerbatimChar"/>
     <w:rPr>
+      <w:rFonts w:eastAsia="黑体"/>
       <w:color w:val="40a070"/>
     </w:rPr>
   </w:style>
@@ -14731,6 +15360,7 @@
     <w:name w:val="BaseNTok"/>
     <w:basedOn w:val="VerbatimChar"/>
     <w:rPr>
+      <w:rFonts w:eastAsia="黑体"/>
       <w:color w:val="40a070"/>
     </w:rPr>
   </w:style>
@@ -14738,6 +15368,7 @@
     <w:name w:val="FloatTok"/>
     <w:basedOn w:val="VerbatimChar"/>
     <w:rPr>
+      <w:rFonts w:eastAsia="黑体"/>
       <w:color w:val="40a070"/>
     </w:rPr>
   </w:style>
@@ -14745,6 +15376,7 @@
     <w:name w:val="ConstantTok"/>
     <w:basedOn w:val="VerbatimChar"/>
     <w:rPr>
+      <w:rFonts w:eastAsia="黑体"/>
       <w:color w:val="880000"/>
     </w:rPr>
   </w:style>
@@ -14752,6 +15384,7 @@
     <w:name w:val="CharTok"/>
     <w:basedOn w:val="VerbatimChar"/>
     <w:rPr>
+      <w:rFonts w:eastAsia="黑体"/>
       <w:color w:val="4070a0"/>
     </w:rPr>
   </w:style>
@@ -14759,6 +15392,7 @@
     <w:name w:val="SpecialCharTok"/>
     <w:basedOn w:val="VerbatimChar"/>
     <w:rPr>
+      <w:rFonts w:eastAsia="黑体"/>
       <w:color w:val="4070a0"/>
     </w:rPr>
   </w:style>
@@ -14766,6 +15400,7 @@
     <w:name w:val="StringTok"/>
     <w:basedOn w:val="VerbatimChar"/>
     <w:rPr>
+      <w:rFonts w:eastAsia="黑体"/>
       <w:color w:val="4070a0"/>
     </w:rPr>
   </w:style>
@@ -14773,6 +15408,7 @@
     <w:name w:val="VerbatimStringTok"/>
     <w:basedOn w:val="VerbatimChar"/>
     <w:rPr>
+      <w:rFonts w:eastAsia="黑体"/>
       <w:color w:val="4070a0"/>
     </w:rPr>
   </w:style>
@@ -14780,6 +15416,7 @@
     <w:name w:val="SpecialStringTok"/>
     <w:basedOn w:val="VerbatimChar"/>
     <w:rPr>
+      <w:rFonts w:eastAsia="黑体"/>
       <w:color w:val="bb6688"/>
     </w:rPr>
   </w:style>
@@ -14787,6 +15424,7 @@
     <w:name w:val="ImportTok"/>
     <w:basedOn w:val="VerbatimChar"/>
     <w:rPr>
+      <w:rFonts w:eastAsia="黑体"/>
       <w:b/>
       <w:color w:val="008000"/>
     </w:rPr>
@@ -14795,6 +15433,7 @@
     <w:name w:val="CommentTok"/>
     <w:basedOn w:val="VerbatimChar"/>
     <w:rPr>
+      <w:rFonts w:eastAsia="黑体"/>
       <w:i/>
       <w:color w:val="60a0b0"/>
     </w:rPr>
@@ -14803,6 +15442,7 @@
     <w:name w:val="DocumentationTok"/>
     <w:basedOn w:val="VerbatimChar"/>
     <w:rPr>
+      <w:rFonts w:eastAsia="黑体"/>
       <w:i/>
       <w:color w:val="ba2121"/>
     </w:rPr>
@@ -14811,6 +15451,7 @@
     <w:name w:val="AnnotationTok"/>
     <w:basedOn w:val="VerbatimChar"/>
     <w:rPr>
+      <w:rFonts w:eastAsia="黑体"/>
       <w:b/>
       <w:i/>
       <w:color w:val="60a0b0"/>
@@ -14820,6 +15461,7 @@
     <w:name w:val="CommentVarTok"/>
     <w:basedOn w:val="VerbatimChar"/>
     <w:rPr>
+      <w:rFonts w:eastAsia="黑体"/>
       <w:b/>
       <w:i/>
       <w:color w:val="60a0b0"/>
@@ -14829,6 +15471,7 @@
     <w:name w:val="OtherTok"/>
     <w:basedOn w:val="VerbatimChar"/>
     <w:rPr>
+      <w:rFonts w:eastAsia="黑体"/>
       <w:color w:val="007020"/>
     </w:rPr>
   </w:style>
@@ -14836,6 +15479,7 @@
     <w:name w:val="FunctionTok"/>
     <w:basedOn w:val="VerbatimChar"/>
     <w:rPr>
+      <w:rFonts w:eastAsia="黑体"/>
       <w:color w:val="06287e"/>
     </w:rPr>
   </w:style>
@@ -14843,6 +15487,7 @@
     <w:name w:val="VariableTok"/>
     <w:basedOn w:val="VerbatimChar"/>
     <w:rPr>
+      <w:rFonts w:eastAsia="黑体"/>
       <w:color w:val="19177c"/>
     </w:rPr>
   </w:style>
@@ -14850,6 +15495,7 @@
     <w:name w:val="ControlFlowTok"/>
     <w:basedOn w:val="VerbatimChar"/>
     <w:rPr>
+      <w:rFonts w:eastAsia="黑体"/>
       <w:b/>
       <w:color w:val="007020"/>
     </w:rPr>
@@ -14858,6 +15504,7 @@
     <w:name w:val="OperatorTok"/>
     <w:basedOn w:val="VerbatimChar"/>
     <w:rPr>
+      <w:rFonts w:eastAsia="黑体"/>
       <w:color w:val="666666"/>
     </w:rPr>
   </w:style>
@@ -14865,18 +15512,22 @@
     <w:name w:val="BuiltInTok"/>
     <w:basedOn w:val="VerbatimChar"/>
     <w:rPr>
+      <w:rFonts w:eastAsia="黑体"/>
       <w:color w:val="008000"/>
     </w:rPr>
   </w:style>
   <w:style w:type="character" w:customStyle="1" w:styleId="ExtensionTok">
     <w:name w:val="ExtensionTok"/>
     <w:basedOn w:val="VerbatimChar"/>
-    <w:rPr/>
+    <w:rPr>
+      <w:rFonts w:eastAsia="黑体"/>
+    </w:rPr>
   </w:style>
   <w:style w:type="character" w:customStyle="1" w:styleId="PreprocessorTok">
     <w:name w:val="PreprocessorTok"/>
     <w:basedOn w:val="VerbatimChar"/>
     <w:rPr>
+      <w:rFonts w:eastAsia="黑体"/>
       <w:color w:val="bc7a00"/>
     </w:rPr>
   </w:style>
@@ -14884,18 +15535,22 @@
     <w:name w:val="AttributeTok"/>
     <w:basedOn w:val="VerbatimChar"/>
     <w:rPr>
+      <w:rFonts w:eastAsia="黑体"/>
       <w:color w:val="7d9029"/>
     </w:rPr>
   </w:style>
   <w:style w:type="character" w:customStyle="1" w:styleId="RegionMarkerTok">
     <w:name w:val="RegionMarkerTok"/>
     <w:basedOn w:val="VerbatimChar"/>
-    <w:rPr/>
+    <w:rPr>
+      <w:rFonts w:eastAsia="黑体"/>
+    </w:rPr>
   </w:style>
   <w:style w:type="character" w:customStyle="1" w:styleId="InformationTok">
     <w:name w:val="InformationTok"/>
     <w:basedOn w:val="VerbatimChar"/>
     <w:rPr>
+      <w:rFonts w:eastAsia="黑体"/>
       <w:b/>
       <w:i/>
       <w:color w:val="60a0b0"/>
@@ -14905,6 +15560,7 @@
     <w:name w:val="WarningTok"/>
     <w:basedOn w:val="VerbatimChar"/>
     <w:rPr>
+      <w:rFonts w:eastAsia="黑体"/>
       <w:b/>
       <w:i/>
       <w:color w:val="60a0b0"/>
@@ -14914,6 +15570,7 @@
     <w:name w:val="AlertTok"/>
     <w:basedOn w:val="VerbatimChar"/>
     <w:rPr>
+      <w:rFonts w:eastAsia="黑体"/>
       <w:b/>
       <w:color w:val="ff0000"/>
     </w:rPr>
@@ -14922,6 +15579,7 @@
     <w:name w:val="ErrorTok"/>
     <w:basedOn w:val="VerbatimChar"/>
     <w:rPr>
+      <w:rFonts w:eastAsia="黑体"/>
       <w:b/>
       <w:color w:val="ff0000"/>
     </w:rPr>
@@ -14929,7 +15587,9 @@
   <w:style w:type="character" w:customStyle="1" w:styleId="NormalTok">
     <w:name w:val="NormalTok"/>
     <w:basedOn w:val="VerbatimChar"/>
-    <w:rPr/>
+    <w:rPr>
+      <w:rFonts w:eastAsia="黑体"/>
+    </w:rPr>
   </w:style>
 </w:styles>
 </file>
@@ -14978,12 +15638,12 @@
     <a:fontScheme name="Office">
       <a:majorFont>
         <a:latin typeface="Calibri"/>
-        <a:ea typeface=""/>
+        <a:ea typeface="黑体"/>
         <a:cs typeface=""/>
         <a:font script="Jpan" typeface="ＭＳ ゴシック"/>
         <a:font script="Hang" typeface="맑은 고딕"/>
-        <a:font script="Hans" typeface="宋体"/>
-        <a:font script="Hant" typeface="新細明體"/>
+        <a:font script="Hans" typeface="黑体"/>
+        <a:font script="Hant" typeface="黑体"/>
         <a:font script="Arab" typeface="Times New Roman"/>
         <a:font script="Hebr" typeface="Times New Roman"/>
         <a:font script="Thai" typeface="Angsana New"/>
@@ -15013,12 +15673,12 @@
       </a:majorFont>
       <a:minorFont>
         <a:latin typeface="Cambria"/>
-        <a:ea typeface=""/>
+        <a:ea typeface="黑体"/>
         <a:cs typeface=""/>
         <a:font script="Jpan" typeface="ＭＳ 明朝"/>
         <a:font script="Hang" typeface="맑은 고딕"/>
-        <a:font script="Hans" typeface="宋体"/>
-        <a:font script="Hant" typeface="新細明體"/>
+        <a:font script="Hans" typeface="黑体"/>
+        <a:font script="Hant" typeface="黑体"/>
         <a:font script="Arab" typeface="Arial"/>
         <a:font script="Hebr" typeface="Arial"/>
         <a:font script="Thai" typeface="Cordia New"/>

--- a/09-通信电路/01-无线收发电路/WiFi收发电路/WiFi收发电路.docx
+++ b/09-通信电路/01-无线收发电路/WiFi收发电路/WiFi收发电路.docx
@@ -2567,7 +2567,7 @@
           <w:color w:val="555555"/>
           <w:sz w:val="21"/>
         </w:rPr>
-        <w:t>材料收集者：杜文杰，WX手机：19519196569，QQ:3478827729</w:t>
+        <w:t>材料收集者：杜文杰，微信/手机：19519196569，QQ:3478827729</w:t>
       </w:r>
     </w:p>
     <w:sectPr>
